--- a/05-数字电路/03-单片机及嵌入式接口/看门狗电路/看门狗电路.docx
+++ b/05-数字电路/03-单片机及嵌入式接口/看门狗电路/看门狗电路.docx
@@ -2025,6 +2025,20 @@
     </w:p>
     <w:bookmarkEnd w:id="26"/>
     <w:bookmarkEnd w:id="27"/>
+    <w:p>
+      <w:pPr>
+        <w:spacing w:before="360"/>
+        <w:jc w:val="center"/>
+      </w:pPr>
+      <w:r>
+        <w:rPr>
+          <w:rFonts w:ascii="Times New Roman" w:hAnsi="Times New Roman"/>
+          <w:color w:val="555555"/>
+          <w:sz w:val="21"/>
+        </w:rPr>
+        <w:t>材料收集者：杜文杰</w:t>
+      </w:r>
+    </w:p>
     <w:sectPr>
       <w:headerReference r:id="rId9" w:type="default"/>
       <w:footerReference r:id="rId10" w:type="default"/>

--- a/05-数字电路/03-单片机及嵌入式接口/看门狗电路/看门狗电路.docx
+++ b/05-数字电路/03-单片机及嵌入式接口/看门狗电路/看门狗电路.docx
@@ -1,6 +1,6 @@
 
 <file path=word/document.xml><?xml version="1.0" encoding="utf-8"?>
-<w:document xmlns:w="http://schemas.openxmlformats.org/wordprocessingml/2006/main" xmlns:m="http://schemas.openxmlformats.org/officeDocument/2006/math" xmlns:r="http://schemas.openxmlformats.org/officeDocument/2006/relationships" xmlns:o="urn:schemas-microsoft-com:office:office" xmlns:v="urn:schemas-microsoft-com:vml" xmlns:w10="urn:schemas-microsoft-com:office:word" xmlns:a="http://schemas.openxmlformats.org/drawingml/2006/main" xmlns:pic="http://schemas.openxmlformats.org/drawingml/2006/picture" xmlns:wp="http://schemas.openxmlformats.org/drawingml/2006/wordprocessingDrawing">
+<w:document xmlns:m="http://schemas.openxmlformats.org/officeDocument/2006/math" xmlns:r="http://schemas.openxmlformats.org/officeDocument/2006/relationships" xmlns:w="http://schemas.openxmlformats.org/wordprocessingml/2006/main" xmlns:o="urn:schemas-microsoft-com:office:office" xmlns:v="urn:schemas-microsoft-com:vml" xmlns:w10="urn:schemas-microsoft-com:office:word" xmlns:a="http://schemas.openxmlformats.org/drawingml/2006/main" xmlns:pic="http://schemas.openxmlformats.org/drawingml/2006/picture" xmlns:wp="http://schemas.openxmlformats.org/drawingml/2006/wordprocessingDrawing">
   <w:body>
     <w:bookmarkStart w:id="27" w:name="看门狗电路"/>
     <w:p>
@@ -9,7 +9,7 @@
       </w:pPr>
       <w:r>
         <w:rPr>
-          <w:rFonts w:hint="eastAsia"/>
+          <w:rFonts w:hint="eastAsia" w:eastAsia="黑体"/>
         </w:rPr>
         <w:t xml:space="preserve">看门狗电路</w:t>
       </w:r>
@@ -21,7 +21,7 @@
       </w:pPr>
       <w:r>
         <w:rPr>
-          <w:rFonts w:hint="eastAsia"/>
+          <w:rFonts w:hint="eastAsia" w:eastAsia="黑体"/>
         </w:rPr>
         <w:t xml:space="preserve">拓扑描述</w:t>
       </w:r>
@@ -32,16 +32,19 @@
       </w:pPr>
       <w:r>
         <w:rPr>
-          <w:rFonts w:hint="eastAsia"/>
+          <w:rFonts w:hint="eastAsia" w:eastAsia="黑体"/>
         </w:rPr>
         <w:t xml:space="preserve">由</w:t>
       </w:r>
       <w:r>
+        <w:rPr>
+          <w:rFonts w:eastAsia="黑体"/>
+        </w:rPr>
         <w:t xml:space="preserve"> </w:t>
       </w:r>
       <w:r>
         <w:rPr>
-          <w:rFonts w:hint="eastAsia"/>
+          <w:rFonts w:hint="eastAsia" w:eastAsia="黑体"/>
           <w:b/>
           <w:bCs/>
         </w:rPr>
@@ -49,24 +52,31 @@
       </w:r>
       <w:r>
         <w:rPr>
-          <w:rFonts w:hint="eastAsia"/>
+          <w:rFonts w:hint="eastAsia" w:eastAsia="黑体"/>
         </w:rPr>
         <w:t xml:space="preserve">（如</w:t>
       </w:r>
       <w:r>
+        <w:rPr>
+          <w:rFonts w:eastAsia="黑体"/>
+        </w:rPr>
         <w:t xml:space="preserve"> </w:t>
       </w:r>
       <w:r>
         <w:rPr>
-          <w:rFonts w:hint="eastAsia"/>
+          <w:rFonts w:hint="eastAsia" w:eastAsia="黑体"/>
         </w:rPr>
         <w:t xml:space="preserve">MAX706/IMP706）或</w:t>
       </w:r>
       <w:r>
+        <w:rPr>
+          <w:rFonts w:eastAsia="黑体"/>
+        </w:rPr>
         <w:t xml:space="preserve"> </w:t>
       </w:r>
       <w:r>
         <w:rPr>
+          <w:rFonts w:eastAsia="黑体"/>
           <w:b/>
           <w:bCs/>
         </w:rPr>
@@ -74,26 +84,33 @@
       </w:r>
       <w:r>
         <w:rPr>
-          <w:rFonts w:hint="eastAsia"/>
+          <w:rFonts w:hint="eastAsia" w:eastAsia="黑体"/>
           <w:b/>
           <w:bCs/>
         </w:rPr>
         <w:t xml:space="preserve">内置看门狗定时器（IWDG/WWDG）</w:t>
       </w:r>
       <w:r>
+        <w:rPr>
+          <w:rFonts w:eastAsia="黑体"/>
+        </w:rPr>
         <w:t xml:space="preserve"> </w:t>
       </w:r>
       <w:r>
         <w:rPr>
-          <w:rFonts w:hint="eastAsia"/>
+          <w:rFonts w:hint="eastAsia" w:eastAsia="黑体"/>
         </w:rPr>
         <w:t xml:space="preserve">与</w:t>
       </w:r>
       <w:r>
+        <w:rPr>
+          <w:rFonts w:eastAsia="黑体"/>
+        </w:rPr>
         <w:t xml:space="preserve"> </w:t>
       </w:r>
       <w:r>
         <w:rPr>
+          <w:rFonts w:eastAsia="黑体"/>
           <w:b/>
           <w:bCs/>
         </w:rPr>
@@ -101,33 +118,39 @@
       </w:r>
       <w:r>
         <w:rPr>
-          <w:rFonts w:hint="eastAsia"/>
+          <w:rFonts w:hint="eastAsia" w:eastAsia="黑体"/>
           <w:b/>
           <w:bCs/>
         </w:rPr>
         <w:t xml:space="preserve">的喂狗（WDI/刷新）引脚及复位引脚</w:t>
       </w:r>
       <w:r>
+        <w:rPr>
+          <w:rFonts w:eastAsia="黑体"/>
+        </w:rPr>
         <w:t xml:space="preserve"> </w:t>
       </w:r>
       <w:r>
         <w:rPr>
-          <w:rFonts w:hint="eastAsia"/>
+          <w:rFonts w:hint="eastAsia" w:eastAsia="黑体"/>
         </w:rPr>
         <w:t xml:space="preserve">相连组成，看门狗芯片常配复位输出与超时定时电阻。电路共有</w:t>
       </w:r>
       <w:r>
+        <w:rPr>
+          <w:rFonts w:eastAsia="黑体"/>
+        </w:rPr>
         <w:t xml:space="preserve"> 4 </w:t>
       </w:r>
       <w:r>
         <w:rPr>
-          <w:rFonts w:hint="eastAsia"/>
+          <w:rFonts w:hint="eastAsia" w:eastAsia="黑体"/>
         </w:rPr>
         <w:t xml:space="preserve">个关键节点：</w:t>
       </w:r>
       <w:r>
         <w:rPr>
-          <w:rFonts w:hint="eastAsia"/>
+          <w:rFonts w:hint="eastAsia" w:eastAsia="黑体"/>
           <w:b/>
           <w:bCs/>
         </w:rPr>
@@ -135,6 +158,7 @@
       </w:r>
       <w:r>
         <w:rPr>
+          <w:rFonts w:eastAsia="黑体"/>
           <w:b/>
           <w:bCs/>
         </w:rPr>
@@ -142,7 +166,7 @@
       </w:r>
       <w:r>
         <w:rPr>
-          <w:rFonts w:hint="eastAsia"/>
+          <w:rFonts w:hint="eastAsia" w:eastAsia="黑体"/>
           <w:b/>
           <w:bCs/>
         </w:rPr>
@@ -150,40 +174,49 @@
       </w:r>
       <w:r>
         <w:rPr>
-          <w:rFonts w:hint="eastAsia"/>
+          <w:rFonts w:hint="eastAsia" w:eastAsia="黑体"/>
         </w:rPr>
         <w:t xml:space="preserve">（MCU</w:t>
       </w:r>
       <w:r>
+        <w:rPr>
+          <w:rFonts w:eastAsia="黑体"/>
+        </w:rPr>
         <w:t xml:space="preserve"> </w:t>
       </w:r>
       <w:r>
         <w:rPr>
-          <w:rFonts w:hint="eastAsia"/>
+          <w:rFonts w:hint="eastAsia" w:eastAsia="黑体"/>
         </w:rPr>
         <w:t xml:space="preserve">的喂狗</w:t>
       </w:r>
       <w:r>
+        <w:rPr>
+          <w:rFonts w:eastAsia="黑体"/>
+        </w:rPr>
         <w:t xml:space="preserve"> GPIO/WDI </w:t>
       </w:r>
       <w:r>
         <w:rPr>
-          <w:rFonts w:hint="eastAsia"/>
+          <w:rFonts w:hint="eastAsia" w:eastAsia="黑体"/>
         </w:rPr>
         <w:t xml:space="preserve">脚与看门狗</w:t>
       </w:r>
       <w:r>
+        <w:rPr>
+          <w:rFonts w:eastAsia="黑体"/>
+        </w:rPr>
         <w:t xml:space="preserve"> WDI </w:t>
       </w:r>
       <w:r>
         <w:rPr>
-          <w:rFonts w:hint="eastAsia"/>
+          <w:rFonts w:hint="eastAsia" w:eastAsia="黑体"/>
         </w:rPr>
         <w:t xml:space="preserve">脚相连）；</w:t>
       </w:r>
       <w:r>
         <w:rPr>
-          <w:rFonts w:hint="eastAsia"/>
+          <w:rFonts w:hint="eastAsia" w:eastAsia="黑体"/>
           <w:b/>
           <w:bCs/>
         </w:rPr>
@@ -191,6 +224,7 @@
       </w:r>
       <w:r>
         <w:rPr>
+          <w:rFonts w:eastAsia="黑体"/>
           <w:b/>
           <w:bCs/>
         </w:rPr>
@@ -198,7 +232,7 @@
       </w:r>
       <w:r>
         <w:rPr>
-          <w:rFonts w:hint="eastAsia"/>
+          <w:rFonts w:hint="eastAsia" w:eastAsia="黑体"/>
           <w:b/>
           <w:bCs/>
         </w:rPr>
@@ -206,31 +240,37 @@
       </w:r>
       <w:r>
         <w:rPr>
-          <w:rFonts w:hint="eastAsia"/>
+          <w:rFonts w:hint="eastAsia" w:eastAsia="黑体"/>
         </w:rPr>
         <w:t xml:space="preserve">（看门狗</w:t>
       </w:r>
       <w:r>
+        <w:rPr>
+          <w:rFonts w:eastAsia="黑体"/>
+        </w:rPr>
         <w:t xml:space="preserve"> RESET </w:t>
       </w:r>
       <w:r>
         <w:rPr>
-          <w:rFonts w:hint="eastAsia"/>
+          <w:rFonts w:hint="eastAsia" w:eastAsia="黑体"/>
         </w:rPr>
         <w:t xml:space="preserve">输出脚与</w:t>
       </w:r>
       <w:r>
+        <w:rPr>
+          <w:rFonts w:eastAsia="黑体"/>
+        </w:rPr>
         <w:t xml:space="preserve"> MCU </w:t>
       </w:r>
       <w:r>
         <w:rPr>
-          <w:rFonts w:hint="eastAsia"/>
+          <w:rFonts w:hint="eastAsia" w:eastAsia="黑体"/>
         </w:rPr>
         <w:t xml:space="preserve">复位脚相连）；</w:t>
       </w:r>
       <w:r>
         <w:rPr>
-          <w:rFonts w:hint="eastAsia"/>
+          <w:rFonts w:hint="eastAsia" w:eastAsia="黑体"/>
           <w:b/>
           <w:bCs/>
         </w:rPr>
@@ -238,6 +278,7 @@
       </w:r>
       <w:r>
         <w:rPr>
+          <w:rFonts w:eastAsia="黑体"/>
           <w:b/>
           <w:bCs/>
         </w:rPr>
@@ -245,7 +286,7 @@
       </w:r>
       <w:r>
         <w:rPr>
-          <w:rFonts w:hint="eastAsia"/>
+          <w:rFonts w:hint="eastAsia" w:eastAsia="黑体"/>
           <w:b/>
           <w:bCs/>
         </w:rPr>
@@ -253,6 +294,7 @@
       </w:r>
       <w:r>
         <w:rPr>
+          <w:rFonts w:eastAsia="黑体"/>
           <w:b/>
           <w:bCs/>
         </w:rPr>
@@ -283,13 +325,13 @@
       </m:oMath>
       <w:r>
         <w:rPr>
-          <w:rFonts w:hint="eastAsia"/>
+          <w:rFonts w:hint="eastAsia" w:eastAsia="黑体"/>
         </w:rPr>
         <w:t xml:space="preserve">；</w:t>
       </w:r>
       <w:r>
         <w:rPr>
-          <w:rFonts w:hint="eastAsia"/>
+          <w:rFonts w:hint="eastAsia" w:eastAsia="黑体"/>
           <w:b/>
           <w:bCs/>
         </w:rPr>
@@ -297,6 +339,7 @@
       </w:r>
       <w:r>
         <w:rPr>
+          <w:rFonts w:eastAsia="黑体"/>
           <w:b/>
           <w:bCs/>
         </w:rPr>
@@ -304,7 +347,7 @@
       </w:r>
       <w:r>
         <w:rPr>
-          <w:rFonts w:hint="eastAsia"/>
+          <w:rFonts w:hint="eastAsia" w:eastAsia="黑体"/>
           <w:b/>
           <w:bCs/>
         </w:rPr>
@@ -312,12 +355,16 @@
       </w:r>
       <w:r>
         <w:rPr>
+          <w:rFonts w:eastAsia="黑体"/>
           <w:b/>
           <w:bCs/>
         </w:rPr>
         <w:t xml:space="preserve"> GND</w:t>
       </w:r>
       <w:r>
+        <w:rPr>
+          <w:rFonts w:eastAsia="黑体"/>
+        </w:rPr>
         <w:t xml:space="preserve">。</w:t>
       </w:r>
     </w:p>
@@ -325,64 +372,82 @@
       <w:pPr/>
       <w:r>
         <w:rPr>
-          <w:rFonts w:hint="eastAsia"/>
+          <w:rFonts w:hint="eastAsia" w:eastAsia="黑体"/>
         </w:rPr>
         <w:t xml:space="preserve">各元件管脚连接（外部看门狗芯片）：</w:t>
       </w:r>
       <w:r>
         <w:rPr>
-          <w:rFonts w:hint="eastAsia"/>
+          <w:rFonts w:hint="eastAsia" w:eastAsia="黑体"/>
           <w:b/>
           <w:bCs/>
         </w:rPr>
         <w:t xml:space="preserve">看门狗芯片（MAX706）</w:t>
       </w:r>
       <w:r>
+        <w:rPr>
+          <w:rFonts w:eastAsia="黑体"/>
+        </w:rPr>
         <w:t xml:space="preserve"> </w:t>
       </w:r>
       <w:r>
         <w:rPr>
-          <w:rFonts w:hint="eastAsia"/>
+          <w:rFonts w:hint="eastAsia" w:eastAsia="黑体"/>
         </w:rPr>
         <w:t xml:space="preserve">的</w:t>
       </w:r>
       <w:r>
+        <w:rPr>
+          <w:rFonts w:eastAsia="黑体"/>
+        </w:rPr>
         <w:t xml:space="preserve"> WDI </w:t>
       </w:r>
       <w:r>
         <w:rPr>
-          <w:rFonts w:hint="eastAsia"/>
+          <w:rFonts w:hint="eastAsia" w:eastAsia="黑体"/>
         </w:rPr>
         <w:t xml:space="preserve">脚接节点①、RESET</w:t>
       </w:r>
       <w:r>
+        <w:rPr>
+          <w:rFonts w:eastAsia="黑体"/>
+        </w:rPr>
         <w:t xml:space="preserve"> </w:t>
       </w:r>
       <w:r>
         <w:rPr>
-          <w:rFonts w:hint="eastAsia"/>
+          <w:rFonts w:hint="eastAsia" w:eastAsia="黑体"/>
         </w:rPr>
         <w:t xml:space="preserve">输出脚接节点②、电源脚</w:t>
       </w:r>
       <w:r>
+        <w:rPr>
+          <w:rFonts w:eastAsia="黑体"/>
+        </w:rPr>
         <w:t xml:space="preserve"> VCC </w:t>
       </w:r>
       <w:r>
         <w:rPr>
-          <w:rFonts w:hint="eastAsia"/>
+          <w:rFonts w:hint="eastAsia" w:eastAsia="黑体"/>
         </w:rPr>
         <w:t xml:space="preserve">接节点③、地脚</w:t>
       </w:r>
       <w:r>
+        <w:rPr>
+          <w:rFonts w:eastAsia="黑体"/>
+        </w:rPr>
         <w:t xml:space="preserve"> GND </w:t>
       </w:r>
       <w:r>
         <w:rPr>
-          <w:rFonts w:hint="eastAsia"/>
+          <w:rFonts w:hint="eastAsia" w:eastAsia="黑体"/>
         </w:rPr>
         <w:t xml:space="preserve">接节点④，其定时脚接定时电阻</w:t>
       </w:r>
       <w:r>
+        <w:rPr>
+          <w:rFonts w:eastAsia="黑体"/>
+        </w:rPr>
         <w:t xml:space="preserve"> </w:t>
       </w:r>
       <m:oMath>
@@ -407,11 +472,14 @@
       </m:oMath>
       <w:r>
         <w:rPr>
-          <w:rFonts w:hint="eastAsia"/>
+          <w:rFonts w:hint="eastAsia" w:eastAsia="黑体"/>
         </w:rPr>
         <w:t xml:space="preserve">/定时电容，决定超时</w:t>
       </w:r>
       <w:r>
+        <w:rPr>
+          <w:rFonts w:eastAsia="黑体"/>
+        </w:rPr>
         <w:t xml:space="preserve"> </w:t>
       </w:r>
       <m:oMath>
@@ -490,103 +558,135 @@
       </m:oMath>
       <w:r>
         <w:rPr>
-          <w:rFonts w:hint="eastAsia"/>
+          <w:rFonts w:hint="eastAsia" w:eastAsia="黑体"/>
         </w:rPr>
         <w:t xml:space="preserve">；</w:t>
       </w:r>
       <w:r>
         <w:rPr>
+          <w:rFonts w:eastAsia="黑体"/>
           <w:b/>
           <w:bCs/>
         </w:rPr>
         <w:t xml:space="preserve">MCU</w:t>
       </w:r>
       <w:r>
+        <w:rPr>
+          <w:rFonts w:eastAsia="黑体"/>
+        </w:rPr>
         <w:t xml:space="preserve"> </w:t>
       </w:r>
       <w:r>
         <w:rPr>
-          <w:rFonts w:hint="eastAsia"/>
+          <w:rFonts w:hint="eastAsia" w:eastAsia="黑体"/>
         </w:rPr>
         <w:t xml:space="preserve">的喂狗</w:t>
       </w:r>
       <w:r>
+        <w:rPr>
+          <w:rFonts w:eastAsia="黑体"/>
+        </w:rPr>
         <w:t xml:space="preserve"> GPIO </w:t>
       </w:r>
       <w:r>
         <w:rPr>
-          <w:rFonts w:hint="eastAsia"/>
+          <w:rFonts w:hint="eastAsia" w:eastAsia="黑体"/>
         </w:rPr>
         <w:t xml:space="preserve">脚接节点①、复位脚</w:t>
       </w:r>
       <w:r>
+        <w:rPr>
+          <w:rFonts w:eastAsia="黑体"/>
+        </w:rPr>
         <w:t xml:space="preserve"> RESET </w:t>
       </w:r>
       <w:r>
         <w:rPr>
-          <w:rFonts w:hint="eastAsia"/>
+          <w:rFonts w:hint="eastAsia" w:eastAsia="黑体"/>
         </w:rPr>
         <w:t xml:space="preserve">接节点②、电源脚</w:t>
       </w:r>
       <w:r>
+        <w:rPr>
+          <w:rFonts w:eastAsia="黑体"/>
+        </w:rPr>
         <w:t xml:space="preserve"> VDD </w:t>
       </w:r>
       <w:r>
         <w:rPr>
-          <w:rFonts w:hint="eastAsia"/>
+          <w:rFonts w:hint="eastAsia" w:eastAsia="黑体"/>
         </w:rPr>
         <w:t xml:space="preserve">接节点③、地脚</w:t>
       </w:r>
       <w:r>
+        <w:rPr>
+          <w:rFonts w:eastAsia="黑体"/>
+        </w:rPr>
         <w:t xml:space="preserve"> GND </w:t>
       </w:r>
       <w:r>
         <w:rPr>
-          <w:rFonts w:hint="eastAsia"/>
+          <w:rFonts w:hint="eastAsia" w:eastAsia="黑体"/>
         </w:rPr>
         <w:t xml:space="preserve">接节点④。MCU</w:t>
       </w:r>
       <w:r>
+        <w:rPr>
+          <w:rFonts w:eastAsia="黑体"/>
+        </w:rPr>
         <w:t xml:space="preserve"> </w:t>
       </w:r>
       <w:r>
         <w:rPr>
-          <w:rFonts w:hint="eastAsia"/>
+          <w:rFonts w:hint="eastAsia" w:eastAsia="黑体"/>
         </w:rPr>
         <w:t xml:space="preserve">在节点①</w:t>
       </w:r>
       <w:r>
+        <w:rPr>
+          <w:rFonts w:eastAsia="黑体"/>
+        </w:rPr>
         <w:t xml:space="preserve"> </w:t>
       </w:r>
       <w:r>
         <w:rPr>
-          <w:rFonts w:hint="eastAsia"/>
+          <w:rFonts w:hint="eastAsia" w:eastAsia="黑体"/>
         </w:rPr>
         <w:t xml:space="preserve">上周期性发送”喂狗”脉冲刷新看门狗定时器；若程序异常停止喂狗，定时器计数溢出，看门狗在节点②</w:t>
       </w:r>
       <w:r>
+        <w:rPr>
+          <w:rFonts w:eastAsia="黑体"/>
+        </w:rPr>
         <w:t xml:space="preserve"> </w:t>
       </w:r>
       <w:r>
         <w:rPr>
-          <w:rFonts w:hint="eastAsia"/>
+          <w:rFonts w:hint="eastAsia" w:eastAsia="黑体"/>
         </w:rPr>
         <w:t xml:space="preserve">上拉低/翻转复位输出，使</w:t>
       </w:r>
       <w:r>
+        <w:rPr>
+          <w:rFonts w:eastAsia="黑体"/>
+        </w:rPr>
         <w:t xml:space="preserve"> MCU </w:t>
       </w:r>
       <w:r>
         <w:rPr>
-          <w:rFonts w:hint="eastAsia"/>
+          <w:rFonts w:hint="eastAsia" w:eastAsia="黑体"/>
         </w:rPr>
         <w:t xml:space="preserve">复位。若用</w:t>
       </w:r>
       <w:r>
+        <w:rPr>
+          <w:rFonts w:eastAsia="黑体"/>
+        </w:rPr>
         <w:t xml:space="preserve"> </w:t>
       </w:r>
       <w:r>
         <w:rPr>
+          <w:rFonts w:eastAsia="黑体"/>
           <w:b/>
           <w:bCs/>
         </w:rPr>
@@ -594,7 +694,7 @@
       </w:r>
       <w:r>
         <w:rPr>
-          <w:rFonts w:hint="eastAsia"/>
+          <w:rFonts w:hint="eastAsia" w:eastAsia="黑体"/>
           <w:b/>
           <w:bCs/>
         </w:rPr>
@@ -602,6 +702,7 @@
       </w:r>
       <w:r>
         <w:rPr>
+          <w:rFonts w:eastAsia="黑体"/>
           <w:b/>
           <w:bCs/>
         </w:rPr>
@@ -609,7 +710,7 @@
       </w:r>
       <w:r>
         <w:rPr>
-          <w:rFonts w:hint="eastAsia"/>
+          <w:rFonts w:hint="eastAsia" w:eastAsia="黑体"/>
         </w:rPr>
         <w:t xml:space="preserve">，则不接外部芯片，仅内部配置时钟源、使能位与预分频，由内部计数器溢出触发系统复位。</w:t>
       </w:r>
@@ -618,16 +719,19 @@
       <w:pPr/>
       <w:r>
         <w:rPr>
-          <w:rFonts w:hint="eastAsia"/>
+          <w:rFonts w:hint="eastAsia" w:eastAsia="黑体"/>
         </w:rPr>
         <w:t xml:space="preserve">由此构成”MCU</w:t>
       </w:r>
       <w:r>
+        <w:rPr>
+          <w:rFonts w:eastAsia="黑体"/>
+        </w:rPr>
         <w:t xml:space="preserve"> </w:t>
       </w:r>
       <w:r>
         <w:rPr>
-          <w:rFonts w:hint="eastAsia"/>
+          <w:rFonts w:hint="eastAsia" w:eastAsia="黑体"/>
         </w:rPr>
         <w:t xml:space="preserve">周期喂狗刷新定时器、程序跑飞/死机时定时器溢出触发复位”的看门狗组态，用于监测程序运行并在异常时自动复位系统。</w:t>
       </w:r>
@@ -640,7 +744,7 @@
       </w:pPr>
       <w:r>
         <w:rPr>
-          <w:rFonts w:hint="eastAsia"/>
+          <w:rFonts w:hint="eastAsia" w:eastAsia="黑体"/>
         </w:rPr>
         <w:t xml:space="preserve">工作原理</w:t>
       </w:r>
@@ -650,20 +754,26 @@
         <w:pStyle w:val="FirstParagraph"/>
       </w:pPr>
       <w:r>
+        <w:rPr>
+          <w:rFonts w:eastAsia="黑体"/>
+        </w:rPr>
         <w:t xml:space="preserve">MCU </w:t>
       </w:r>
       <w:r>
         <w:rPr>
-          <w:rFonts w:hint="eastAsia"/>
+          <w:rFonts w:hint="eastAsia" w:eastAsia="黑体"/>
         </w:rPr>
         <w:t xml:space="preserve">正常运行期间周期性向看门狗发送“喂狗”脉冲（刷新定时器）；若程序异常停止喂狗，看门狗定时器计数溢出，其复位输出使</w:t>
       </w:r>
       <w:r>
+        <w:rPr>
+          <w:rFonts w:eastAsia="黑体"/>
+        </w:rPr>
         <w:t xml:space="preserve"> MCU </w:t>
       </w:r>
       <w:r>
         <w:rPr>
-          <w:rFonts w:hint="eastAsia"/>
+          <w:rFonts w:hint="eastAsia" w:eastAsia="黑体"/>
         </w:rPr>
         <w:t xml:space="preserve">复位，从而把系统从死机中恢复。</w:t>
       </w:r>
@@ -676,7 +786,7 @@
       </w:pPr>
       <w:r>
         <w:rPr>
-          <w:rFonts w:hint="eastAsia"/>
+          <w:rFonts w:hint="eastAsia" w:eastAsia="黑体"/>
         </w:rPr>
         <w:t xml:space="preserve">关键计算公式</w:t>
       </w:r>
@@ -690,7 +800,7 @@
       </w:pPr>
       <w:r>
         <w:rPr>
-          <w:rFonts w:hint="eastAsia"/>
+          <w:rFonts w:hint="eastAsia" w:eastAsia="黑体"/>
         </w:rPr>
         <w:t xml:space="preserve">看门狗超时时间（以内部计数器分频为例）：</w:t>
       </w:r>
@@ -805,7 +915,7 @@
       </w:pPr>
       <w:r>
         <w:rPr>
-          <w:rFonts w:hint="eastAsia"/>
+          <w:rFonts w:hint="eastAsia" w:eastAsia="黑体"/>
         </w:rPr>
         <w:t xml:space="preserve">喂狗周期需满足：</w:t>
       </w:r>
@@ -889,7 +999,7 @@
       </w:pPr>
       <w:r>
         <w:rPr>
-          <w:rFonts w:hint="eastAsia"/>
+          <w:rFonts w:hint="eastAsia" w:eastAsia="黑体"/>
         </w:rPr>
         <w:t xml:space="preserve">定时电阻决定的超时（部分芯片）：</w:t>
       </w:r>
@@ -1010,7 +1120,7 @@
             </w:pPr>
             <w:r>
               <w:rPr>
-                <w:rFonts w:hint="eastAsia"/>
+                <w:rFonts w:hint="eastAsia" w:eastAsia="黑体"/>
               </w:rPr>
               <w:t xml:space="preserve">符号</w:t>
             </w:r>
@@ -1024,7 +1134,7 @@
             </w:pPr>
             <w:r>
               <w:rPr>
-                <w:rFonts w:hint="eastAsia"/>
+                <w:rFonts w:hint="eastAsia" w:eastAsia="黑体"/>
               </w:rPr>
               <w:t xml:space="preserve">含义</w:t>
             </w:r>
@@ -1038,7 +1148,7 @@
             </w:pPr>
             <w:r>
               <w:rPr>
-                <w:rFonts w:hint="eastAsia"/>
+                <w:rFonts w:hint="eastAsia" w:eastAsia="黑体"/>
               </w:rPr>
               <w:t xml:space="preserve">单位</w:t>
             </w:r>
@@ -1085,6 +1195,9 @@
               </m:sSub>
             </m:oMath>
             <w:r>
+              <w:rPr>
+                <w:rFonts w:eastAsia="黑体"/>
+              </w:rPr>
               <w:t xml:space="preserve">​</w:t>
             </w:r>
           </w:p>
@@ -1097,7 +1210,7 @@
             </w:pPr>
             <w:r>
               <w:rPr>
-                <w:rFonts w:hint="eastAsia"/>
+                <w:rFonts w:hint="eastAsia" w:eastAsia="黑体"/>
               </w:rPr>
               <w:t xml:space="preserve">看门狗超时时间</w:t>
             </w:r>
@@ -1110,6 +1223,9 @@
               <w:pStyle w:val="Compact"/>
             </w:pPr>
             <w:r>
+              <w:rPr>
+                <w:rFonts w:eastAsia="黑体"/>
+              </w:rPr>
               <w:t xml:space="preserve">s</w:t>
             </w:r>
           </w:p>
@@ -1128,6 +1244,9 @@
               </m:r>
             </m:oMath>
             <w:r>
+              <w:rPr>
+                <w:rFonts w:eastAsia="黑体"/>
+              </w:rPr>
               <w:t xml:space="preserve">​</w:t>
             </w:r>
           </w:p>
@@ -1140,7 +1259,7 @@
             </w:pPr>
             <w:r>
               <w:rPr>
-                <w:rFonts w:hint="eastAsia"/>
+                <w:rFonts w:hint="eastAsia" w:eastAsia="黑体"/>
               </w:rPr>
               <w:t xml:space="preserve">计数器位数</w:t>
             </w:r>
@@ -1153,6 +1272,9 @@
               <w:pStyle w:val="Compact"/>
             </w:pPr>
             <w:r>
+              <w:rPr>
+                <w:rFonts w:eastAsia="黑体"/>
+              </w:rPr>
               <w:t xml:space="preserve">—</w:t>
             </w:r>
           </w:p>
@@ -1186,6 +1308,9 @@
               </m:sSub>
             </m:oMath>
             <w:r>
+              <w:rPr>
+                <w:rFonts w:eastAsia="黑体"/>
+              </w:rPr>
               <w:t xml:space="preserve">​</w:t>
             </w:r>
           </w:p>
@@ -1198,7 +1323,7 @@
             </w:pPr>
             <w:r>
               <w:rPr>
-                <w:rFonts w:hint="eastAsia"/>
+                <w:rFonts w:hint="eastAsia" w:eastAsia="黑体"/>
               </w:rPr>
               <w:t xml:space="preserve">看门狗时钟频率</w:t>
             </w:r>
@@ -1211,6 +1336,9 @@
               <w:pStyle w:val="Compact"/>
             </w:pPr>
             <w:r>
+              <w:rPr>
+                <w:rFonts w:eastAsia="黑体"/>
+              </w:rPr>
               <w:t xml:space="preserve">Hz</w:t>
             </w:r>
           </w:p>
@@ -1247,6 +1375,9 @@
               </m:sSub>
             </m:oMath>
             <w:r>
+              <w:rPr>
+                <w:rFonts w:eastAsia="黑体"/>
+              </w:rPr>
               <w:t xml:space="preserve">​</w:t>
             </w:r>
           </w:p>
@@ -1259,7 +1390,7 @@
             </w:pPr>
             <w:r>
               <w:rPr>
-                <w:rFonts w:hint="eastAsia"/>
+                <w:rFonts w:hint="eastAsia" w:eastAsia="黑体"/>
               </w:rPr>
               <w:t xml:space="preserve">喂狗周期</w:t>
             </w:r>
@@ -1272,6 +1403,9 @@
               <w:pStyle w:val="Compact"/>
             </w:pPr>
             <w:r>
+              <w:rPr>
+                <w:rFonts w:eastAsia="黑体"/>
+              </w:rPr>
               <w:t xml:space="preserve">s</w:t>
             </w:r>
           </w:p>
@@ -1305,6 +1439,9 @@
               </m:sSub>
             </m:oMath>
             <w:r>
+              <w:rPr>
+                <w:rFonts w:eastAsia="黑体"/>
+              </w:rPr>
               <w:t xml:space="preserve">​</w:t>
             </w:r>
           </w:p>
@@ -1317,7 +1454,7 @@
             </w:pPr>
             <w:r>
               <w:rPr>
-                <w:rFonts w:hint="eastAsia"/>
+                <w:rFonts w:hint="eastAsia" w:eastAsia="黑体"/>
               </w:rPr>
               <w:t xml:space="preserve">定时电阻</w:t>
             </w:r>
@@ -1330,6 +1467,9 @@
               <w:pStyle w:val="Compact"/>
             </w:pPr>
             <w:r>
+              <w:rPr>
+                <w:rFonts w:eastAsia="黑体"/>
+              </w:rPr>
               <w:t xml:space="preserve">Ω</w:t>
             </w:r>
           </w:p>
@@ -1344,7 +1484,7 @@
       </w:pPr>
       <w:r>
         <w:rPr>
-          <w:rFonts w:hint="eastAsia"/>
+          <w:rFonts w:hint="eastAsia" w:eastAsia="黑体"/>
         </w:rPr>
         <w:t xml:space="preserve">元件调整影响</w:t>
       </w:r>
@@ -1359,21 +1499,27 @@
       </w:pPr>
       <w:r>
         <w:rPr>
-          <w:rFonts w:hint="eastAsia"/>
+          <w:rFonts w:hint="eastAsia" w:eastAsia="黑体"/>
           <w:b/>
           <w:bCs/>
         </w:rPr>
         <w:t xml:space="preserve">超时时间↑</w:t>
       </w:r>
       <w:r>
+        <w:rPr>
+          <w:rFonts w:eastAsia="黑体"/>
+        </w:rPr>
         <w:t xml:space="preserve"> </w:t>
       </w:r>
       <w:r>
+        <w:rPr>
+          <w:rFonts w:eastAsia="黑体"/>
+        </w:rPr>
         <w:t xml:space="preserve">→ </w:t>
       </w:r>
       <w:r>
         <w:rPr>
-          <w:rFonts w:hint="eastAsia"/>
+          <w:rFonts w:hint="eastAsia" w:eastAsia="黑体"/>
         </w:rPr>
         <w:t xml:space="preserve">允许更长时间不喂狗、对程序时序要求宽松，但恢复死机变慢。</w:t>
       </w:r>
@@ -1388,21 +1534,27 @@
       </w:pPr>
       <w:r>
         <w:rPr>
-          <w:rFonts w:hint="eastAsia"/>
+          <w:rFonts w:hint="eastAsia" w:eastAsia="黑体"/>
           <w:b/>
           <w:bCs/>
         </w:rPr>
         <w:t xml:space="preserve">超时时间↓</w:t>
       </w:r>
       <w:r>
+        <w:rPr>
+          <w:rFonts w:eastAsia="黑体"/>
+        </w:rPr>
         <w:t xml:space="preserve"> </w:t>
       </w:r>
       <w:r>
+        <w:rPr>
+          <w:rFonts w:eastAsia="黑体"/>
+        </w:rPr>
         <w:t xml:space="preserve">→ </w:t>
       </w:r>
       <w:r>
         <w:rPr>
-          <w:rFonts w:hint="eastAsia"/>
+          <w:rFonts w:hint="eastAsia" w:eastAsia="黑体"/>
         </w:rPr>
         <w:t xml:space="preserve">死机恢复更快，但对喂狗周期要求苛刻，易误复位。</w:t>
       </w:r>
@@ -1417,21 +1569,27 @@
       </w:pPr>
       <w:r>
         <w:rPr>
-          <w:rFonts w:hint="eastAsia"/>
+          <w:rFonts w:hint="eastAsia" w:eastAsia="黑体"/>
           <w:b/>
           <w:bCs/>
         </w:rPr>
         <w:t xml:space="preserve">喂狗周期过长/遗忘喂狗</w:t>
       </w:r>
       <w:r>
+        <w:rPr>
+          <w:rFonts w:eastAsia="黑体"/>
+        </w:rPr>
         <w:t xml:space="preserve"> </w:t>
       </w:r>
       <w:r>
+        <w:rPr>
+          <w:rFonts w:eastAsia="黑体"/>
+        </w:rPr>
         <w:t xml:space="preserve">→ </w:t>
       </w:r>
       <w:r>
         <w:rPr>
-          <w:rFonts w:hint="eastAsia"/>
+          <w:rFonts w:hint="eastAsia" w:eastAsia="黑体"/>
         </w:rPr>
         <w:t xml:space="preserve">超过超时时间后系统被强制复位。</w:t>
       </w:r>
@@ -1446,21 +1604,27 @@
       </w:pPr>
       <w:r>
         <w:rPr>
-          <w:rFonts w:hint="eastAsia"/>
+          <w:rFonts w:hint="eastAsia" w:eastAsia="黑体"/>
           <w:b/>
           <w:bCs/>
         </w:rPr>
         <w:t xml:space="preserve">看门狗时钟频率改变</w:t>
       </w:r>
       <w:r>
+        <w:rPr>
+          <w:rFonts w:eastAsia="黑体"/>
+        </w:rPr>
         <w:t xml:space="preserve"> </w:t>
       </w:r>
       <w:r>
+        <w:rPr>
+          <w:rFonts w:eastAsia="黑体"/>
+        </w:rPr>
         <w:t xml:space="preserve">→ </w:t>
       </w:r>
       <w:r>
         <w:rPr>
-          <w:rFonts w:hint="eastAsia"/>
+          <w:rFonts w:hint="eastAsia" w:eastAsia="黑体"/>
         </w:rPr>
         <w:t xml:space="preserve">直接线性改变超时时间。</w:t>
       </w:r>
@@ -1473,7 +1637,7 @@
       </w:pPr>
       <w:r>
         <w:rPr>
-          <w:rFonts w:hint="eastAsia"/>
+          <w:rFonts w:hint="eastAsia" w:eastAsia="黑体"/>
         </w:rPr>
         <w:t xml:space="preserve">典型参数示例</w:t>
       </w:r>
@@ -1488,11 +1652,14 @@
       </w:pPr>
       <w:r>
         <w:rPr>
-          <w:rFonts w:hint="eastAsia"/>
+          <w:rFonts w:hint="eastAsia" w:eastAsia="黑体"/>
         </w:rPr>
         <w:t xml:space="preserve">取</w:t>
       </w:r>
       <w:r>
+        <w:rPr>
+          <w:rFonts w:eastAsia="黑体"/>
+        </w:rPr>
         <w:t xml:space="preserve"> </w:t>
       </w:r>
       <m:oMath>
@@ -1510,15 +1677,21 @@
         </m:r>
       </m:oMath>
       <w:r>
+        <w:rPr>
+          <w:rFonts w:eastAsia="黑体"/>
+        </w:rPr>
         <w:t xml:space="preserve"> </w:t>
       </w:r>
       <w:r>
         <w:rPr>
-          <w:rFonts w:hint="eastAsia"/>
+          <w:rFonts w:hint="eastAsia" w:eastAsia="黑体"/>
         </w:rPr>
         <w:t xml:space="preserve">位计数器、预分频系数</w:t>
       </w:r>
       <w:r>
+        <w:rPr>
+          <w:rFonts w:eastAsia="黑体"/>
+        </w:rPr>
         <w:t xml:space="preserve"> 64、</w:t>
       </w:r>
       <m:oMath>
@@ -1562,7 +1735,7 @@
       </m:oMath>
       <w:r>
         <w:rPr>
-          <w:rFonts w:hint="eastAsia"/>
+          <w:rFonts w:hint="eastAsia" w:eastAsia="黑体"/>
         </w:rPr>
         <w:t xml:space="preserve">：</w:t>
       </w:r>
@@ -1675,6 +1848,9 @@
         </m:r>
       </m:oMath>
       <w:r>
+        <w:rPr>
+          <w:rFonts w:eastAsia="黑体"/>
+        </w:rPr>
         <w:t xml:space="preserve">。</w:t>
       </w:r>
     </w:p>
@@ -1688,11 +1864,14 @@
       </w:pPr>
       <w:r>
         <w:rPr>
-          <w:rFonts w:hint="eastAsia"/>
+          <w:rFonts w:hint="eastAsia" w:eastAsia="黑体"/>
         </w:rPr>
         <w:t xml:space="preserve">若要求超时</w:t>
       </w:r>
       <w:r>
+        <w:rPr>
+          <w:rFonts w:eastAsia="黑体"/>
+        </w:rPr>
         <w:t xml:space="preserve"> </w:t>
       </w:r>
       <m:oMath>
@@ -1748,11 +1927,14 @@
       </m:oMath>
       <w:r>
         <w:rPr>
-          <w:rFonts w:hint="eastAsia"/>
+          <w:rFonts w:hint="eastAsia" w:eastAsia="黑体"/>
         </w:rPr>
         <w:t xml:space="preserve">，应保证</w:t>
       </w:r>
       <w:r>
+        <w:rPr>
+          <w:rFonts w:eastAsia="黑体"/>
+        </w:rPr>
         <w:t xml:space="preserve"> </w:t>
       </w:r>
       <m:oMath>
@@ -1799,11 +1981,14 @@
       </m:oMath>
       <w:r>
         <w:rPr>
-          <w:rFonts w:hint="eastAsia"/>
+          <w:rFonts w:hint="eastAsia" w:eastAsia="黑体"/>
         </w:rPr>
         <w:t xml:space="preserve">，常见设置喂狗周期为</w:t>
       </w:r>
       <w:r>
+        <w:rPr>
+          <w:rFonts w:eastAsia="黑体"/>
+        </w:rPr>
         <w:t xml:space="preserve"> 1 s。</w:t>
       </w:r>
     </w:p>
@@ -1815,7 +2000,7 @@
       </w:pPr>
       <w:r>
         <w:rPr>
-          <w:rFonts w:hint="eastAsia"/>
+          <w:rFonts w:hint="eastAsia" w:eastAsia="黑体"/>
         </w:rPr>
         <w:t xml:space="preserve">常见器件型号</w:t>
       </w:r>
@@ -1830,7 +2015,7 @@
       </w:pPr>
       <w:r>
         <w:rPr>
-          <w:rFonts w:hint="eastAsia"/>
+          <w:rFonts w:hint="eastAsia" w:eastAsia="黑体"/>
         </w:rPr>
         <w:t xml:space="preserve">看门狗芯片：MAX706、MAX708、IMP706、TPS3823。</w:t>
       </w:r>
@@ -1844,24 +2029,33 @@
         </w:numPr>
       </w:pPr>
       <w:r>
+        <w:rPr>
+          <w:rFonts w:eastAsia="黑体"/>
+        </w:rPr>
         <w:t xml:space="preserve">MCU </w:t>
       </w:r>
       <w:r>
         <w:rPr>
-          <w:rFonts w:hint="eastAsia"/>
+          <w:rFonts w:hint="eastAsia" w:eastAsia="黑体"/>
         </w:rPr>
         <w:t xml:space="preserve">内置：STM32</w:t>
       </w:r>
       <w:r>
+        <w:rPr>
+          <w:rFonts w:eastAsia="黑体"/>
+        </w:rPr>
         <w:t xml:space="preserve"> </w:t>
       </w:r>
       <w:r>
         <w:rPr>
-          <w:rFonts w:hint="eastAsia"/>
+          <w:rFonts w:hint="eastAsia" w:eastAsia="黑体"/>
         </w:rPr>
         <w:t xml:space="preserve">的</w:t>
       </w:r>
       <w:r>
+        <w:rPr>
+          <w:rFonts w:eastAsia="黑体"/>
+        </w:rPr>
         <w:t xml:space="preserve"> IWDG/WWDG。</w:t>
       </w:r>
     </w:p>
@@ -1875,7 +2069,7 @@
       </w:pPr>
       <w:r>
         <w:rPr>
-          <w:rFonts w:hint="eastAsia"/>
+          <w:rFonts w:hint="eastAsia" w:eastAsia="黑体"/>
         </w:rPr>
         <w:t xml:space="preserve">阻容/晶振配套：按手册选择定时电容或时钟。</w:t>
       </w:r>
@@ -1888,7 +2082,7 @@
       </w:pPr>
       <w:r>
         <w:rPr>
-          <w:rFonts w:hint="eastAsia"/>
+          <w:rFonts w:hint="eastAsia" w:eastAsia="黑体"/>
         </w:rPr>
         <w:t xml:space="preserve">注意事项</w:t>
       </w:r>
@@ -1903,7 +2097,7 @@
       </w:pPr>
       <w:r>
         <w:rPr>
-          <w:rFonts w:hint="eastAsia"/>
+          <w:rFonts w:hint="eastAsia" w:eastAsia="黑体"/>
         </w:rPr>
         <w:t xml:space="preserve">喂狗动作应放在主程序的关键执行路径上，确保程序正常时才喂狗。</w:t>
       </w:r>
@@ -1918,7 +2112,7 @@
       </w:pPr>
       <w:r>
         <w:rPr>
-          <w:rFonts w:hint="eastAsia"/>
+          <w:rFonts w:hint="eastAsia" w:eastAsia="黑体"/>
         </w:rPr>
         <w:t xml:space="preserve">避免在中断服务程序里喂狗，否则主程序死机时仍可能被持续喂狗而失效。</w:t>
       </w:r>
@@ -1933,7 +2127,7 @@
       </w:pPr>
       <w:r>
         <w:rPr>
-          <w:rFonts w:hint="eastAsia"/>
+          <w:rFonts w:hint="eastAsia" w:eastAsia="黑体"/>
         </w:rPr>
         <w:t xml:space="preserve">超时时间需略大于最坏情况下的任务执行时间，防止误复位。</w:t>
       </w:r>
@@ -1948,7 +2142,7 @@
       </w:pPr>
       <w:r>
         <w:rPr>
-          <w:rFonts w:hint="eastAsia"/>
+          <w:rFonts w:hint="eastAsia" w:eastAsia="黑体"/>
         </w:rPr>
         <w:t xml:space="preserve">内置看门狗需正确配置时钟源与使能位，且进入低功耗时注意看门狗行为。</w:t>
       </w:r>
@@ -1961,7 +2155,7 @@
       </w:pPr>
       <w:r>
         <w:rPr>
-          <w:rFonts w:hint="eastAsia"/>
+          <w:rFonts w:hint="eastAsia" w:eastAsia="黑体"/>
         </w:rPr>
         <w:t xml:space="preserve">参考资料</w:t>
       </w:r>
@@ -1975,6 +2169,9 @@
         </w:numPr>
       </w:pPr>
       <w:r>
+        <w:rPr>
+          <w:rFonts w:eastAsia="黑体"/>
+        </w:rPr>
         <w:t xml:space="preserve">Wikipedia: Watchdog timer。</w:t>
       </w:r>
     </w:p>
@@ -1987,11 +2184,14 @@
         </w:numPr>
       </w:pPr>
       <w:r>
+        <w:rPr>
+          <w:rFonts w:eastAsia="黑体"/>
+        </w:rPr>
         <w:t xml:space="preserve">MAX706 </w:t>
       </w:r>
       <w:r>
         <w:rPr>
-          <w:rFonts w:hint="eastAsia"/>
+          <w:rFonts w:hint="eastAsia" w:eastAsia="黑体"/>
         </w:rPr>
         <w:t xml:space="preserve">数据手册（Maxim/onsemi）。</w:t>
       </w:r>
@@ -2005,20 +2205,26 @@
         </w:numPr>
       </w:pPr>
       <w:r>
+        <w:rPr>
+          <w:rFonts w:eastAsia="黑体"/>
+        </w:rPr>
         <w:t xml:space="preserve">STM32 </w:t>
       </w:r>
       <w:r>
         <w:rPr>
-          <w:rFonts w:hint="eastAsia"/>
+          <w:rFonts w:hint="eastAsia" w:eastAsia="黑体"/>
         </w:rPr>
         <w:t xml:space="preserve">参考手册（IWDG/WWDG</w:t>
       </w:r>
       <w:r>
+        <w:rPr>
+          <w:rFonts w:eastAsia="黑体"/>
+        </w:rPr>
         <w:t xml:space="preserve"> </w:t>
       </w:r>
       <w:r>
         <w:rPr>
-          <w:rFonts w:hint="eastAsia"/>
+          <w:rFonts w:hint="eastAsia" w:eastAsia="黑体"/>
         </w:rPr>
         <w:t xml:space="preserve">章节）。</w:t>
       </w:r>
@@ -2032,11 +2238,11 @@
       </w:pPr>
       <w:r>
         <w:rPr>
-          <w:rFonts w:ascii="Times New Roman" w:hAnsi="Times New Roman"/>
+          <w:rFonts w:ascii="Times New Roman" w:hAnsi="Times New Roman" w:eastAsia="黑体"/>
           <w:color w:val="555555"/>
           <w:sz w:val="21"/>
         </w:rPr>
-        <w:t>材料收集者：杜文杰</w:t>
+        <w:t>材料收集者：杜文杰，WX手机：19519196569，QQ:3478827729</w:t>
       </w:r>
     </w:p>
     <w:sectPr>
@@ -2056,7 +2262,7 @@
 </file>
 
 <file path=word/footer1.xml><?xml version="1.0" encoding="utf-8"?>
-<w:ftr xmlns:m="http://schemas.openxmlformats.org/officeDocument/2006/math" xmlns:mc="http://schemas.openxmlformats.org/markup-compatibility/2006" xmlns:mo="http://schemas.microsoft.com/office/mac/office/2008/main" xmlns:mv="urn:schemas-microsoft-com:mac:vml" xmlns:o="urn:schemas-microsoft-com:office:office" xmlns:r="http://schemas.openxmlformats.org/officeDocument/2006/relationships" xmlns:v="urn:schemas-microsoft-com:vml" xmlns:w10="urn:schemas-microsoft-com:office:word" xmlns:w14="http://schemas.microsoft.com/office/word/2010/wordml" xmlns:w="http://schemas.openxmlformats.org/wordprocessingml/2006/main" xmlns:wne="http://schemas.microsoft.com/office/word/2006/wordml" xmlns:wp14="http://schemas.microsoft.com/office/word/2010/wordprocessingDrawing" xmlns:wp="http://schemas.openxmlformats.org/drawingml/2006/wordprocessingDrawing" xmlns:wpc="http://schemas.microsoft.com/office/word/2010/wordprocessingCanvas" xmlns:wpg="http://schemas.microsoft.com/office/word/2010/wordprocessingGroup" xmlns:wpi="http://schemas.microsoft.com/office/word/2010/wordprocessingInk" xmlns:wps="http://schemas.microsoft.com/office/word/2010/wordprocessingShape" mc:Ignorable="w14 wp14">
+<w:ftr xmlns:mc="http://schemas.openxmlformats.org/markup-compatibility/2006" xmlns:w="http://schemas.openxmlformats.org/wordprocessingml/2006/main" xmlns:m="http://schemas.openxmlformats.org/officeDocument/2006/math" xmlns:mo="http://schemas.microsoft.com/office/mac/office/2008/main" xmlns:mv="urn:schemas-microsoft-com:mac:vml" xmlns:o="urn:schemas-microsoft-com:office:office" xmlns:r="http://schemas.openxmlformats.org/officeDocument/2006/relationships" xmlns:v="urn:schemas-microsoft-com:vml" xmlns:w10="urn:schemas-microsoft-com:office:word" xmlns:w14="http://schemas.microsoft.com/office/word/2010/wordml" xmlns:wne="http://schemas.microsoft.com/office/word/2006/wordml" xmlns:wp14="http://schemas.microsoft.com/office/word/2010/wordprocessingDrawing" xmlns:wp="http://schemas.openxmlformats.org/drawingml/2006/wordprocessingDrawing" xmlns:wpc="http://schemas.microsoft.com/office/word/2010/wordprocessingCanvas" xmlns:wpg="http://schemas.microsoft.com/office/word/2010/wordprocessingGroup" xmlns:wpi="http://schemas.microsoft.com/office/word/2010/wordprocessingInk" xmlns:wps="http://schemas.microsoft.com/office/word/2010/wordprocessingShape" mc:Ignorable="w14 wp14">
   <w:p>
     <w:pPr>
       <w:pStyle w:val="Footer"/>
@@ -2064,12 +2270,14 @@
     </w:pPr>
     <w:r>
       <w:rPr>
+        <w:rFonts w:eastAsia="黑体"/>
         <w:sz w:val="18"/>
       </w:rPr>
       <w:t xml:space="preserve">第 </w:t>
     </w:r>
     <w:r>
       <w:rPr>
+        <w:rFonts w:eastAsia="黑体"/>
         <w:sz w:val="18"/>
       </w:rPr>
       <w:fldChar w:fldCharType="begin"/>
@@ -2078,6 +2286,7 @@
     </w:r>
     <w:r>
       <w:rPr>
+        <w:rFonts w:eastAsia="黑体"/>
         <w:sz w:val="18"/>
       </w:rPr>
       <w:t xml:space="preserve"> 页</w:t>
@@ -2091,6 +2300,9 @@
   <w:footnote w:type="continuationSeparator" w:id="0">
     <w:p>
       <w:r>
+        <w:rPr>
+          <w:rFonts w:eastAsia="黑体"/>
+        </w:rPr>
         <w:continuationSeparator/>
       </w:r>
     </w:p>
@@ -2098,6 +2310,9 @@
   <w:footnote w:type="separator" w:id="-1">
     <w:p>
       <w:r>
+        <w:rPr>
+          <w:rFonts w:eastAsia="黑体"/>
+        </w:rPr>
         <w:separator/>
       </w:r>
     </w:p>
@@ -2106,7 +2321,7 @@
 </file>
 
 <file path=word/header1.xml><?xml version="1.0" encoding="utf-8"?>
-<w:hdr xmlns:m="http://schemas.openxmlformats.org/officeDocument/2006/math" xmlns:mc="http://schemas.openxmlformats.org/markup-compatibility/2006" xmlns:mo="http://schemas.microsoft.com/office/mac/office/2008/main" xmlns:mv="urn:schemas-microsoft-com:mac:vml" xmlns:o="urn:schemas-microsoft-com:office:office" xmlns:r="http://schemas.openxmlformats.org/officeDocument/2006/relationships" xmlns:v="urn:schemas-microsoft-com:vml" xmlns:w10="urn:schemas-microsoft-com:office:word" xmlns:w14="http://schemas.microsoft.com/office/word/2010/wordml" xmlns:w="http://schemas.openxmlformats.org/wordprocessingml/2006/main" xmlns:wne="http://schemas.microsoft.com/office/word/2006/wordml" xmlns:wp14="http://schemas.microsoft.com/office/word/2010/wordprocessingDrawing" xmlns:wp="http://schemas.openxmlformats.org/drawingml/2006/wordprocessingDrawing" xmlns:wpc="http://schemas.microsoft.com/office/word/2010/wordprocessingCanvas" xmlns:wpg="http://schemas.microsoft.com/office/word/2010/wordprocessingGroup" xmlns:wpi="http://schemas.microsoft.com/office/word/2010/wordprocessingInk" xmlns:wps="http://schemas.microsoft.com/office/word/2010/wordprocessingShape" mc:Ignorable="w14 wp14">
+<w:hdr xmlns:mc="http://schemas.openxmlformats.org/markup-compatibility/2006" xmlns:w="http://schemas.openxmlformats.org/wordprocessingml/2006/main" xmlns:m="http://schemas.openxmlformats.org/officeDocument/2006/math" xmlns:mo="http://schemas.microsoft.com/office/mac/office/2008/main" xmlns:mv="urn:schemas-microsoft-com:mac:vml" xmlns:o="urn:schemas-microsoft-com:office:office" xmlns:r="http://schemas.openxmlformats.org/officeDocument/2006/relationships" xmlns:v="urn:schemas-microsoft-com:vml" xmlns:w10="urn:schemas-microsoft-com:office:word" xmlns:w14="http://schemas.microsoft.com/office/word/2010/wordml" xmlns:wne="http://schemas.microsoft.com/office/word/2006/wordml" xmlns:wp14="http://schemas.microsoft.com/office/word/2010/wordprocessingDrawing" xmlns:wp="http://schemas.openxmlformats.org/drawingml/2006/wordprocessingDrawing" xmlns:wpc="http://schemas.microsoft.com/office/word/2010/wordprocessingCanvas" xmlns:wpg="http://schemas.microsoft.com/office/word/2010/wordprocessingGroup" xmlns:wpi="http://schemas.microsoft.com/office/word/2010/wordprocessingInk" xmlns:wps="http://schemas.microsoft.com/office/word/2010/wordprocessingShape" mc:Ignorable="w14 wp14">
   <w:p>
     <w:pPr>
       <w:pStyle w:val="Header"/>
@@ -2114,7 +2329,7 @@
     </w:pPr>
     <w:r>
       <w:rPr>
-        <w:rFonts w:ascii="Times New Roman" w:hAnsi="Times New Roman"/>
+        <w:rFonts w:ascii="Times New Roman" w:hAnsi="Times New Roman" w:eastAsia="黑体"/>
         <w:sz w:val="18"/>
         <w:rFonts w:eastAsia="黑体"/>
         <w:rFonts w:eastAsia="黑体"/>
@@ -2126,7 +2341,7 @@
 </file>
 
 <file path=word/numbering.xml><?xml version="1.0" encoding="utf-8"?>
-<w:numbering xmlns:m="http://schemas.openxmlformats.org/officeDocument/2006/math" xmlns:mc="http://schemas.openxmlformats.org/markup-compatibility/2006" xmlns:mo="http://schemas.microsoft.com/office/mac/office/2008/main" xmlns:mv="urn:schemas-microsoft-com:mac:vml" xmlns:o="urn:schemas-microsoft-com:office:office" xmlns:r="http://schemas.openxmlformats.org/officeDocument/2006/relationships" xmlns:v="urn:schemas-microsoft-com:vml" xmlns:w="http://schemas.openxmlformats.org/wordprocessingml/2006/main" xmlns:w10="urn:schemas-microsoft-com:office:word" xmlns:w14="http://schemas.microsoft.com/office/word/2010/wordml" xmlns:wne="http://schemas.microsoft.com/office/word/2006/wordml" xmlns:wp="http://schemas.openxmlformats.org/drawingml/2006/wordprocessingDrawing" xmlns:wp14="http://schemas.microsoft.com/office/word/2010/wordprocessingDrawing" xmlns:wpc="http://schemas.microsoft.com/office/word/2010/wordprocessingCanvas" xmlns:wpg="http://schemas.microsoft.com/office/word/2010/wordprocessingGroup" xmlns:wpi="http://schemas.microsoft.com/office/word/2010/wordprocessingInk" xmlns:wps="http://schemas.microsoft.com/office/word/2010/wordprocessingShape" mc:Ignorable="w14 wp14">
+<w:numbering xmlns:mc="http://schemas.openxmlformats.org/markup-compatibility/2006" xmlns:w="http://schemas.openxmlformats.org/wordprocessingml/2006/main" xmlns:m="http://schemas.openxmlformats.org/officeDocument/2006/math" xmlns:mo="http://schemas.microsoft.com/office/mac/office/2008/main" xmlns:mv="urn:schemas-microsoft-com:mac:vml" xmlns:o="urn:schemas-microsoft-com:office:office" xmlns:r="http://schemas.openxmlformats.org/officeDocument/2006/relationships" xmlns:v="urn:schemas-microsoft-com:vml" xmlns:w10="urn:schemas-microsoft-com:office:word" xmlns:w14="http://schemas.microsoft.com/office/word/2010/wordml" xmlns:wne="http://schemas.microsoft.com/office/word/2006/wordml" xmlns:wp="http://schemas.openxmlformats.org/drawingml/2006/wordprocessingDrawing" xmlns:wp14="http://schemas.microsoft.com/office/word/2010/wordprocessingDrawing" xmlns:wpc="http://schemas.microsoft.com/office/word/2010/wordprocessingCanvas" xmlns:wpg="http://schemas.microsoft.com/office/word/2010/wordprocessingGroup" xmlns:wpi="http://schemas.microsoft.com/office/word/2010/wordprocessingInk" xmlns:wps="http://schemas.microsoft.com/office/word/2010/wordprocessingShape" mc:Ignorable="w14 wp14">
   <w:abstractNum w:abstractNumId="0">
     <w:nsid w:val="FFFFFF7C"/>
     <w:multiLevelType w:val="singleLevel"/>
@@ -2213,7 +2428,7 @@
         <w:ind w:hanging="360" w:left="1440"/>
       </w:pPr>
       <w:rPr>
-        <w:rFonts w:ascii="Symbol" w:hAnsi="Symbol" w:hint="default"/>
+        <w:rFonts w:ascii="Symbol" w:hAnsi="Symbol" w:hint="default" w:eastAsia="黑体"/>
       </w:rPr>
     </w:lvl>
   </w:abstractNum>
@@ -2234,7 +2449,7 @@
         <w:ind w:hanging="360" w:left="1080"/>
       </w:pPr>
       <w:rPr>
-        <w:rFonts w:ascii="Symbol" w:hAnsi="Symbol" w:hint="default"/>
+        <w:rFonts w:ascii="Symbol" w:hAnsi="Symbol" w:hint="default" w:eastAsia="黑体"/>
       </w:rPr>
     </w:lvl>
   </w:abstractNum>
@@ -2255,7 +2470,7 @@
         <w:ind w:hanging="360" w:left="720"/>
       </w:pPr>
       <w:rPr>
-        <w:rFonts w:ascii="Symbol" w:hAnsi="Symbol" w:hint="default"/>
+        <w:rFonts w:ascii="Symbol" w:hAnsi="Symbol" w:hint="default" w:eastAsia="黑体"/>
       </w:rPr>
     </w:lvl>
   </w:abstractNum>
@@ -2294,7 +2509,7 @@
         <w:ind w:hanging="360" w:left="360"/>
       </w:pPr>
       <w:rPr>
-        <w:rFonts w:ascii="Symbol" w:hAnsi="Symbol" w:hint="default"/>
+        <w:rFonts w:ascii="Symbol" w:hAnsi="Symbol" w:hint="default" w:eastAsia="黑体"/>
       </w:rPr>
     </w:lvl>
   </w:abstractNum>
@@ -2385,7 +2600,7 @@
         <w:ind w:left="720" w:hanging="360"/>
       </w:pPr>
       <w:rPr>
-        <w:rFonts w:ascii="Symbol" w:hAnsi="Symbol" w:cs="Symbol" w:hint="default"/>
+        <w:rFonts w:ascii="Symbol" w:hAnsi="Symbol" w:cs="Symbol" w:hint="default" w:eastAsia="黑体"/>
       </w:rPr>
     </w:lvl>
     <w:lvl w:ilvl="1">
@@ -2396,7 +2611,7 @@
         <w:ind w:left="1440" w:hanging="360"/>
       </w:pPr>
       <w:rPr>
-        <w:rFonts w:ascii="Courier New" w:hAnsi="Courier New" w:cs="Courier New" w:hint="default"/>
+        <w:rFonts w:ascii="Courier New" w:hAnsi="Courier New" w:cs="Courier New" w:hint="default" w:eastAsia="黑体"/>
       </w:rPr>
     </w:lvl>
     <w:lvl w:ilvl="2">
@@ -2407,7 +2622,7 @@
         <w:ind w:left="2160" w:hanging="360"/>
       </w:pPr>
       <w:rPr>
-        <w:rFonts w:ascii="Wingdings" w:hAnsi="Wingdings" w:cs="Wingdings" w:hint="default"/>
+        <w:rFonts w:ascii="Wingdings" w:hAnsi="Wingdings" w:cs="Wingdings" w:hint="default" w:eastAsia="黑体"/>
       </w:rPr>
     </w:lvl>
     <w:lvl w:ilvl="3">
@@ -2418,7 +2633,7 @@
         <w:ind w:left="2880" w:hanging="360"/>
       </w:pPr>
       <w:rPr>
-        <w:rFonts w:ascii="Symbol" w:hAnsi="Symbol" w:cs="Symbol" w:hint="default"/>
+        <w:rFonts w:ascii="Symbol" w:hAnsi="Symbol" w:cs="Symbol" w:hint="default" w:eastAsia="黑体"/>
       </w:rPr>
     </w:lvl>
     <w:lvl w:ilvl="4">
@@ -2429,7 +2644,7 @@
         <w:ind w:left="3600" w:hanging="360"/>
       </w:pPr>
       <w:rPr>
-        <w:rFonts w:ascii="Courier New" w:hAnsi="Courier New" w:cs="Courier New" w:hint="default"/>
+        <w:rFonts w:ascii="Courier New" w:hAnsi="Courier New" w:cs="Courier New" w:hint="default" w:eastAsia="黑体"/>
       </w:rPr>
     </w:lvl>
     <w:lvl w:ilvl="5">
@@ -2440,7 +2655,7 @@
         <w:ind w:left="4320" w:hanging="360"/>
       </w:pPr>
       <w:rPr>
-        <w:rFonts w:ascii="Wingdings" w:hAnsi="Wingdings" w:cs="Wingdings" w:hint="default"/>
+        <w:rFonts w:ascii="Wingdings" w:hAnsi="Wingdings" w:cs="Wingdings" w:hint="default" w:eastAsia="黑体"/>
       </w:rPr>
     </w:lvl>
     <w:lvl w:ilvl="6">
@@ -2451,7 +2666,7 @@
         <w:ind w:left="5040" w:hanging="360"/>
       </w:pPr>
       <w:rPr>
-        <w:rFonts w:ascii="Symbol" w:hAnsi="Symbol" w:cs="Symbol" w:hint="default"/>
+        <w:rFonts w:ascii="Symbol" w:hAnsi="Symbol" w:cs="Symbol" w:hint="default" w:eastAsia="黑体"/>
       </w:rPr>
     </w:lvl>
     <w:lvl w:ilvl="7">
@@ -2462,7 +2677,7 @@
         <w:ind w:left="5760" w:hanging="360"/>
       </w:pPr>
       <w:rPr>
-        <w:rFonts w:ascii="Courier New" w:hAnsi="Courier New" w:cs="Courier New" w:hint="default"/>
+        <w:rFonts w:ascii="Courier New" w:hAnsi="Courier New" w:cs="Courier New" w:hint="default" w:eastAsia="黑体"/>
       </w:rPr>
     </w:lvl>
     <w:lvl w:ilvl="8">
@@ -2473,7 +2688,7 @@
         <w:ind w:left="6480" w:hanging="360"/>
       </w:pPr>
       <w:rPr>
-        <w:rFonts w:ascii="Wingdings" w:hAnsi="Wingdings" w:cs="Wingdings" w:hint="default"/>
+        <w:rFonts w:ascii="Wingdings" w:hAnsi="Wingdings" w:cs="Wingdings" w:hint="default" w:eastAsia="黑体"/>
       </w:rPr>
     </w:lvl>
   </w:abstractNum>
@@ -2529,11 +2744,11 @@
 </file>
 
 <file path=word/styles.xml><?xml version="1.0" encoding="utf-8"?>
-<w:styles xmlns:mc="http://schemas.openxmlformats.org/markup-compatibility/2006" xmlns:r="http://schemas.openxmlformats.org/officeDocument/2006/relationships" xmlns:w="http://schemas.openxmlformats.org/wordprocessingml/2006/main" xmlns:w14="http://schemas.microsoft.com/office/word/2010/wordml" mc:Ignorable="w14">
+<w:styles xmlns:mc="http://schemas.openxmlformats.org/markup-compatibility/2006" xmlns:w="http://schemas.openxmlformats.org/wordprocessingml/2006/main" xmlns:r="http://schemas.openxmlformats.org/officeDocument/2006/relationships" xmlns:w14="http://schemas.microsoft.com/office/word/2010/wordml" mc:Ignorable="w14">
   <w:docDefaults>
     <w:rPrDefault>
       <w:rPr>
-        <w:rFonts w:asciiTheme="minorHAnsi" w:cstheme="minorBidi" w:eastAsiaTheme="minorEastAsia" w:hAnsiTheme="minorHAnsi"/>
+        <w:rFonts w:asciiTheme="minorHAnsi" w:cstheme="minorBidi" w:hAnsiTheme="minorHAnsi" w:eastAsia="黑体"/>
         <w:sz w:val="22"/>
         <w:szCs w:val="22"/>
         <w:lang w:bidi="ar-SA" w:eastAsia="en-US" w:val="en-US"/>
@@ -2755,7 +2970,7 @@
       <w:outlineLvl w:val="0"/>
     </w:pPr>
     <w:rPr>
-      <w:rFonts w:ascii="Times New Roman" w:asciiTheme="majorHAnsi" w:cstheme="majorBidi" w:eastAsia="黑体" w:eastAsiaTheme="majorEastAsia" w:hAnsi="Times New Roman" w:hAnsiTheme="majorHAnsi"/>
+      <w:rFonts w:ascii="Times New Roman" w:asciiTheme="majorHAnsi" w:cstheme="majorBidi" w:eastAsia="黑体" w:hAnsi="Times New Roman" w:hAnsiTheme="majorHAnsi"/>
       <w:b/>
       <w:bCs/>
       <w:color w:val="1F3864"/>
@@ -2779,7 +2994,7 @@
       <w:outlineLvl w:val="1"/>
     </w:pPr>
     <w:rPr>
-      <w:rFonts w:ascii="Times New Roman" w:asciiTheme="majorHAnsi" w:cstheme="majorBidi" w:eastAsia="黑体" w:eastAsiaTheme="majorEastAsia" w:hAnsi="Times New Roman" w:hAnsiTheme="majorHAnsi"/>
+      <w:rFonts w:ascii="Times New Roman" w:asciiTheme="majorHAnsi" w:cstheme="majorBidi" w:eastAsia="黑体" w:hAnsi="Times New Roman" w:hAnsiTheme="majorHAnsi"/>
       <w:b/>
       <w:bCs/>
       <w:color w:val="2E4E7E"/>
@@ -2803,7 +3018,7 @@
       <w:outlineLvl w:val="2"/>
     </w:pPr>
     <w:rPr>
-      <w:rFonts w:ascii="Times New Roman" w:asciiTheme="majorHAnsi" w:cstheme="majorBidi" w:eastAsia="黑体" w:eastAsiaTheme="majorEastAsia" w:hAnsi="Times New Roman" w:hAnsiTheme="majorHAnsi"/>
+      <w:rFonts w:ascii="Times New Roman" w:asciiTheme="majorHAnsi" w:cstheme="majorBidi" w:eastAsia="黑体" w:hAnsi="Times New Roman" w:hAnsiTheme="majorHAnsi"/>
       <w:b/>
       <w:bCs/>
       <w:color w:val="2E4E7E"/>
@@ -2827,7 +3042,7 @@
       <w:outlineLvl w:val="3"/>
     </w:pPr>
     <w:rPr>
-      <w:rFonts w:ascii="Times New Roman" w:asciiTheme="majorHAnsi" w:cstheme="majorBidi" w:eastAsia="黑体" w:eastAsiaTheme="majorEastAsia" w:hAnsi="Times New Roman" w:hAnsiTheme="majorHAnsi"/>
+      <w:rFonts w:ascii="Times New Roman" w:asciiTheme="majorHAnsi" w:cstheme="majorBidi" w:eastAsia="黑体" w:hAnsi="Times New Roman" w:hAnsiTheme="majorHAnsi"/>
       <w:b/>
       <w:bCs/>
       <w:i/>
@@ -2853,7 +3068,7 @@
       <w:outlineLvl w:val="4"/>
     </w:pPr>
     <w:rPr>
-      <w:rFonts w:ascii="Times New Roman" w:asciiTheme="majorHAnsi" w:cstheme="majorBidi" w:eastAsia="黑体" w:eastAsiaTheme="majorEastAsia" w:hAnsi="Times New Roman" w:hAnsiTheme="majorHAnsi"/>
+      <w:rFonts w:ascii="Times New Roman" w:asciiTheme="majorHAnsi" w:cstheme="majorBidi" w:eastAsia="黑体" w:hAnsi="Times New Roman" w:hAnsiTheme="majorHAnsi"/>
       <w:b/>
       <w:color w:val="333333"/>
       <w:sz w:val="22"/>
@@ -2876,7 +3091,7 @@
       <w:outlineLvl w:val="5"/>
     </w:pPr>
     <w:rPr>
-      <w:rFonts w:asciiTheme="majorHAnsi" w:cstheme="majorBidi" w:eastAsiaTheme="majorEastAsia" w:hAnsiTheme="majorHAnsi"/>
+      <w:rFonts w:asciiTheme="majorHAnsi" w:cstheme="majorBidi" w:hAnsiTheme="majorHAnsi" w:eastAsia="黑体"/>
       <w:i/>
       <w:iCs/>
       <w:color w:themeColor="accent1" w:themeShade="7F" w:val="243F60"/>
@@ -2899,7 +3114,7 @@
       <w:outlineLvl w:val="6"/>
     </w:pPr>
     <w:rPr>
-      <w:rFonts w:asciiTheme="majorHAnsi" w:cstheme="majorBidi" w:eastAsiaTheme="majorEastAsia" w:hAnsiTheme="majorHAnsi"/>
+      <w:rFonts w:asciiTheme="majorHAnsi" w:cstheme="majorBidi" w:hAnsiTheme="majorHAnsi" w:eastAsia="黑体"/>
       <w:i/>
       <w:iCs/>
       <w:color w:themeColor="text1" w:themeTint="BF" w:val="404040"/>
@@ -2922,7 +3137,7 @@
       <w:outlineLvl w:val="7"/>
     </w:pPr>
     <w:rPr>
-      <w:rFonts w:asciiTheme="majorHAnsi" w:cstheme="majorBidi" w:eastAsiaTheme="majorEastAsia" w:hAnsiTheme="majorHAnsi"/>
+      <w:rFonts w:asciiTheme="majorHAnsi" w:cstheme="majorBidi" w:hAnsiTheme="majorHAnsi" w:eastAsia="黑体"/>
       <w:color w:themeColor="accent1" w:val="4F81BD"/>
       <w:sz w:val="20"/>
       <w:szCs w:val="20"/>
@@ -2945,7 +3160,7 @@
       <w:outlineLvl w:val="8"/>
     </w:pPr>
     <w:rPr>
-      <w:rFonts w:asciiTheme="majorHAnsi" w:cstheme="majorBidi" w:eastAsiaTheme="majorEastAsia" w:hAnsiTheme="majorHAnsi"/>
+      <w:rFonts w:asciiTheme="majorHAnsi" w:cstheme="majorBidi" w:hAnsiTheme="majorHAnsi" w:eastAsia="黑体"/>
       <w:i/>
       <w:iCs/>
       <w:color w:themeColor="text1" w:themeTint="BF" w:val="404040"/>
@@ -2996,7 +3211,7 @@
     <w:uiPriority w:val="9"/>
     <w:rsid w:val="00FC693F"/>
     <w:rPr>
-      <w:rFonts w:asciiTheme="majorHAnsi" w:cstheme="majorBidi" w:eastAsiaTheme="majorEastAsia" w:hAnsiTheme="majorHAnsi"/>
+      <w:rFonts w:asciiTheme="majorHAnsi" w:cstheme="majorBidi" w:hAnsiTheme="majorHAnsi" w:eastAsia="黑体"/>
       <w:b/>
       <w:bCs/>
       <w:color w:themeColor="accent1" w:themeShade="BF" w:val="365F91"/>
@@ -3011,7 +3226,7 @@
     <w:uiPriority w:val="9"/>
     <w:rsid w:val="00FC693F"/>
     <w:rPr>
-      <w:rFonts w:asciiTheme="majorHAnsi" w:cstheme="majorBidi" w:eastAsiaTheme="majorEastAsia" w:hAnsiTheme="majorHAnsi"/>
+      <w:rFonts w:asciiTheme="majorHAnsi" w:cstheme="majorBidi" w:hAnsiTheme="majorHAnsi" w:eastAsia="黑体"/>
       <w:b/>
       <w:bCs/>
       <w:color w:themeColor="accent1" w:val="4F81BD"/>
@@ -3026,7 +3241,7 @@
     <w:uiPriority w:val="9"/>
     <w:rsid w:val="00FC693F"/>
     <w:rPr>
-      <w:rFonts w:asciiTheme="majorHAnsi" w:cstheme="majorBidi" w:eastAsiaTheme="majorEastAsia" w:hAnsiTheme="majorHAnsi"/>
+      <w:rFonts w:asciiTheme="majorHAnsi" w:cstheme="majorBidi" w:hAnsiTheme="majorHAnsi" w:eastAsia="黑体"/>
       <w:b/>
       <w:bCs/>
       <w:color w:themeColor="accent1" w:val="4F81BD"/>
@@ -3049,7 +3264,7 @@
       <w:contextualSpacing/>
     </w:pPr>
     <w:rPr>
-      <w:rFonts w:ascii="Times New Roman" w:asciiTheme="majorHAnsi" w:cstheme="majorBidi" w:eastAsia="黑体" w:eastAsiaTheme="majorEastAsia" w:hAnsi="Times New Roman" w:hAnsiTheme="majorHAnsi"/>
+      <w:rFonts w:ascii="Times New Roman" w:asciiTheme="majorHAnsi" w:cstheme="majorBidi" w:eastAsia="黑体" w:hAnsi="Times New Roman" w:hAnsiTheme="majorHAnsi"/>
       <w:b/>
       <w:color w:val="1F3864"/>
       <w:spacing w:val="5"/>
@@ -3065,7 +3280,7 @@
     <w:uiPriority w:val="10"/>
     <w:rsid w:val="00FC693F"/>
     <w:rPr>
-      <w:rFonts w:asciiTheme="majorHAnsi" w:cstheme="majorBidi" w:eastAsiaTheme="majorEastAsia" w:hAnsiTheme="majorHAnsi"/>
+      <w:rFonts w:asciiTheme="majorHAnsi" w:cstheme="majorBidi" w:hAnsiTheme="majorHAnsi" w:eastAsia="黑体"/>
       <w:color w:themeColor="text2" w:themeShade="BF" w:val="17365D"/>
       <w:spacing w:val="5"/>
       <w:kern w:val="28"/>
@@ -3087,7 +3302,7 @@
       </w:numPr>
     </w:pPr>
     <w:rPr>
-      <w:rFonts w:asciiTheme="majorHAnsi" w:cstheme="majorBidi" w:eastAsiaTheme="majorEastAsia" w:hAnsiTheme="majorHAnsi"/>
+      <w:rFonts w:asciiTheme="majorHAnsi" w:cstheme="majorBidi" w:hAnsiTheme="majorHAnsi" w:eastAsia="黑体"/>
       <w:i/>
       <w:iCs/>
       <w:color w:themeColor="accent1" w:val="4F81BD"/>
@@ -3103,7 +3318,7 @@
     <w:uiPriority w:val="11"/>
     <w:rsid w:val="00FC693F"/>
     <w:rPr>
-      <w:rFonts w:asciiTheme="majorHAnsi" w:cstheme="majorBidi" w:eastAsiaTheme="majorEastAsia" w:hAnsiTheme="majorHAnsi"/>
+      <w:rFonts w:asciiTheme="majorHAnsi" w:cstheme="majorBidi" w:hAnsiTheme="majorHAnsi" w:eastAsia="黑体"/>
       <w:i/>
       <w:iCs/>
       <w:color w:themeColor="accent1" w:val="4F81BD"/>
@@ -3170,6 +3385,7 @@
       <w:spacing w:after="120"/>
     </w:pPr>
     <w:rPr>
+      <w:rFonts w:eastAsia="黑体"/>
       <w:sz w:val="16"/>
       <w:szCs w:val="16"/>
     </w:rPr>
@@ -3181,6 +3397,7 @@
     <w:uiPriority w:val="99"/>
     <w:rsid w:val="00AA1D8D"/>
     <w:rPr>
+      <w:rFonts w:eastAsia="黑体"/>
       <w:sz w:val="16"/>
       <w:szCs w:val="16"/>
     </w:rPr>
@@ -3350,7 +3567,7 @@
       </w:tabs>
     </w:pPr>
     <w:rPr>
-      <w:rFonts w:ascii="Courier" w:hAnsi="Courier"/>
+      <w:rFonts w:ascii="Courier" w:hAnsi="Courier" w:eastAsia="黑体"/>
       <w:sz w:val="20"/>
       <w:szCs w:val="20"/>
     </w:rPr>
@@ -3362,7 +3579,7 @@
     <w:uiPriority w:val="99"/>
     <w:rsid w:val="0029639D"/>
     <w:rPr>
-      <w:rFonts w:ascii="Courier" w:hAnsi="Courier"/>
+      <w:rFonts w:ascii="Courier" w:hAnsi="Courier" w:eastAsia="黑体"/>
       <w:sz w:val="20"/>
       <w:szCs w:val="20"/>
     </w:rPr>
@@ -3398,6 +3615,7 @@
     <w:uiPriority w:val="29"/>
     <w:rsid w:val="00FC693F"/>
     <w:rPr>
+      <w:rFonts w:eastAsia="黑体"/>
       <w:i/>
       <w:iCs/>
       <w:color w:themeColor="text1" w:val="000000"/>
@@ -3411,7 +3629,7 @@
     <w:semiHidden/>
     <w:rsid w:val="00FC693F"/>
     <w:rPr>
-      <w:rFonts w:asciiTheme="majorHAnsi" w:cstheme="majorBidi" w:eastAsiaTheme="majorEastAsia" w:hAnsiTheme="majorHAnsi"/>
+      <w:rFonts w:asciiTheme="majorHAnsi" w:cstheme="majorBidi" w:hAnsiTheme="majorHAnsi" w:eastAsia="黑体"/>
       <w:b/>
       <w:bCs/>
       <w:i/>
@@ -3427,7 +3645,7 @@
     <w:semiHidden/>
     <w:rsid w:val="00FC693F"/>
     <w:rPr>
-      <w:rFonts w:asciiTheme="majorHAnsi" w:cstheme="majorBidi" w:eastAsiaTheme="majorEastAsia" w:hAnsiTheme="majorHAnsi"/>
+      <w:rFonts w:asciiTheme="majorHAnsi" w:cstheme="majorBidi" w:hAnsiTheme="majorHAnsi" w:eastAsia="黑体"/>
       <w:color w:themeColor="accent1" w:themeShade="7F" w:val="243F60"/>
     </w:rPr>
   </w:style>
@@ -3439,7 +3657,7 @@
     <w:semiHidden/>
     <w:rsid w:val="00FC693F"/>
     <w:rPr>
-      <w:rFonts w:asciiTheme="majorHAnsi" w:cstheme="majorBidi" w:eastAsiaTheme="majorEastAsia" w:hAnsiTheme="majorHAnsi"/>
+      <w:rFonts w:asciiTheme="majorHAnsi" w:cstheme="majorBidi" w:hAnsiTheme="majorHAnsi" w:eastAsia="黑体"/>
       <w:i/>
       <w:iCs/>
       <w:color w:themeColor="accent1" w:themeShade="7F" w:val="243F60"/>
@@ -3453,7 +3671,7 @@
     <w:semiHidden/>
     <w:rsid w:val="00FC693F"/>
     <w:rPr>
-      <w:rFonts w:asciiTheme="majorHAnsi" w:cstheme="majorBidi" w:eastAsiaTheme="majorEastAsia" w:hAnsiTheme="majorHAnsi"/>
+      <w:rFonts w:asciiTheme="majorHAnsi" w:cstheme="majorBidi" w:hAnsiTheme="majorHAnsi" w:eastAsia="黑体"/>
       <w:i/>
       <w:iCs/>
       <w:color w:themeColor="text1" w:themeTint="BF" w:val="404040"/>
@@ -3467,7 +3685,7 @@
     <w:semiHidden/>
     <w:rsid w:val="00FC693F"/>
     <w:rPr>
-      <w:rFonts w:asciiTheme="majorHAnsi" w:cstheme="majorBidi" w:eastAsiaTheme="majorEastAsia" w:hAnsiTheme="majorHAnsi"/>
+      <w:rFonts w:asciiTheme="majorHAnsi" w:cstheme="majorBidi" w:hAnsiTheme="majorHAnsi" w:eastAsia="黑体"/>
       <w:color w:themeColor="accent1" w:val="4F81BD"/>
       <w:sz w:val="20"/>
       <w:szCs w:val="20"/>
@@ -3481,7 +3699,7 @@
     <w:semiHidden/>
     <w:rsid w:val="00FC693F"/>
     <w:rPr>
-      <w:rFonts w:asciiTheme="majorHAnsi" w:cstheme="majorBidi" w:eastAsiaTheme="majorEastAsia" w:hAnsiTheme="majorHAnsi"/>
+      <w:rFonts w:asciiTheme="majorHAnsi" w:cstheme="majorBidi" w:hAnsiTheme="majorHAnsi" w:eastAsia="黑体"/>
       <w:i/>
       <w:iCs/>
       <w:color w:themeColor="text1" w:themeTint="BF" w:val="404040"/>
@@ -3502,6 +3720,7 @@
       <w:spacing w:line="240" w:lineRule="auto"/>
     </w:pPr>
     <w:rPr>
+      <w:rFonts w:eastAsia="黑体"/>
       <w:b/>
       <w:bCs/>
       <w:color w:themeColor="accent1" w:val="4F81BD"/>
@@ -3516,6 +3735,7 @@
     <w:qFormat/>
     <w:rsid w:val="00FC693F"/>
     <w:rPr>
+      <w:rFonts w:eastAsia="黑体"/>
       <w:b/>
       <w:bCs/>
     </w:rPr>
@@ -3527,6 +3747,7 @@
     <w:qFormat/>
     <w:rsid w:val="00FC693F"/>
     <w:rPr>
+      <w:rFonts w:eastAsia="黑体"/>
       <w:i/>
       <w:iCs/>
     </w:rPr>
@@ -3547,6 +3768,7 @@
       <w:ind w:left="936" w:right="936"/>
     </w:pPr>
     <w:rPr>
+      <w:rFonts w:eastAsia="黑体"/>
       <w:b/>
       <w:bCs/>
       <w:i/>
@@ -3561,6 +3783,7 @@
     <w:uiPriority w:val="30"/>
     <w:rsid w:val="00FC693F"/>
     <w:rPr>
+      <w:rFonts w:eastAsia="黑体"/>
       <w:b/>
       <w:bCs/>
       <w:i/>
@@ -3575,6 +3798,7 @@
     <w:qFormat/>
     <w:rsid w:val="00FC693F"/>
     <w:rPr>
+      <w:rFonts w:eastAsia="黑体"/>
       <w:i/>
       <w:iCs/>
       <w:color w:themeColor="text1" w:themeTint="7F" w:val="808080"/>
@@ -3587,6 +3811,7 @@
     <w:qFormat/>
     <w:rsid w:val="00FC693F"/>
     <w:rPr>
+      <w:rFonts w:eastAsia="黑体"/>
       <w:b/>
       <w:bCs/>
       <w:i/>
@@ -3601,6 +3826,7 @@
     <w:qFormat/>
     <w:rsid w:val="00FC693F"/>
     <w:rPr>
+      <w:rFonts w:eastAsia="黑体"/>
       <w:smallCaps/>
       <w:color w:themeColor="accent2" w:val="C0504D"/>
       <w:u w:val="single"/>
@@ -3613,6 +3839,7 @@
     <w:qFormat/>
     <w:rsid w:val="00FC693F"/>
     <w:rPr>
+      <w:rFonts w:eastAsia="黑体"/>
       <w:b/>
       <w:bCs/>
       <w:smallCaps/>
@@ -3628,6 +3855,7 @@
     <w:qFormat/>
     <w:rsid w:val="00FC693F"/>
     <w:rPr>
+      <w:rFonts w:eastAsia="黑体"/>
       <w:b/>
       <w:bCs/>
       <w:smallCaps/>
@@ -3682,6 +3910,7 @@
       <w:spacing w:after="0" w:line="240" w:lineRule="auto"/>
     </w:pPr>
     <w:rPr>
+      <w:rFonts w:eastAsia="黑体"/>
       <w:color w:themeColor="text1" w:themeShade="BF" w:val="000000"/>
     </w:rPr>
     <w:tblPr>
@@ -3704,6 +3933,7 @@
         <w:spacing w:after="0" w:before="0" w:line="240" w:lineRule="auto"/>
       </w:pPr>
       <w:rPr>
+        <w:rFonts w:eastAsia="黑体"/>
         <w:b/>
         <w:bCs/>
       </w:rPr>
@@ -3724,6 +3954,7 @@
         <w:spacing w:after="0" w:before="0" w:line="240" w:lineRule="auto"/>
       </w:pPr>
       <w:rPr>
+        <w:rFonts w:eastAsia="黑体"/>
         <w:b/>
         <w:bCs/>
       </w:rPr>
@@ -3741,12 +3972,14 @@
     </w:tblStylePr>
     <w:tblStylePr w:type="firstCol">
       <w:rPr>
+        <w:rFonts w:eastAsia="黑体"/>
         <w:b/>
         <w:bCs/>
       </w:rPr>
     </w:tblStylePr>
     <w:tblStylePr w:type="lastCol">
       <w:rPr>
+        <w:rFonts w:eastAsia="黑体"/>
         <w:b/>
         <w:bCs/>
       </w:rPr>
@@ -3785,6 +4018,7 @@
       <w:spacing w:after="0" w:line="240" w:lineRule="auto"/>
     </w:pPr>
     <w:rPr>
+      <w:rFonts w:eastAsia="黑体"/>
       <w:color w:themeColor="accent1" w:themeShade="BF" w:val="365F91"/>
     </w:rPr>
     <w:tblPr>
@@ -3807,6 +4041,7 @@
         <w:spacing w:after="0" w:before="0" w:line="240" w:lineRule="auto"/>
       </w:pPr>
       <w:rPr>
+        <w:rFonts w:eastAsia="黑体"/>
         <w:b/>
         <w:bCs/>
       </w:rPr>
@@ -3827,6 +4062,7 @@
         <w:spacing w:after="0" w:before="0" w:line="240" w:lineRule="auto"/>
       </w:pPr>
       <w:rPr>
+        <w:rFonts w:eastAsia="黑体"/>
         <w:b/>
         <w:bCs/>
       </w:rPr>
@@ -3844,12 +4080,14 @@
     </w:tblStylePr>
     <w:tblStylePr w:type="firstCol">
       <w:rPr>
+        <w:rFonts w:eastAsia="黑体"/>
         <w:b/>
         <w:bCs/>
       </w:rPr>
     </w:tblStylePr>
     <w:tblStylePr w:type="lastCol">
       <w:rPr>
+        <w:rFonts w:eastAsia="黑体"/>
         <w:b/>
         <w:bCs/>
       </w:rPr>
@@ -3888,6 +4126,7 @@
       <w:spacing w:after="0" w:line="240" w:lineRule="auto"/>
     </w:pPr>
     <w:rPr>
+      <w:rFonts w:eastAsia="黑体"/>
       <w:color w:themeColor="accent2" w:themeShade="BF" w:val="943634"/>
     </w:rPr>
     <w:tblPr>
@@ -3910,6 +4149,7 @@
         <w:spacing w:after="0" w:before="0" w:line="240" w:lineRule="auto"/>
       </w:pPr>
       <w:rPr>
+        <w:rFonts w:eastAsia="黑体"/>
         <w:b/>
         <w:bCs/>
       </w:rPr>
@@ -3930,6 +4170,7 @@
         <w:spacing w:after="0" w:before="0" w:line="240" w:lineRule="auto"/>
       </w:pPr>
       <w:rPr>
+        <w:rFonts w:eastAsia="黑体"/>
         <w:b/>
         <w:bCs/>
       </w:rPr>
@@ -3947,12 +4188,14 @@
     </w:tblStylePr>
     <w:tblStylePr w:type="firstCol">
       <w:rPr>
+        <w:rFonts w:eastAsia="黑体"/>
         <w:b/>
         <w:bCs/>
       </w:rPr>
     </w:tblStylePr>
     <w:tblStylePr w:type="lastCol">
       <w:rPr>
+        <w:rFonts w:eastAsia="黑体"/>
         <w:b/>
         <w:bCs/>
       </w:rPr>
@@ -3991,6 +4234,7 @@
       <w:spacing w:after="0" w:line="240" w:lineRule="auto"/>
     </w:pPr>
     <w:rPr>
+      <w:rFonts w:eastAsia="黑体"/>
       <w:color w:themeColor="accent3" w:themeShade="BF" w:val="76923C"/>
     </w:rPr>
     <w:tblPr>
@@ -4013,6 +4257,7 @@
         <w:spacing w:after="0" w:before="0" w:line="240" w:lineRule="auto"/>
       </w:pPr>
       <w:rPr>
+        <w:rFonts w:eastAsia="黑体"/>
         <w:b/>
         <w:bCs/>
       </w:rPr>
@@ -4033,6 +4278,7 @@
         <w:spacing w:after="0" w:before="0" w:line="240" w:lineRule="auto"/>
       </w:pPr>
       <w:rPr>
+        <w:rFonts w:eastAsia="黑体"/>
         <w:b/>
         <w:bCs/>
       </w:rPr>
@@ -4050,12 +4296,14 @@
     </w:tblStylePr>
     <w:tblStylePr w:type="firstCol">
       <w:rPr>
+        <w:rFonts w:eastAsia="黑体"/>
         <w:b/>
         <w:bCs/>
       </w:rPr>
     </w:tblStylePr>
     <w:tblStylePr w:type="lastCol">
       <w:rPr>
+        <w:rFonts w:eastAsia="黑体"/>
         <w:b/>
         <w:bCs/>
       </w:rPr>
@@ -4094,6 +4342,7 @@
       <w:spacing w:after="0" w:line="240" w:lineRule="auto"/>
     </w:pPr>
     <w:rPr>
+      <w:rFonts w:eastAsia="黑体"/>
       <w:color w:themeColor="accent4" w:themeShade="BF" w:val="5F497A"/>
     </w:rPr>
     <w:tblPr>
@@ -4116,6 +4365,7 @@
         <w:spacing w:after="0" w:before="0" w:line="240" w:lineRule="auto"/>
       </w:pPr>
       <w:rPr>
+        <w:rFonts w:eastAsia="黑体"/>
         <w:b/>
         <w:bCs/>
       </w:rPr>
@@ -4136,6 +4386,7 @@
         <w:spacing w:after="0" w:before="0" w:line="240" w:lineRule="auto"/>
       </w:pPr>
       <w:rPr>
+        <w:rFonts w:eastAsia="黑体"/>
         <w:b/>
         <w:bCs/>
       </w:rPr>
@@ -4153,12 +4404,14 @@
     </w:tblStylePr>
     <w:tblStylePr w:type="firstCol">
       <w:rPr>
+        <w:rFonts w:eastAsia="黑体"/>
         <w:b/>
         <w:bCs/>
       </w:rPr>
     </w:tblStylePr>
     <w:tblStylePr w:type="lastCol">
       <w:rPr>
+        <w:rFonts w:eastAsia="黑体"/>
         <w:b/>
         <w:bCs/>
       </w:rPr>
@@ -4197,6 +4450,7 @@
       <w:spacing w:after="0" w:line="240" w:lineRule="auto"/>
     </w:pPr>
     <w:rPr>
+      <w:rFonts w:eastAsia="黑体"/>
       <w:color w:themeColor="accent5" w:themeShade="BF" w:val="31849B"/>
     </w:rPr>
     <w:tblPr>
@@ -4219,6 +4473,7 @@
         <w:spacing w:after="0" w:before="0" w:line="240" w:lineRule="auto"/>
       </w:pPr>
       <w:rPr>
+        <w:rFonts w:eastAsia="黑体"/>
         <w:b/>
         <w:bCs/>
       </w:rPr>
@@ -4239,6 +4494,7 @@
         <w:spacing w:after="0" w:before="0" w:line="240" w:lineRule="auto"/>
       </w:pPr>
       <w:rPr>
+        <w:rFonts w:eastAsia="黑体"/>
         <w:b/>
         <w:bCs/>
       </w:rPr>
@@ -4256,12 +4512,14 @@
     </w:tblStylePr>
     <w:tblStylePr w:type="firstCol">
       <w:rPr>
+        <w:rFonts w:eastAsia="黑体"/>
         <w:b/>
         <w:bCs/>
       </w:rPr>
     </w:tblStylePr>
     <w:tblStylePr w:type="lastCol">
       <w:rPr>
+        <w:rFonts w:eastAsia="黑体"/>
         <w:b/>
         <w:bCs/>
       </w:rPr>
@@ -4300,6 +4558,7 @@
       <w:spacing w:after="0" w:line="240" w:lineRule="auto"/>
     </w:pPr>
     <w:rPr>
+      <w:rFonts w:eastAsia="黑体"/>
       <w:color w:themeColor="accent6" w:themeShade="BF" w:val="E36C0A"/>
     </w:rPr>
     <w:tblPr>
@@ -4322,6 +4581,7 @@
         <w:spacing w:after="0" w:before="0" w:line="240" w:lineRule="auto"/>
       </w:pPr>
       <w:rPr>
+        <w:rFonts w:eastAsia="黑体"/>
         <w:b/>
         <w:bCs/>
       </w:rPr>
@@ -4342,6 +4602,7 @@
         <w:spacing w:after="0" w:before="0" w:line="240" w:lineRule="auto"/>
       </w:pPr>
       <w:rPr>
+        <w:rFonts w:eastAsia="黑体"/>
         <w:b/>
         <w:bCs/>
       </w:rPr>
@@ -4359,12 +4620,14 @@
     </w:tblStylePr>
     <w:tblStylePr w:type="firstCol">
       <w:rPr>
+        <w:rFonts w:eastAsia="黑体"/>
         <w:b/>
         <w:bCs/>
       </w:rPr>
     </w:tblStylePr>
     <w:tblStylePr w:type="lastCol">
       <w:rPr>
+        <w:rFonts w:eastAsia="黑体"/>
         <w:b/>
         <w:bCs/>
       </w:rPr>
@@ -4424,6 +4687,7 @@
         <w:spacing w:after="0" w:before="0" w:line="240" w:lineRule="auto"/>
       </w:pPr>
       <w:rPr>
+        <w:rFonts w:eastAsia="黑体"/>
         <w:b/>
         <w:bCs/>
         <w:color w:themeColor="background1" w:val="FFFFFF"/>
@@ -4438,6 +4702,7 @@
         <w:spacing w:after="0" w:before="0" w:line="240" w:lineRule="auto"/>
       </w:pPr>
       <w:rPr>
+        <w:rFonts w:eastAsia="黑体"/>
         <w:b/>
         <w:bCs/>
       </w:rPr>
@@ -4453,12 +4718,14 @@
     </w:tblStylePr>
     <w:tblStylePr w:type="firstCol">
       <w:rPr>
+        <w:rFonts w:eastAsia="黑体"/>
         <w:b/>
         <w:bCs/>
       </w:rPr>
     </w:tblStylePr>
     <w:tblStylePr w:type="lastCol">
       <w:rPr>
+        <w:rFonts w:eastAsia="黑体"/>
         <w:b/>
         <w:bCs/>
       </w:rPr>
@@ -4516,6 +4783,7 @@
         <w:spacing w:after="0" w:before="0" w:line="240" w:lineRule="auto"/>
       </w:pPr>
       <w:rPr>
+        <w:rFonts w:eastAsia="黑体"/>
         <w:b/>
         <w:bCs/>
         <w:color w:themeColor="background1" w:val="FFFFFF"/>
@@ -4530,6 +4798,7 @@
         <w:spacing w:after="0" w:before="0" w:line="240" w:lineRule="auto"/>
       </w:pPr>
       <w:rPr>
+        <w:rFonts w:eastAsia="黑体"/>
         <w:b/>
         <w:bCs/>
       </w:rPr>
@@ -4545,12 +4814,14 @@
     </w:tblStylePr>
     <w:tblStylePr w:type="firstCol">
       <w:rPr>
+        <w:rFonts w:eastAsia="黑体"/>
         <w:b/>
         <w:bCs/>
       </w:rPr>
     </w:tblStylePr>
     <w:tblStylePr w:type="lastCol">
       <w:rPr>
+        <w:rFonts w:eastAsia="黑体"/>
         <w:b/>
         <w:bCs/>
       </w:rPr>
@@ -4608,6 +4879,7 @@
         <w:spacing w:after="0" w:before="0" w:line="240" w:lineRule="auto"/>
       </w:pPr>
       <w:rPr>
+        <w:rFonts w:eastAsia="黑体"/>
         <w:b/>
         <w:bCs/>
         <w:color w:themeColor="background1" w:val="FFFFFF"/>
@@ -4622,6 +4894,7 @@
         <w:spacing w:after="0" w:before="0" w:line="240" w:lineRule="auto"/>
       </w:pPr>
       <w:rPr>
+        <w:rFonts w:eastAsia="黑体"/>
         <w:b/>
         <w:bCs/>
       </w:rPr>
@@ -4637,12 +4910,14 @@
     </w:tblStylePr>
     <w:tblStylePr w:type="firstCol">
       <w:rPr>
+        <w:rFonts w:eastAsia="黑体"/>
         <w:b/>
         <w:bCs/>
       </w:rPr>
     </w:tblStylePr>
     <w:tblStylePr w:type="lastCol">
       <w:rPr>
+        <w:rFonts w:eastAsia="黑体"/>
         <w:b/>
         <w:bCs/>
       </w:rPr>
@@ -4700,6 +4975,7 @@
         <w:spacing w:after="0" w:before="0" w:line="240" w:lineRule="auto"/>
       </w:pPr>
       <w:rPr>
+        <w:rFonts w:eastAsia="黑体"/>
         <w:b/>
         <w:bCs/>
         <w:color w:themeColor="background1" w:val="FFFFFF"/>
@@ -4714,6 +4990,7 @@
         <w:spacing w:after="0" w:before="0" w:line="240" w:lineRule="auto"/>
       </w:pPr>
       <w:rPr>
+        <w:rFonts w:eastAsia="黑体"/>
         <w:b/>
         <w:bCs/>
       </w:rPr>
@@ -4729,12 +5006,14 @@
     </w:tblStylePr>
     <w:tblStylePr w:type="firstCol">
       <w:rPr>
+        <w:rFonts w:eastAsia="黑体"/>
         <w:b/>
         <w:bCs/>
       </w:rPr>
     </w:tblStylePr>
     <w:tblStylePr w:type="lastCol">
       <w:rPr>
+        <w:rFonts w:eastAsia="黑体"/>
         <w:b/>
         <w:bCs/>
       </w:rPr>
@@ -4792,6 +5071,7 @@
         <w:spacing w:after="0" w:before="0" w:line="240" w:lineRule="auto"/>
       </w:pPr>
       <w:rPr>
+        <w:rFonts w:eastAsia="黑体"/>
         <w:b/>
         <w:bCs/>
         <w:color w:themeColor="background1" w:val="FFFFFF"/>
@@ -4806,6 +5086,7 @@
         <w:spacing w:after="0" w:before="0" w:line="240" w:lineRule="auto"/>
       </w:pPr>
       <w:rPr>
+        <w:rFonts w:eastAsia="黑体"/>
         <w:b/>
         <w:bCs/>
       </w:rPr>
@@ -4821,12 +5102,14 @@
     </w:tblStylePr>
     <w:tblStylePr w:type="firstCol">
       <w:rPr>
+        <w:rFonts w:eastAsia="黑体"/>
         <w:b/>
         <w:bCs/>
       </w:rPr>
     </w:tblStylePr>
     <w:tblStylePr w:type="lastCol">
       <w:rPr>
+        <w:rFonts w:eastAsia="黑体"/>
         <w:b/>
         <w:bCs/>
       </w:rPr>
@@ -4884,6 +5167,7 @@
         <w:spacing w:after="0" w:before="0" w:line="240" w:lineRule="auto"/>
       </w:pPr>
       <w:rPr>
+        <w:rFonts w:eastAsia="黑体"/>
         <w:b/>
         <w:bCs/>
         <w:color w:themeColor="background1" w:val="FFFFFF"/>
@@ -4898,6 +5182,7 @@
         <w:spacing w:after="0" w:before="0" w:line="240" w:lineRule="auto"/>
       </w:pPr>
       <w:rPr>
+        <w:rFonts w:eastAsia="黑体"/>
         <w:b/>
         <w:bCs/>
       </w:rPr>
@@ -4913,12 +5198,14 @@
     </w:tblStylePr>
     <w:tblStylePr w:type="firstCol">
       <w:rPr>
+        <w:rFonts w:eastAsia="黑体"/>
         <w:b/>
         <w:bCs/>
       </w:rPr>
     </w:tblStylePr>
     <w:tblStylePr w:type="lastCol">
       <w:rPr>
+        <w:rFonts w:eastAsia="黑体"/>
         <w:b/>
         <w:bCs/>
       </w:rPr>
@@ -4976,6 +5263,7 @@
         <w:spacing w:after="0" w:before="0" w:line="240" w:lineRule="auto"/>
       </w:pPr>
       <w:rPr>
+        <w:rFonts w:eastAsia="黑体"/>
         <w:b/>
         <w:bCs/>
         <w:color w:themeColor="background1" w:val="FFFFFF"/>
@@ -4990,6 +5278,7 @@
         <w:spacing w:after="0" w:before="0" w:line="240" w:lineRule="auto"/>
       </w:pPr>
       <w:rPr>
+        <w:rFonts w:eastAsia="黑体"/>
         <w:b/>
         <w:bCs/>
       </w:rPr>
@@ -5005,12 +5294,14 @@
     </w:tblStylePr>
     <w:tblStylePr w:type="firstCol">
       <w:rPr>
+        <w:rFonts w:eastAsia="黑体"/>
         <w:b/>
         <w:bCs/>
       </w:rPr>
     </w:tblStylePr>
     <w:tblStylePr w:type="lastCol">
       <w:rPr>
+        <w:rFonts w:eastAsia="黑体"/>
         <w:b/>
         <w:bCs/>
       </w:rPr>
@@ -5070,7 +5361,7 @@
         <w:spacing w:after="0" w:before="0" w:line="240" w:lineRule="auto"/>
       </w:pPr>
       <w:rPr>
-        <w:rFonts w:asciiTheme="majorHAnsi" w:cstheme="majorBidi" w:eastAsiaTheme="majorEastAsia" w:hAnsiTheme="majorHAnsi"/>
+        <w:rFonts w:asciiTheme="majorHAnsi" w:cstheme="majorBidi" w:hAnsiTheme="majorHAnsi" w:eastAsia="黑体"/>
         <w:b/>
         <w:bCs/>
       </w:rPr>
@@ -5091,7 +5382,7 @@
         <w:spacing w:after="0" w:before="0" w:line="240" w:lineRule="auto"/>
       </w:pPr>
       <w:rPr>
-        <w:rFonts w:asciiTheme="majorHAnsi" w:cstheme="majorBidi" w:eastAsiaTheme="majorEastAsia" w:hAnsiTheme="majorHAnsi"/>
+        <w:rFonts w:asciiTheme="majorHAnsi" w:cstheme="majorBidi" w:hAnsiTheme="majorHAnsi" w:eastAsia="黑体"/>
         <w:b/>
         <w:bCs/>
       </w:rPr>
@@ -5109,14 +5400,14 @@
     </w:tblStylePr>
     <w:tblStylePr w:type="firstCol">
       <w:rPr>
-        <w:rFonts w:asciiTheme="majorHAnsi" w:cstheme="majorBidi" w:eastAsiaTheme="majorEastAsia" w:hAnsiTheme="majorHAnsi"/>
+        <w:rFonts w:asciiTheme="majorHAnsi" w:cstheme="majorBidi" w:hAnsiTheme="majorHAnsi" w:eastAsia="黑体"/>
         <w:b/>
         <w:bCs/>
       </w:rPr>
     </w:tblStylePr>
     <w:tblStylePr w:type="lastCol">
       <w:rPr>
-        <w:rFonts w:asciiTheme="majorHAnsi" w:cstheme="majorBidi" w:eastAsiaTheme="majorEastAsia" w:hAnsiTheme="majorHAnsi"/>
+        <w:rFonts w:asciiTheme="majorHAnsi" w:cstheme="majorBidi" w:hAnsiTheme="majorHAnsi" w:eastAsia="黑体"/>
         <w:b/>
         <w:bCs/>
       </w:rPr>
@@ -5200,7 +5491,7 @@
         <w:spacing w:after="0" w:before="0" w:line="240" w:lineRule="auto"/>
       </w:pPr>
       <w:rPr>
-        <w:rFonts w:asciiTheme="majorHAnsi" w:cstheme="majorBidi" w:eastAsiaTheme="majorEastAsia" w:hAnsiTheme="majorHAnsi"/>
+        <w:rFonts w:asciiTheme="majorHAnsi" w:cstheme="majorBidi" w:hAnsiTheme="majorHAnsi" w:eastAsia="黑体"/>
         <w:b/>
         <w:bCs/>
       </w:rPr>
@@ -5221,7 +5512,7 @@
         <w:spacing w:after="0" w:before="0" w:line="240" w:lineRule="auto"/>
       </w:pPr>
       <w:rPr>
-        <w:rFonts w:asciiTheme="majorHAnsi" w:cstheme="majorBidi" w:eastAsiaTheme="majorEastAsia" w:hAnsiTheme="majorHAnsi"/>
+        <w:rFonts w:asciiTheme="majorHAnsi" w:cstheme="majorBidi" w:hAnsiTheme="majorHAnsi" w:eastAsia="黑体"/>
         <w:b/>
         <w:bCs/>
       </w:rPr>
@@ -5239,14 +5530,14 @@
     </w:tblStylePr>
     <w:tblStylePr w:type="firstCol">
       <w:rPr>
-        <w:rFonts w:asciiTheme="majorHAnsi" w:cstheme="majorBidi" w:eastAsiaTheme="majorEastAsia" w:hAnsiTheme="majorHAnsi"/>
+        <w:rFonts w:asciiTheme="majorHAnsi" w:cstheme="majorBidi" w:hAnsiTheme="majorHAnsi" w:eastAsia="黑体"/>
         <w:b/>
         <w:bCs/>
       </w:rPr>
     </w:tblStylePr>
     <w:tblStylePr w:type="lastCol">
       <w:rPr>
-        <w:rFonts w:asciiTheme="majorHAnsi" w:cstheme="majorBidi" w:eastAsiaTheme="majorEastAsia" w:hAnsiTheme="majorHAnsi"/>
+        <w:rFonts w:asciiTheme="majorHAnsi" w:cstheme="majorBidi" w:hAnsiTheme="majorHAnsi" w:eastAsia="黑体"/>
         <w:b/>
         <w:bCs/>
       </w:rPr>
@@ -5330,7 +5621,7 @@
         <w:spacing w:after="0" w:before="0" w:line="240" w:lineRule="auto"/>
       </w:pPr>
       <w:rPr>
-        <w:rFonts w:asciiTheme="majorHAnsi" w:cstheme="majorBidi" w:eastAsiaTheme="majorEastAsia" w:hAnsiTheme="majorHAnsi"/>
+        <w:rFonts w:asciiTheme="majorHAnsi" w:cstheme="majorBidi" w:hAnsiTheme="majorHAnsi" w:eastAsia="黑体"/>
         <w:b/>
         <w:bCs/>
       </w:rPr>
@@ -5351,7 +5642,7 @@
         <w:spacing w:after="0" w:before="0" w:line="240" w:lineRule="auto"/>
       </w:pPr>
       <w:rPr>
-        <w:rFonts w:asciiTheme="majorHAnsi" w:cstheme="majorBidi" w:eastAsiaTheme="majorEastAsia" w:hAnsiTheme="majorHAnsi"/>
+        <w:rFonts w:asciiTheme="majorHAnsi" w:cstheme="majorBidi" w:hAnsiTheme="majorHAnsi" w:eastAsia="黑体"/>
         <w:b/>
         <w:bCs/>
       </w:rPr>
@@ -5369,14 +5660,14 @@
     </w:tblStylePr>
     <w:tblStylePr w:type="firstCol">
       <w:rPr>
-        <w:rFonts w:asciiTheme="majorHAnsi" w:cstheme="majorBidi" w:eastAsiaTheme="majorEastAsia" w:hAnsiTheme="majorHAnsi"/>
+        <w:rFonts w:asciiTheme="majorHAnsi" w:cstheme="majorBidi" w:hAnsiTheme="majorHAnsi" w:eastAsia="黑体"/>
         <w:b/>
         <w:bCs/>
       </w:rPr>
     </w:tblStylePr>
     <w:tblStylePr w:type="lastCol">
       <w:rPr>
-        <w:rFonts w:asciiTheme="majorHAnsi" w:cstheme="majorBidi" w:eastAsiaTheme="majorEastAsia" w:hAnsiTheme="majorHAnsi"/>
+        <w:rFonts w:asciiTheme="majorHAnsi" w:cstheme="majorBidi" w:hAnsiTheme="majorHAnsi" w:eastAsia="黑体"/>
         <w:b/>
         <w:bCs/>
       </w:rPr>
@@ -5460,7 +5751,7 @@
         <w:spacing w:after="0" w:before="0" w:line="240" w:lineRule="auto"/>
       </w:pPr>
       <w:rPr>
-        <w:rFonts w:asciiTheme="majorHAnsi" w:cstheme="majorBidi" w:eastAsiaTheme="majorEastAsia" w:hAnsiTheme="majorHAnsi"/>
+        <w:rFonts w:asciiTheme="majorHAnsi" w:cstheme="majorBidi" w:hAnsiTheme="majorHAnsi" w:eastAsia="黑体"/>
         <w:b/>
         <w:bCs/>
       </w:rPr>
@@ -5481,7 +5772,7 @@
         <w:spacing w:after="0" w:before="0" w:line="240" w:lineRule="auto"/>
       </w:pPr>
       <w:rPr>
-        <w:rFonts w:asciiTheme="majorHAnsi" w:cstheme="majorBidi" w:eastAsiaTheme="majorEastAsia" w:hAnsiTheme="majorHAnsi"/>
+        <w:rFonts w:asciiTheme="majorHAnsi" w:cstheme="majorBidi" w:hAnsiTheme="majorHAnsi" w:eastAsia="黑体"/>
         <w:b/>
         <w:bCs/>
       </w:rPr>
@@ -5499,14 +5790,14 @@
     </w:tblStylePr>
     <w:tblStylePr w:type="firstCol">
       <w:rPr>
-        <w:rFonts w:asciiTheme="majorHAnsi" w:cstheme="majorBidi" w:eastAsiaTheme="majorEastAsia" w:hAnsiTheme="majorHAnsi"/>
+        <w:rFonts w:asciiTheme="majorHAnsi" w:cstheme="majorBidi" w:hAnsiTheme="majorHAnsi" w:eastAsia="黑体"/>
         <w:b/>
         <w:bCs/>
       </w:rPr>
     </w:tblStylePr>
     <w:tblStylePr w:type="lastCol">
       <w:rPr>
-        <w:rFonts w:asciiTheme="majorHAnsi" w:cstheme="majorBidi" w:eastAsiaTheme="majorEastAsia" w:hAnsiTheme="majorHAnsi"/>
+        <w:rFonts w:asciiTheme="majorHAnsi" w:cstheme="majorBidi" w:hAnsiTheme="majorHAnsi" w:eastAsia="黑体"/>
         <w:b/>
         <w:bCs/>
       </w:rPr>
@@ -5590,7 +5881,7 @@
         <w:spacing w:after="0" w:before="0" w:line="240" w:lineRule="auto"/>
       </w:pPr>
       <w:rPr>
-        <w:rFonts w:asciiTheme="majorHAnsi" w:cstheme="majorBidi" w:eastAsiaTheme="majorEastAsia" w:hAnsiTheme="majorHAnsi"/>
+        <w:rFonts w:asciiTheme="majorHAnsi" w:cstheme="majorBidi" w:hAnsiTheme="majorHAnsi" w:eastAsia="黑体"/>
         <w:b/>
         <w:bCs/>
       </w:rPr>
@@ -5611,7 +5902,7 @@
         <w:spacing w:after="0" w:before="0" w:line="240" w:lineRule="auto"/>
       </w:pPr>
       <w:rPr>
-        <w:rFonts w:asciiTheme="majorHAnsi" w:cstheme="majorBidi" w:eastAsiaTheme="majorEastAsia" w:hAnsiTheme="majorHAnsi"/>
+        <w:rFonts w:asciiTheme="majorHAnsi" w:cstheme="majorBidi" w:hAnsiTheme="majorHAnsi" w:eastAsia="黑体"/>
         <w:b/>
         <w:bCs/>
       </w:rPr>
@@ -5629,14 +5920,14 @@
     </w:tblStylePr>
     <w:tblStylePr w:type="firstCol">
       <w:rPr>
-        <w:rFonts w:asciiTheme="majorHAnsi" w:cstheme="majorBidi" w:eastAsiaTheme="majorEastAsia" w:hAnsiTheme="majorHAnsi"/>
+        <w:rFonts w:asciiTheme="majorHAnsi" w:cstheme="majorBidi" w:hAnsiTheme="majorHAnsi" w:eastAsia="黑体"/>
         <w:b/>
         <w:bCs/>
       </w:rPr>
     </w:tblStylePr>
     <w:tblStylePr w:type="lastCol">
       <w:rPr>
-        <w:rFonts w:asciiTheme="majorHAnsi" w:cstheme="majorBidi" w:eastAsiaTheme="majorEastAsia" w:hAnsiTheme="majorHAnsi"/>
+        <w:rFonts w:asciiTheme="majorHAnsi" w:cstheme="majorBidi" w:hAnsiTheme="majorHAnsi" w:eastAsia="黑体"/>
         <w:b/>
         <w:bCs/>
       </w:rPr>
@@ -5720,7 +6011,7 @@
         <w:spacing w:after="0" w:before="0" w:line="240" w:lineRule="auto"/>
       </w:pPr>
       <w:rPr>
-        <w:rFonts w:asciiTheme="majorHAnsi" w:cstheme="majorBidi" w:eastAsiaTheme="majorEastAsia" w:hAnsiTheme="majorHAnsi"/>
+        <w:rFonts w:asciiTheme="majorHAnsi" w:cstheme="majorBidi" w:hAnsiTheme="majorHAnsi" w:eastAsia="黑体"/>
         <w:b/>
         <w:bCs/>
       </w:rPr>
@@ -5741,7 +6032,7 @@
         <w:spacing w:after="0" w:before="0" w:line="240" w:lineRule="auto"/>
       </w:pPr>
       <w:rPr>
-        <w:rFonts w:asciiTheme="majorHAnsi" w:cstheme="majorBidi" w:eastAsiaTheme="majorEastAsia" w:hAnsiTheme="majorHAnsi"/>
+        <w:rFonts w:asciiTheme="majorHAnsi" w:cstheme="majorBidi" w:hAnsiTheme="majorHAnsi" w:eastAsia="黑体"/>
         <w:b/>
         <w:bCs/>
       </w:rPr>
@@ -5759,14 +6050,14 @@
     </w:tblStylePr>
     <w:tblStylePr w:type="firstCol">
       <w:rPr>
-        <w:rFonts w:asciiTheme="majorHAnsi" w:cstheme="majorBidi" w:eastAsiaTheme="majorEastAsia" w:hAnsiTheme="majorHAnsi"/>
+        <w:rFonts w:asciiTheme="majorHAnsi" w:cstheme="majorBidi" w:hAnsiTheme="majorHAnsi" w:eastAsia="黑体"/>
         <w:b/>
         <w:bCs/>
       </w:rPr>
     </w:tblStylePr>
     <w:tblStylePr w:type="lastCol">
       <w:rPr>
-        <w:rFonts w:asciiTheme="majorHAnsi" w:cstheme="majorBidi" w:eastAsiaTheme="majorEastAsia" w:hAnsiTheme="majorHAnsi"/>
+        <w:rFonts w:asciiTheme="majorHAnsi" w:cstheme="majorBidi" w:hAnsiTheme="majorHAnsi" w:eastAsia="黑体"/>
         <w:b/>
         <w:bCs/>
       </w:rPr>
@@ -5850,7 +6141,7 @@
         <w:spacing w:after="0" w:before="0" w:line="240" w:lineRule="auto"/>
       </w:pPr>
       <w:rPr>
-        <w:rFonts w:asciiTheme="majorHAnsi" w:cstheme="majorBidi" w:eastAsiaTheme="majorEastAsia" w:hAnsiTheme="majorHAnsi"/>
+        <w:rFonts w:asciiTheme="majorHAnsi" w:cstheme="majorBidi" w:hAnsiTheme="majorHAnsi" w:eastAsia="黑体"/>
         <w:b/>
         <w:bCs/>
       </w:rPr>
@@ -5871,7 +6162,7 @@
         <w:spacing w:after="0" w:before="0" w:line="240" w:lineRule="auto"/>
       </w:pPr>
       <w:rPr>
-        <w:rFonts w:asciiTheme="majorHAnsi" w:cstheme="majorBidi" w:eastAsiaTheme="majorEastAsia" w:hAnsiTheme="majorHAnsi"/>
+        <w:rFonts w:asciiTheme="majorHAnsi" w:cstheme="majorBidi" w:hAnsiTheme="majorHAnsi" w:eastAsia="黑体"/>
         <w:b/>
         <w:bCs/>
       </w:rPr>
@@ -5889,14 +6180,14 @@
     </w:tblStylePr>
     <w:tblStylePr w:type="firstCol">
       <w:rPr>
-        <w:rFonts w:asciiTheme="majorHAnsi" w:cstheme="majorBidi" w:eastAsiaTheme="majorEastAsia" w:hAnsiTheme="majorHAnsi"/>
+        <w:rFonts w:asciiTheme="majorHAnsi" w:cstheme="majorBidi" w:hAnsiTheme="majorHAnsi" w:eastAsia="黑体"/>
         <w:b/>
         <w:bCs/>
       </w:rPr>
     </w:tblStylePr>
     <w:tblStylePr w:type="lastCol">
       <w:rPr>
-        <w:rFonts w:asciiTheme="majorHAnsi" w:cstheme="majorBidi" w:eastAsiaTheme="majorEastAsia" w:hAnsiTheme="majorHAnsi"/>
+        <w:rFonts w:asciiTheme="majorHAnsi" w:cstheme="majorBidi" w:hAnsiTheme="majorHAnsi" w:eastAsia="黑体"/>
         <w:b/>
         <w:bCs/>
       </w:rPr>
@@ -5979,6 +6270,7 @@
         <w:spacing w:after="0" w:before="0" w:line="240" w:lineRule="auto"/>
       </w:pPr>
       <w:rPr>
+        <w:rFonts w:eastAsia="黑体"/>
         <w:b/>
         <w:bCs/>
         <w:color w:themeColor="background1" w:val="FFFFFF"/>
@@ -6001,6 +6293,7 @@
         <w:spacing w:after="0" w:before="0" w:line="240" w:lineRule="auto"/>
       </w:pPr>
       <w:rPr>
+        <w:rFonts w:eastAsia="黑体"/>
         <w:b/>
         <w:bCs/>
       </w:rPr>
@@ -6018,12 +6311,14 @@
     </w:tblStylePr>
     <w:tblStylePr w:type="firstCol">
       <w:rPr>
+        <w:rFonts w:eastAsia="黑体"/>
         <w:b/>
         <w:bCs/>
       </w:rPr>
     </w:tblStylePr>
     <w:tblStylePr w:type="lastCol">
       <w:rPr>
+        <w:rFonts w:eastAsia="黑体"/>
         <w:b/>
         <w:bCs/>
       </w:rPr>
@@ -6085,6 +6380,7 @@
         <w:spacing w:after="0" w:before="0" w:line="240" w:lineRule="auto"/>
       </w:pPr>
       <w:rPr>
+        <w:rFonts w:eastAsia="黑体"/>
         <w:b/>
         <w:bCs/>
         <w:color w:themeColor="background1" w:val="FFFFFF"/>
@@ -6107,6 +6403,7 @@
         <w:spacing w:after="0" w:before="0" w:line="240" w:lineRule="auto"/>
       </w:pPr>
       <w:rPr>
+        <w:rFonts w:eastAsia="黑体"/>
         <w:b/>
         <w:bCs/>
       </w:rPr>
@@ -6124,12 +6421,14 @@
     </w:tblStylePr>
     <w:tblStylePr w:type="firstCol">
       <w:rPr>
+        <w:rFonts w:eastAsia="黑体"/>
         <w:b/>
         <w:bCs/>
       </w:rPr>
     </w:tblStylePr>
     <w:tblStylePr w:type="lastCol">
       <w:rPr>
+        <w:rFonts w:eastAsia="黑体"/>
         <w:b/>
         <w:bCs/>
       </w:rPr>
@@ -6191,6 +6490,7 @@
         <w:spacing w:after="0" w:before="0" w:line="240" w:lineRule="auto"/>
       </w:pPr>
       <w:rPr>
+        <w:rFonts w:eastAsia="黑体"/>
         <w:b/>
         <w:bCs/>
         <w:color w:themeColor="background1" w:val="FFFFFF"/>
@@ -6213,6 +6513,7 @@
         <w:spacing w:after="0" w:before="0" w:line="240" w:lineRule="auto"/>
       </w:pPr>
       <w:rPr>
+        <w:rFonts w:eastAsia="黑体"/>
         <w:b/>
         <w:bCs/>
       </w:rPr>
@@ -6230,12 +6531,14 @@
     </w:tblStylePr>
     <w:tblStylePr w:type="firstCol">
       <w:rPr>
+        <w:rFonts w:eastAsia="黑体"/>
         <w:b/>
         <w:bCs/>
       </w:rPr>
     </w:tblStylePr>
     <w:tblStylePr w:type="lastCol">
       <w:rPr>
+        <w:rFonts w:eastAsia="黑体"/>
         <w:b/>
         <w:bCs/>
       </w:rPr>
@@ -6297,6 +6600,7 @@
         <w:spacing w:after="0" w:before="0" w:line="240" w:lineRule="auto"/>
       </w:pPr>
       <w:rPr>
+        <w:rFonts w:eastAsia="黑体"/>
         <w:b/>
         <w:bCs/>
         <w:color w:themeColor="background1" w:val="FFFFFF"/>
@@ -6319,6 +6623,7 @@
         <w:spacing w:after="0" w:before="0" w:line="240" w:lineRule="auto"/>
       </w:pPr>
       <w:rPr>
+        <w:rFonts w:eastAsia="黑体"/>
         <w:b/>
         <w:bCs/>
       </w:rPr>
@@ -6336,12 +6641,14 @@
     </w:tblStylePr>
     <w:tblStylePr w:type="firstCol">
       <w:rPr>
+        <w:rFonts w:eastAsia="黑体"/>
         <w:b/>
         <w:bCs/>
       </w:rPr>
     </w:tblStylePr>
     <w:tblStylePr w:type="lastCol">
       <w:rPr>
+        <w:rFonts w:eastAsia="黑体"/>
         <w:b/>
         <w:bCs/>
       </w:rPr>
@@ -6403,6 +6710,7 @@
         <w:spacing w:after="0" w:before="0" w:line="240" w:lineRule="auto"/>
       </w:pPr>
       <w:rPr>
+        <w:rFonts w:eastAsia="黑体"/>
         <w:b/>
         <w:bCs/>
         <w:color w:themeColor="background1" w:val="FFFFFF"/>
@@ -6425,6 +6733,7 @@
         <w:spacing w:after="0" w:before="0" w:line="240" w:lineRule="auto"/>
       </w:pPr>
       <w:rPr>
+        <w:rFonts w:eastAsia="黑体"/>
         <w:b/>
         <w:bCs/>
       </w:rPr>
@@ -6442,12 +6751,14 @@
     </w:tblStylePr>
     <w:tblStylePr w:type="firstCol">
       <w:rPr>
+        <w:rFonts w:eastAsia="黑体"/>
         <w:b/>
         <w:bCs/>
       </w:rPr>
     </w:tblStylePr>
     <w:tblStylePr w:type="lastCol">
       <w:rPr>
+        <w:rFonts w:eastAsia="黑体"/>
         <w:b/>
         <w:bCs/>
       </w:rPr>
@@ -6509,6 +6820,7 @@
         <w:spacing w:after="0" w:before="0" w:line="240" w:lineRule="auto"/>
       </w:pPr>
       <w:rPr>
+        <w:rFonts w:eastAsia="黑体"/>
         <w:b/>
         <w:bCs/>
         <w:color w:themeColor="background1" w:val="FFFFFF"/>
@@ -6531,6 +6843,7 @@
         <w:spacing w:after="0" w:before="0" w:line="240" w:lineRule="auto"/>
       </w:pPr>
       <w:rPr>
+        <w:rFonts w:eastAsia="黑体"/>
         <w:b/>
         <w:bCs/>
       </w:rPr>
@@ -6548,12 +6861,14 @@
     </w:tblStylePr>
     <w:tblStylePr w:type="firstCol">
       <w:rPr>
+        <w:rFonts w:eastAsia="黑体"/>
         <w:b/>
         <w:bCs/>
       </w:rPr>
     </w:tblStylePr>
     <w:tblStylePr w:type="lastCol">
       <w:rPr>
+        <w:rFonts w:eastAsia="黑体"/>
         <w:b/>
         <w:bCs/>
       </w:rPr>
@@ -6615,6 +6930,7 @@
         <w:spacing w:after="0" w:before="0" w:line="240" w:lineRule="auto"/>
       </w:pPr>
       <w:rPr>
+        <w:rFonts w:eastAsia="黑体"/>
         <w:b/>
         <w:bCs/>
         <w:color w:themeColor="background1" w:val="FFFFFF"/>
@@ -6637,6 +6953,7 @@
         <w:spacing w:after="0" w:before="0" w:line="240" w:lineRule="auto"/>
       </w:pPr>
       <w:rPr>
+        <w:rFonts w:eastAsia="黑体"/>
         <w:b/>
         <w:bCs/>
       </w:rPr>
@@ -6654,12 +6971,14 @@
     </w:tblStylePr>
     <w:tblStylePr w:type="firstCol">
       <w:rPr>
+        <w:rFonts w:eastAsia="黑体"/>
         <w:b/>
         <w:bCs/>
       </w:rPr>
     </w:tblStylePr>
     <w:tblStylePr w:type="lastCol">
       <w:rPr>
+        <w:rFonts w:eastAsia="黑体"/>
         <w:b/>
         <w:bCs/>
       </w:rPr>
@@ -6718,6 +7037,7 @@
         <w:spacing w:after="0" w:before="0" w:line="240" w:lineRule="auto"/>
       </w:pPr>
       <w:rPr>
+        <w:rFonts w:eastAsia="黑体"/>
         <w:b/>
         <w:bCs/>
         <w:color w:themeColor="background1" w:val="FFFFFF"/>
@@ -6740,6 +7060,7 @@
         <w:spacing w:after="0" w:before="0" w:line="240" w:lineRule="auto"/>
       </w:pPr>
       <w:rPr>
+        <w:rFonts w:eastAsia="黑体"/>
         <w:color w:val="auto"/>
       </w:rPr>
       <w:tblPr/>
@@ -6757,6 +7078,7 @@
     </w:tblStylePr>
     <w:tblStylePr w:type="firstCol">
       <w:rPr>
+        <w:rFonts w:eastAsia="黑体"/>
         <w:b/>
         <w:bCs/>
         <w:color w:themeColor="background1" w:val="FFFFFF"/>
@@ -6776,6 +7098,7 @@
     </w:tblStylePr>
     <w:tblStylePr w:type="lastCol">
       <w:rPr>
+        <w:rFonts w:eastAsia="黑体"/>
         <w:b/>
         <w:bCs/>
         <w:color w:themeColor="background1" w:val="FFFFFF"/>
@@ -6824,6 +7147,7 @@
     </w:tblStylePr>
     <w:tblStylePr w:type="nwCell">
       <w:rPr>
+        <w:rFonts w:eastAsia="黑体"/>
         <w:color w:themeColor="background1" w:val="FFFFFF"/>
       </w:rPr>
       <w:tblPr/>
@@ -6867,6 +7191,7 @@
         <w:spacing w:after="0" w:before="0" w:line="240" w:lineRule="auto"/>
       </w:pPr>
       <w:rPr>
+        <w:rFonts w:eastAsia="黑体"/>
         <w:b/>
         <w:bCs/>
         <w:color w:themeColor="background1" w:val="FFFFFF"/>
@@ -6889,6 +7214,7 @@
         <w:spacing w:after="0" w:before="0" w:line="240" w:lineRule="auto"/>
       </w:pPr>
       <w:rPr>
+        <w:rFonts w:eastAsia="黑体"/>
         <w:color w:val="auto"/>
       </w:rPr>
       <w:tblPr/>
@@ -6906,6 +7232,7 @@
     </w:tblStylePr>
     <w:tblStylePr w:type="firstCol">
       <w:rPr>
+        <w:rFonts w:eastAsia="黑体"/>
         <w:b/>
         <w:bCs/>
         <w:color w:themeColor="background1" w:val="FFFFFF"/>
@@ -6925,6 +7252,7 @@
     </w:tblStylePr>
     <w:tblStylePr w:type="lastCol">
       <w:rPr>
+        <w:rFonts w:eastAsia="黑体"/>
         <w:b/>
         <w:bCs/>
         <w:color w:themeColor="background1" w:val="FFFFFF"/>
@@ -6973,6 +7301,7 @@
     </w:tblStylePr>
     <w:tblStylePr w:type="nwCell">
       <w:rPr>
+        <w:rFonts w:eastAsia="黑体"/>
         <w:color w:themeColor="background1" w:val="FFFFFF"/>
       </w:rPr>
       <w:tblPr/>
@@ -7016,6 +7345,7 @@
         <w:spacing w:after="0" w:before="0" w:line="240" w:lineRule="auto"/>
       </w:pPr>
       <w:rPr>
+        <w:rFonts w:eastAsia="黑体"/>
         <w:b/>
         <w:bCs/>
         <w:color w:themeColor="background1" w:val="FFFFFF"/>
@@ -7038,6 +7368,7 @@
         <w:spacing w:after="0" w:before="0" w:line="240" w:lineRule="auto"/>
       </w:pPr>
       <w:rPr>
+        <w:rFonts w:eastAsia="黑体"/>
         <w:color w:val="auto"/>
       </w:rPr>
       <w:tblPr/>
@@ -7055,6 +7386,7 @@
     </w:tblStylePr>
     <w:tblStylePr w:type="firstCol">
       <w:rPr>
+        <w:rFonts w:eastAsia="黑体"/>
         <w:b/>
         <w:bCs/>
         <w:color w:themeColor="background1" w:val="FFFFFF"/>
@@ -7074,6 +7406,7 @@
     </w:tblStylePr>
     <w:tblStylePr w:type="lastCol">
       <w:rPr>
+        <w:rFonts w:eastAsia="黑体"/>
         <w:b/>
         <w:bCs/>
         <w:color w:themeColor="background1" w:val="FFFFFF"/>
@@ -7122,6 +7455,7 @@
     </w:tblStylePr>
     <w:tblStylePr w:type="nwCell">
       <w:rPr>
+        <w:rFonts w:eastAsia="黑体"/>
         <w:color w:themeColor="background1" w:val="FFFFFF"/>
       </w:rPr>
       <w:tblPr/>
@@ -7165,6 +7499,7 @@
         <w:spacing w:after="0" w:before="0" w:line="240" w:lineRule="auto"/>
       </w:pPr>
       <w:rPr>
+        <w:rFonts w:eastAsia="黑体"/>
         <w:b/>
         <w:bCs/>
         <w:color w:themeColor="background1" w:val="FFFFFF"/>
@@ -7187,6 +7522,7 @@
         <w:spacing w:after="0" w:before="0" w:line="240" w:lineRule="auto"/>
       </w:pPr>
       <w:rPr>
+        <w:rFonts w:eastAsia="黑体"/>
         <w:color w:val="auto"/>
       </w:rPr>
       <w:tblPr/>
@@ -7204,6 +7540,7 @@
     </w:tblStylePr>
     <w:tblStylePr w:type="firstCol">
       <w:rPr>
+        <w:rFonts w:eastAsia="黑体"/>
         <w:b/>
         <w:bCs/>
         <w:color w:themeColor="background1" w:val="FFFFFF"/>
@@ -7223,6 +7560,7 @@
     </w:tblStylePr>
     <w:tblStylePr w:type="lastCol">
       <w:rPr>
+        <w:rFonts w:eastAsia="黑体"/>
         <w:b/>
         <w:bCs/>
         <w:color w:themeColor="background1" w:val="FFFFFF"/>
@@ -7271,6 +7609,7 @@
     </w:tblStylePr>
     <w:tblStylePr w:type="nwCell">
       <w:rPr>
+        <w:rFonts w:eastAsia="黑体"/>
         <w:color w:themeColor="background1" w:val="FFFFFF"/>
       </w:rPr>
       <w:tblPr/>
@@ -7314,6 +7653,7 @@
         <w:spacing w:after="0" w:before="0" w:line="240" w:lineRule="auto"/>
       </w:pPr>
       <w:rPr>
+        <w:rFonts w:eastAsia="黑体"/>
         <w:b/>
         <w:bCs/>
         <w:color w:themeColor="background1" w:val="FFFFFF"/>
@@ -7336,6 +7676,7 @@
         <w:spacing w:after="0" w:before="0" w:line="240" w:lineRule="auto"/>
       </w:pPr>
       <w:rPr>
+        <w:rFonts w:eastAsia="黑体"/>
         <w:color w:val="auto"/>
       </w:rPr>
       <w:tblPr/>
@@ -7353,6 +7694,7 @@
     </w:tblStylePr>
     <w:tblStylePr w:type="firstCol">
       <w:rPr>
+        <w:rFonts w:eastAsia="黑体"/>
         <w:b/>
         <w:bCs/>
         <w:color w:themeColor="background1" w:val="FFFFFF"/>
@@ -7372,6 +7714,7 @@
     </w:tblStylePr>
     <w:tblStylePr w:type="lastCol">
       <w:rPr>
+        <w:rFonts w:eastAsia="黑体"/>
         <w:b/>
         <w:bCs/>
         <w:color w:themeColor="background1" w:val="FFFFFF"/>
@@ -7420,6 +7763,7 @@
     </w:tblStylePr>
     <w:tblStylePr w:type="nwCell">
       <w:rPr>
+        <w:rFonts w:eastAsia="黑体"/>
         <w:color w:themeColor="background1" w:val="FFFFFF"/>
       </w:rPr>
       <w:tblPr/>
@@ -7463,6 +7807,7 @@
         <w:spacing w:after="0" w:before="0" w:line="240" w:lineRule="auto"/>
       </w:pPr>
       <w:rPr>
+        <w:rFonts w:eastAsia="黑体"/>
         <w:b/>
         <w:bCs/>
         <w:color w:themeColor="background1" w:val="FFFFFF"/>
@@ -7485,6 +7830,7 @@
         <w:spacing w:after="0" w:before="0" w:line="240" w:lineRule="auto"/>
       </w:pPr>
       <w:rPr>
+        <w:rFonts w:eastAsia="黑体"/>
         <w:color w:val="auto"/>
       </w:rPr>
       <w:tblPr/>
@@ -7502,6 +7848,7 @@
     </w:tblStylePr>
     <w:tblStylePr w:type="firstCol">
       <w:rPr>
+        <w:rFonts w:eastAsia="黑体"/>
         <w:b/>
         <w:bCs/>
         <w:color w:themeColor="background1" w:val="FFFFFF"/>
@@ -7521,6 +7868,7 @@
     </w:tblStylePr>
     <w:tblStylePr w:type="lastCol">
       <w:rPr>
+        <w:rFonts w:eastAsia="黑体"/>
         <w:b/>
         <w:bCs/>
         <w:color w:themeColor="background1" w:val="FFFFFF"/>
@@ -7569,6 +7917,7 @@
     </w:tblStylePr>
     <w:tblStylePr w:type="nwCell">
       <w:rPr>
+        <w:rFonts w:eastAsia="黑体"/>
         <w:color w:themeColor="background1" w:val="FFFFFF"/>
       </w:rPr>
       <w:tblPr/>
@@ -7612,6 +7961,7 @@
         <w:spacing w:after="0" w:before="0" w:line="240" w:lineRule="auto"/>
       </w:pPr>
       <w:rPr>
+        <w:rFonts w:eastAsia="黑体"/>
         <w:b/>
         <w:bCs/>
         <w:color w:themeColor="background1" w:val="FFFFFF"/>
@@ -7634,6 +7984,7 @@
         <w:spacing w:after="0" w:before="0" w:line="240" w:lineRule="auto"/>
       </w:pPr>
       <w:rPr>
+        <w:rFonts w:eastAsia="黑体"/>
         <w:color w:val="auto"/>
       </w:rPr>
       <w:tblPr/>
@@ -7651,6 +8002,7 @@
     </w:tblStylePr>
     <w:tblStylePr w:type="firstCol">
       <w:rPr>
+        <w:rFonts w:eastAsia="黑体"/>
         <w:b/>
         <w:bCs/>
         <w:color w:themeColor="background1" w:val="FFFFFF"/>
@@ -7670,6 +8022,7 @@
     </w:tblStylePr>
     <w:tblStylePr w:type="lastCol">
       <w:rPr>
+        <w:rFonts w:eastAsia="黑体"/>
         <w:b/>
         <w:bCs/>
         <w:color w:themeColor="background1" w:val="FFFFFF"/>
@@ -7718,6 +8071,7 @@
     </w:tblStylePr>
     <w:tblStylePr w:type="nwCell">
       <w:rPr>
+        <w:rFonts w:eastAsia="黑体"/>
         <w:color w:themeColor="background1" w:val="FFFFFF"/>
       </w:rPr>
       <w:tblPr/>
@@ -7742,6 +8096,7 @@
       <w:spacing w:after="0" w:line="240" w:lineRule="auto"/>
     </w:pPr>
     <w:rPr>
+      <w:rFonts w:eastAsia="黑体"/>
       <w:color w:themeColor="text1" w:val="000000"/>
     </w:rPr>
     <w:tblPr>
@@ -7761,7 +8116,7 @@
     </w:tblPr>
     <w:tblStylePr w:type="firstRow">
       <w:rPr>
-        <w:rFonts w:asciiTheme="majorHAnsi" w:cstheme="majorBidi" w:eastAsiaTheme="majorEastAsia" w:hAnsiTheme="majorHAnsi"/>
+        <w:rFonts w:asciiTheme="majorHAnsi" w:cstheme="majorBidi" w:hAnsiTheme="majorHAnsi" w:eastAsia="黑体"/>
       </w:rPr>
       <w:tblPr/>
       <w:tcPr>
@@ -7773,6 +8128,7 @@
     </w:tblStylePr>
     <w:tblStylePr w:type="lastRow">
       <w:rPr>
+        <w:rFonts w:eastAsia="黑体"/>
         <w:b/>
         <w:bCs/>
         <w:color w:themeColor="text2" w:val="1F497D"/>
@@ -7787,12 +8143,14 @@
     </w:tblStylePr>
     <w:tblStylePr w:type="firstCol">
       <w:rPr>
+        <w:rFonts w:eastAsia="黑体"/>
         <w:b/>
         <w:bCs/>
       </w:rPr>
     </w:tblStylePr>
     <w:tblStylePr w:type="lastCol">
       <w:rPr>
+        <w:rFonts w:eastAsia="黑体"/>
         <w:b/>
         <w:bCs/>
       </w:rPr>
@@ -7826,6 +8184,7 @@
       <w:spacing w:after="0" w:line="240" w:lineRule="auto"/>
     </w:pPr>
     <w:rPr>
+      <w:rFonts w:eastAsia="黑体"/>
       <w:color w:themeColor="text1" w:val="000000"/>
     </w:rPr>
     <w:tblPr>
@@ -7845,7 +8204,7 @@
     </w:tblPr>
     <w:tblStylePr w:type="firstRow">
       <w:rPr>
-        <w:rFonts w:asciiTheme="majorHAnsi" w:cstheme="majorBidi" w:eastAsiaTheme="majorEastAsia" w:hAnsiTheme="majorHAnsi"/>
+        <w:rFonts w:asciiTheme="majorHAnsi" w:cstheme="majorBidi" w:hAnsiTheme="majorHAnsi" w:eastAsia="黑体"/>
       </w:rPr>
       <w:tblPr/>
       <w:tcPr>
@@ -7857,6 +8216,7 @@
     </w:tblStylePr>
     <w:tblStylePr w:type="lastRow">
       <w:rPr>
+        <w:rFonts w:eastAsia="黑体"/>
         <w:b/>
         <w:bCs/>
         <w:color w:themeColor="text2" w:val="1F497D"/>
@@ -7871,12 +8231,14 @@
     </w:tblStylePr>
     <w:tblStylePr w:type="firstCol">
       <w:rPr>
+        <w:rFonts w:eastAsia="黑体"/>
         <w:b/>
         <w:bCs/>
       </w:rPr>
     </w:tblStylePr>
     <w:tblStylePr w:type="lastCol">
       <w:rPr>
+        <w:rFonts w:eastAsia="黑体"/>
         <w:b/>
         <w:bCs/>
       </w:rPr>
@@ -7910,6 +8272,7 @@
       <w:spacing w:after="0" w:line="240" w:lineRule="auto"/>
     </w:pPr>
     <w:rPr>
+      <w:rFonts w:eastAsia="黑体"/>
       <w:color w:themeColor="text1" w:val="000000"/>
     </w:rPr>
     <w:tblPr>
@@ -7929,7 +8292,7 @@
     </w:tblPr>
     <w:tblStylePr w:type="firstRow">
       <w:rPr>
-        <w:rFonts w:asciiTheme="majorHAnsi" w:cstheme="majorBidi" w:eastAsiaTheme="majorEastAsia" w:hAnsiTheme="majorHAnsi"/>
+        <w:rFonts w:asciiTheme="majorHAnsi" w:cstheme="majorBidi" w:hAnsiTheme="majorHAnsi" w:eastAsia="黑体"/>
       </w:rPr>
       <w:tblPr/>
       <w:tcPr>
@@ -7941,6 +8304,7 @@
     </w:tblStylePr>
     <w:tblStylePr w:type="lastRow">
       <w:rPr>
+        <w:rFonts w:eastAsia="黑体"/>
         <w:b/>
         <w:bCs/>
         <w:color w:themeColor="text2" w:val="1F497D"/>
@@ -7955,12 +8319,14 @@
     </w:tblStylePr>
     <w:tblStylePr w:type="firstCol">
       <w:rPr>
+        <w:rFonts w:eastAsia="黑体"/>
         <w:b/>
         <w:bCs/>
       </w:rPr>
     </w:tblStylePr>
     <w:tblStylePr w:type="lastCol">
       <w:rPr>
+        <w:rFonts w:eastAsia="黑体"/>
         <w:b/>
         <w:bCs/>
       </w:rPr>
@@ -7994,6 +8360,7 @@
       <w:spacing w:after="0" w:line="240" w:lineRule="auto"/>
     </w:pPr>
     <w:rPr>
+      <w:rFonts w:eastAsia="黑体"/>
       <w:color w:themeColor="text1" w:val="000000"/>
     </w:rPr>
     <w:tblPr>
@@ -8013,7 +8380,7 @@
     </w:tblPr>
     <w:tblStylePr w:type="firstRow">
       <w:rPr>
-        <w:rFonts w:asciiTheme="majorHAnsi" w:cstheme="majorBidi" w:eastAsiaTheme="majorEastAsia" w:hAnsiTheme="majorHAnsi"/>
+        <w:rFonts w:asciiTheme="majorHAnsi" w:cstheme="majorBidi" w:hAnsiTheme="majorHAnsi" w:eastAsia="黑体"/>
       </w:rPr>
       <w:tblPr/>
       <w:tcPr>
@@ -8025,6 +8392,7 @@
     </w:tblStylePr>
     <w:tblStylePr w:type="lastRow">
       <w:rPr>
+        <w:rFonts w:eastAsia="黑体"/>
         <w:b/>
         <w:bCs/>
         <w:color w:themeColor="text2" w:val="1F497D"/>
@@ -8039,12 +8407,14 @@
     </w:tblStylePr>
     <w:tblStylePr w:type="firstCol">
       <w:rPr>
+        <w:rFonts w:eastAsia="黑体"/>
         <w:b/>
         <w:bCs/>
       </w:rPr>
     </w:tblStylePr>
     <w:tblStylePr w:type="lastCol">
       <w:rPr>
+        <w:rFonts w:eastAsia="黑体"/>
         <w:b/>
         <w:bCs/>
       </w:rPr>
@@ -8078,6 +8448,7 @@
       <w:spacing w:after="0" w:line="240" w:lineRule="auto"/>
     </w:pPr>
     <w:rPr>
+      <w:rFonts w:eastAsia="黑体"/>
       <w:color w:themeColor="text1" w:val="000000"/>
     </w:rPr>
     <w:tblPr>
@@ -8097,7 +8468,7 @@
     </w:tblPr>
     <w:tblStylePr w:type="firstRow">
       <w:rPr>
-        <w:rFonts w:asciiTheme="majorHAnsi" w:cstheme="majorBidi" w:eastAsiaTheme="majorEastAsia" w:hAnsiTheme="majorHAnsi"/>
+        <w:rFonts w:asciiTheme="majorHAnsi" w:cstheme="majorBidi" w:hAnsiTheme="majorHAnsi" w:eastAsia="黑体"/>
       </w:rPr>
       <w:tblPr/>
       <w:tcPr>
@@ -8109,6 +8480,7 @@
     </w:tblStylePr>
     <w:tblStylePr w:type="lastRow">
       <w:rPr>
+        <w:rFonts w:eastAsia="黑体"/>
         <w:b/>
         <w:bCs/>
         <w:color w:themeColor="text2" w:val="1F497D"/>
@@ -8123,12 +8495,14 @@
     </w:tblStylePr>
     <w:tblStylePr w:type="firstCol">
       <w:rPr>
+        <w:rFonts w:eastAsia="黑体"/>
         <w:b/>
         <w:bCs/>
       </w:rPr>
     </w:tblStylePr>
     <w:tblStylePr w:type="lastCol">
       <w:rPr>
+        <w:rFonts w:eastAsia="黑体"/>
         <w:b/>
         <w:bCs/>
       </w:rPr>
@@ -8162,6 +8536,7 @@
       <w:spacing w:after="0" w:line="240" w:lineRule="auto"/>
     </w:pPr>
     <w:rPr>
+      <w:rFonts w:eastAsia="黑体"/>
       <w:color w:themeColor="text1" w:val="000000"/>
     </w:rPr>
     <w:tblPr>
@@ -8181,7 +8556,7 @@
     </w:tblPr>
     <w:tblStylePr w:type="firstRow">
       <w:rPr>
-        <w:rFonts w:asciiTheme="majorHAnsi" w:cstheme="majorBidi" w:eastAsiaTheme="majorEastAsia" w:hAnsiTheme="majorHAnsi"/>
+        <w:rFonts w:asciiTheme="majorHAnsi" w:cstheme="majorBidi" w:hAnsiTheme="majorHAnsi" w:eastAsia="黑体"/>
       </w:rPr>
       <w:tblPr/>
       <w:tcPr>
@@ -8193,6 +8568,7 @@
     </w:tblStylePr>
     <w:tblStylePr w:type="lastRow">
       <w:rPr>
+        <w:rFonts w:eastAsia="黑体"/>
         <w:b/>
         <w:bCs/>
         <w:color w:themeColor="text2" w:val="1F497D"/>
@@ -8207,12 +8583,14 @@
     </w:tblStylePr>
     <w:tblStylePr w:type="firstCol">
       <w:rPr>
+        <w:rFonts w:eastAsia="黑体"/>
         <w:b/>
         <w:bCs/>
       </w:rPr>
     </w:tblStylePr>
     <w:tblStylePr w:type="lastCol">
       <w:rPr>
+        <w:rFonts w:eastAsia="黑体"/>
         <w:b/>
         <w:bCs/>
       </w:rPr>
@@ -8246,6 +8624,7 @@
       <w:spacing w:after="0" w:line="240" w:lineRule="auto"/>
     </w:pPr>
     <w:rPr>
+      <w:rFonts w:eastAsia="黑体"/>
       <w:color w:themeColor="text1" w:val="000000"/>
     </w:rPr>
     <w:tblPr>
@@ -8265,7 +8644,7 @@
     </w:tblPr>
     <w:tblStylePr w:type="firstRow">
       <w:rPr>
-        <w:rFonts w:asciiTheme="majorHAnsi" w:cstheme="majorBidi" w:eastAsiaTheme="majorEastAsia" w:hAnsiTheme="majorHAnsi"/>
+        <w:rFonts w:asciiTheme="majorHAnsi" w:cstheme="majorBidi" w:hAnsiTheme="majorHAnsi" w:eastAsia="黑体"/>
       </w:rPr>
       <w:tblPr/>
       <w:tcPr>
@@ -8277,6 +8656,7 @@
     </w:tblStylePr>
     <w:tblStylePr w:type="lastRow">
       <w:rPr>
+        <w:rFonts w:eastAsia="黑体"/>
         <w:b/>
         <w:bCs/>
         <w:color w:themeColor="text2" w:val="1F497D"/>
@@ -8291,12 +8671,14 @@
     </w:tblStylePr>
     <w:tblStylePr w:type="firstCol">
       <w:rPr>
+        <w:rFonts w:eastAsia="黑体"/>
         <w:b/>
         <w:bCs/>
       </w:rPr>
     </w:tblStylePr>
     <w:tblStylePr w:type="lastCol">
       <w:rPr>
+        <w:rFonts w:eastAsia="黑体"/>
         <w:b/>
         <w:bCs/>
       </w:rPr>
@@ -8330,7 +8712,7 @@
       <w:spacing w:after="0" w:line="240" w:lineRule="auto"/>
     </w:pPr>
     <w:rPr>
-      <w:rFonts w:asciiTheme="majorHAnsi" w:cstheme="majorBidi" w:eastAsiaTheme="majorEastAsia" w:hAnsiTheme="majorHAnsi"/>
+      <w:rFonts w:asciiTheme="majorHAnsi" w:cstheme="majorBidi" w:hAnsiTheme="majorHAnsi" w:eastAsia="黑体"/>
       <w:color w:themeColor="text1" w:val="000000"/>
     </w:rPr>
     <w:tblPr>
@@ -8352,6 +8734,7 @@
     </w:tblPr>
     <w:tblStylePr w:type="firstRow">
       <w:rPr>
+        <w:rFonts w:eastAsia="黑体"/>
         <w:sz w:val="24"/>
         <w:szCs w:val="24"/>
       </w:rPr>
@@ -8458,7 +8841,7 @@
       <w:spacing w:after="0" w:line="240" w:lineRule="auto"/>
     </w:pPr>
     <w:rPr>
-      <w:rFonts w:asciiTheme="majorHAnsi" w:cstheme="majorBidi" w:eastAsiaTheme="majorEastAsia" w:hAnsiTheme="majorHAnsi"/>
+      <w:rFonts w:asciiTheme="majorHAnsi" w:cstheme="majorBidi" w:hAnsiTheme="majorHAnsi" w:eastAsia="黑体"/>
       <w:color w:themeColor="text1" w:val="000000"/>
     </w:rPr>
     <w:tblPr>
@@ -8480,6 +8863,7 @@
     </w:tblPr>
     <w:tblStylePr w:type="firstRow">
       <w:rPr>
+        <w:rFonts w:eastAsia="黑体"/>
         <w:sz w:val="24"/>
         <w:szCs w:val="24"/>
       </w:rPr>
@@ -8586,7 +8970,7 @@
       <w:spacing w:after="0" w:line="240" w:lineRule="auto"/>
     </w:pPr>
     <w:rPr>
-      <w:rFonts w:asciiTheme="majorHAnsi" w:cstheme="majorBidi" w:eastAsiaTheme="majorEastAsia" w:hAnsiTheme="majorHAnsi"/>
+      <w:rFonts w:asciiTheme="majorHAnsi" w:cstheme="majorBidi" w:hAnsiTheme="majorHAnsi" w:eastAsia="黑体"/>
       <w:color w:themeColor="text1" w:val="000000"/>
     </w:rPr>
     <w:tblPr>
@@ -8608,6 +8992,7 @@
     </w:tblPr>
     <w:tblStylePr w:type="firstRow">
       <w:rPr>
+        <w:rFonts w:eastAsia="黑体"/>
         <w:sz w:val="24"/>
         <w:szCs w:val="24"/>
       </w:rPr>
@@ -8714,7 +9099,7 @@
       <w:spacing w:after="0" w:line="240" w:lineRule="auto"/>
     </w:pPr>
     <w:rPr>
-      <w:rFonts w:asciiTheme="majorHAnsi" w:cstheme="majorBidi" w:eastAsiaTheme="majorEastAsia" w:hAnsiTheme="majorHAnsi"/>
+      <w:rFonts w:asciiTheme="majorHAnsi" w:cstheme="majorBidi" w:hAnsiTheme="majorHAnsi" w:eastAsia="黑体"/>
       <w:color w:themeColor="text1" w:val="000000"/>
     </w:rPr>
     <w:tblPr>
@@ -8736,6 +9121,7 @@
     </w:tblPr>
     <w:tblStylePr w:type="firstRow">
       <w:rPr>
+        <w:rFonts w:eastAsia="黑体"/>
         <w:sz w:val="24"/>
         <w:szCs w:val="24"/>
       </w:rPr>
@@ -8842,7 +9228,7 @@
       <w:spacing w:after="0" w:line="240" w:lineRule="auto"/>
     </w:pPr>
     <w:rPr>
-      <w:rFonts w:asciiTheme="majorHAnsi" w:cstheme="majorBidi" w:eastAsiaTheme="majorEastAsia" w:hAnsiTheme="majorHAnsi"/>
+      <w:rFonts w:asciiTheme="majorHAnsi" w:cstheme="majorBidi" w:hAnsiTheme="majorHAnsi" w:eastAsia="黑体"/>
       <w:color w:themeColor="text1" w:val="000000"/>
     </w:rPr>
     <w:tblPr>
@@ -8864,6 +9250,7 @@
     </w:tblPr>
     <w:tblStylePr w:type="firstRow">
       <w:rPr>
+        <w:rFonts w:eastAsia="黑体"/>
         <w:sz w:val="24"/>
         <w:szCs w:val="24"/>
       </w:rPr>
@@ -8970,7 +9357,7 @@
       <w:spacing w:after="0" w:line="240" w:lineRule="auto"/>
     </w:pPr>
     <w:rPr>
-      <w:rFonts w:asciiTheme="majorHAnsi" w:cstheme="majorBidi" w:eastAsiaTheme="majorEastAsia" w:hAnsiTheme="majorHAnsi"/>
+      <w:rFonts w:asciiTheme="majorHAnsi" w:cstheme="majorBidi" w:hAnsiTheme="majorHAnsi" w:eastAsia="黑体"/>
       <w:color w:themeColor="text1" w:val="000000"/>
     </w:rPr>
     <w:tblPr>
@@ -8992,6 +9379,7 @@
     </w:tblPr>
     <w:tblStylePr w:type="firstRow">
       <w:rPr>
+        <w:rFonts w:eastAsia="黑体"/>
         <w:sz w:val="24"/>
         <w:szCs w:val="24"/>
       </w:rPr>
@@ -9098,7 +9486,7 @@
       <w:spacing w:after="0" w:line="240" w:lineRule="auto"/>
     </w:pPr>
     <w:rPr>
-      <w:rFonts w:asciiTheme="majorHAnsi" w:cstheme="majorBidi" w:eastAsiaTheme="majorEastAsia" w:hAnsiTheme="majorHAnsi"/>
+      <w:rFonts w:asciiTheme="majorHAnsi" w:cstheme="majorBidi" w:hAnsiTheme="majorHAnsi" w:eastAsia="黑体"/>
       <w:color w:themeColor="text1" w:val="000000"/>
     </w:rPr>
     <w:tblPr>
@@ -9120,6 +9508,7 @@
     </w:tblPr>
     <w:tblStylePr w:type="firstRow">
       <w:rPr>
+        <w:rFonts w:eastAsia="黑体"/>
         <w:sz w:val="24"/>
         <w:szCs w:val="24"/>
       </w:rPr>
@@ -9249,12 +9638,14 @@
     </w:tcPr>
     <w:tblStylePr w:type="firstRow">
       <w:rPr>
+        <w:rFonts w:eastAsia="黑体"/>
         <w:b/>
         <w:bCs/>
       </w:rPr>
     </w:tblStylePr>
     <w:tblStylePr w:type="lastRow">
       <w:rPr>
+        <w:rFonts w:eastAsia="黑体"/>
         <w:b/>
         <w:bCs/>
       </w:rPr>
@@ -9267,12 +9658,14 @@
     </w:tblStylePr>
     <w:tblStylePr w:type="firstCol">
       <w:rPr>
+        <w:rFonts w:eastAsia="黑体"/>
         <w:b/>
         <w:bCs/>
       </w:rPr>
     </w:tblStylePr>
     <w:tblStylePr w:type="lastCol">
       <w:rPr>
+        <w:rFonts w:eastAsia="黑体"/>
         <w:b/>
         <w:bCs/>
       </w:rPr>
@@ -9322,12 +9715,14 @@
     </w:tcPr>
     <w:tblStylePr w:type="firstRow">
       <w:rPr>
+        <w:rFonts w:eastAsia="黑体"/>
         <w:b/>
         <w:bCs/>
       </w:rPr>
     </w:tblStylePr>
     <w:tblStylePr w:type="lastRow">
       <w:rPr>
+        <w:rFonts w:eastAsia="黑体"/>
         <w:b/>
         <w:bCs/>
       </w:rPr>
@@ -9340,12 +9735,14 @@
     </w:tblStylePr>
     <w:tblStylePr w:type="firstCol">
       <w:rPr>
+        <w:rFonts w:eastAsia="黑体"/>
         <w:b/>
         <w:bCs/>
       </w:rPr>
     </w:tblStylePr>
     <w:tblStylePr w:type="lastCol">
       <w:rPr>
+        <w:rFonts w:eastAsia="黑体"/>
         <w:b/>
         <w:bCs/>
       </w:rPr>
@@ -9395,12 +9792,14 @@
     </w:tcPr>
     <w:tblStylePr w:type="firstRow">
       <w:rPr>
+        <w:rFonts w:eastAsia="黑体"/>
         <w:b/>
         <w:bCs/>
       </w:rPr>
     </w:tblStylePr>
     <w:tblStylePr w:type="lastRow">
       <w:rPr>
+        <w:rFonts w:eastAsia="黑体"/>
         <w:b/>
         <w:bCs/>
       </w:rPr>
@@ -9413,12 +9812,14 @@
     </w:tblStylePr>
     <w:tblStylePr w:type="firstCol">
       <w:rPr>
+        <w:rFonts w:eastAsia="黑体"/>
         <w:b/>
         <w:bCs/>
       </w:rPr>
     </w:tblStylePr>
     <w:tblStylePr w:type="lastCol">
       <w:rPr>
+        <w:rFonts w:eastAsia="黑体"/>
         <w:b/>
         <w:bCs/>
       </w:rPr>
@@ -9468,12 +9869,14 @@
     </w:tcPr>
     <w:tblStylePr w:type="firstRow">
       <w:rPr>
+        <w:rFonts w:eastAsia="黑体"/>
         <w:b/>
         <w:bCs/>
       </w:rPr>
     </w:tblStylePr>
     <w:tblStylePr w:type="lastRow">
       <w:rPr>
+        <w:rFonts w:eastAsia="黑体"/>
         <w:b/>
         <w:bCs/>
       </w:rPr>
@@ -9486,12 +9889,14 @@
     </w:tblStylePr>
     <w:tblStylePr w:type="firstCol">
       <w:rPr>
+        <w:rFonts w:eastAsia="黑体"/>
         <w:b/>
         <w:bCs/>
       </w:rPr>
     </w:tblStylePr>
     <w:tblStylePr w:type="lastCol">
       <w:rPr>
+        <w:rFonts w:eastAsia="黑体"/>
         <w:b/>
         <w:bCs/>
       </w:rPr>
@@ -9541,12 +9946,14 @@
     </w:tcPr>
     <w:tblStylePr w:type="firstRow">
       <w:rPr>
+        <w:rFonts w:eastAsia="黑体"/>
         <w:b/>
         <w:bCs/>
       </w:rPr>
     </w:tblStylePr>
     <w:tblStylePr w:type="lastRow">
       <w:rPr>
+        <w:rFonts w:eastAsia="黑体"/>
         <w:b/>
         <w:bCs/>
       </w:rPr>
@@ -9559,12 +9966,14 @@
     </w:tblStylePr>
     <w:tblStylePr w:type="firstCol">
       <w:rPr>
+        <w:rFonts w:eastAsia="黑体"/>
         <w:b/>
         <w:bCs/>
       </w:rPr>
     </w:tblStylePr>
     <w:tblStylePr w:type="lastCol">
       <w:rPr>
+        <w:rFonts w:eastAsia="黑体"/>
         <w:b/>
         <w:bCs/>
       </w:rPr>
@@ -9614,12 +10023,14 @@
     </w:tcPr>
     <w:tblStylePr w:type="firstRow">
       <w:rPr>
+        <w:rFonts w:eastAsia="黑体"/>
         <w:b/>
         <w:bCs/>
       </w:rPr>
     </w:tblStylePr>
     <w:tblStylePr w:type="lastRow">
       <w:rPr>
+        <w:rFonts w:eastAsia="黑体"/>
         <w:b/>
         <w:bCs/>
       </w:rPr>
@@ -9632,12 +10043,14 @@
     </w:tblStylePr>
     <w:tblStylePr w:type="firstCol">
       <w:rPr>
+        <w:rFonts w:eastAsia="黑体"/>
         <w:b/>
         <w:bCs/>
       </w:rPr>
     </w:tblStylePr>
     <w:tblStylePr w:type="lastCol">
       <w:rPr>
+        <w:rFonts w:eastAsia="黑体"/>
         <w:b/>
         <w:bCs/>
       </w:rPr>
@@ -9687,12 +10100,14 @@
     </w:tcPr>
     <w:tblStylePr w:type="firstRow">
       <w:rPr>
+        <w:rFonts w:eastAsia="黑体"/>
         <w:b/>
         <w:bCs/>
       </w:rPr>
     </w:tblStylePr>
     <w:tblStylePr w:type="lastRow">
       <w:rPr>
+        <w:rFonts w:eastAsia="黑体"/>
         <w:b/>
         <w:bCs/>
       </w:rPr>
@@ -9705,12 +10120,14 @@
     </w:tblStylePr>
     <w:tblStylePr w:type="firstCol">
       <w:rPr>
+        <w:rFonts w:eastAsia="黑体"/>
         <w:b/>
         <w:bCs/>
       </w:rPr>
     </w:tblStylePr>
     <w:tblStylePr w:type="lastCol">
       <w:rPr>
+        <w:rFonts w:eastAsia="黑体"/>
         <w:b/>
         <w:bCs/>
       </w:rPr>
@@ -9737,7 +10154,7 @@
       <w:spacing w:after="0" w:line="240" w:lineRule="auto"/>
     </w:pPr>
     <w:rPr>
-      <w:rFonts w:asciiTheme="majorHAnsi" w:cstheme="majorBidi" w:eastAsiaTheme="majorEastAsia" w:hAnsiTheme="majorHAnsi"/>
+      <w:rFonts w:asciiTheme="majorHAnsi" w:cstheme="majorBidi" w:hAnsiTheme="majorHAnsi" w:eastAsia="黑体"/>
       <w:color w:themeColor="text1" w:val="000000"/>
     </w:rPr>
     <w:tblPr>
@@ -9764,6 +10181,7 @@
     </w:tcPr>
     <w:tblStylePr w:type="firstRow">
       <w:rPr>
+        <w:rFonts w:eastAsia="黑体"/>
         <w:b/>
         <w:bCs/>
         <w:color w:themeColor="text1" w:val="000000"/>
@@ -9775,6 +10193,7 @@
     </w:tblStylePr>
     <w:tblStylePr w:type="lastRow">
       <w:rPr>
+        <w:rFonts w:eastAsia="黑体"/>
         <w:b/>
         <w:bCs/>
         <w:color w:themeColor="text1" w:val="000000"/>
@@ -9794,6 +10213,7 @@
     </w:tblStylePr>
     <w:tblStylePr w:type="firstCol">
       <w:rPr>
+        <w:rFonts w:eastAsia="黑体"/>
         <w:b/>
         <w:bCs/>
         <w:color w:themeColor="text1" w:val="000000"/>
@@ -9813,6 +10233,7 @@
     </w:tblStylePr>
     <w:tblStylePr w:type="lastCol">
       <w:rPr>
+        <w:rFonts w:eastAsia="黑体"/>
         <w:b w:val="0"/>
         <w:bCs w:val="0"/>
         <w:color w:themeColor="text1" w:val="000000"/>
@@ -9862,7 +10283,7 @@
       <w:spacing w:after="0" w:line="240" w:lineRule="auto"/>
     </w:pPr>
     <w:rPr>
-      <w:rFonts w:asciiTheme="majorHAnsi" w:cstheme="majorBidi" w:eastAsiaTheme="majorEastAsia" w:hAnsiTheme="majorHAnsi"/>
+      <w:rFonts w:asciiTheme="majorHAnsi" w:cstheme="majorBidi" w:hAnsiTheme="majorHAnsi" w:eastAsia="黑体"/>
       <w:color w:themeColor="text1" w:val="000000"/>
     </w:rPr>
     <w:tblPr>
@@ -9889,6 +10310,7 @@
     </w:tcPr>
     <w:tblStylePr w:type="firstRow">
       <w:rPr>
+        <w:rFonts w:eastAsia="黑体"/>
         <w:b/>
         <w:bCs/>
         <w:color w:themeColor="text1" w:val="000000"/>
@@ -9900,6 +10322,7 @@
     </w:tblStylePr>
     <w:tblStylePr w:type="lastRow">
       <w:rPr>
+        <w:rFonts w:eastAsia="黑体"/>
         <w:b/>
         <w:bCs/>
         <w:color w:themeColor="text1" w:val="000000"/>
@@ -9919,6 +10342,7 @@
     </w:tblStylePr>
     <w:tblStylePr w:type="firstCol">
       <w:rPr>
+        <w:rFonts w:eastAsia="黑体"/>
         <w:b/>
         <w:bCs/>
         <w:color w:themeColor="text1" w:val="000000"/>
@@ -9938,6 +10362,7 @@
     </w:tblStylePr>
     <w:tblStylePr w:type="lastCol">
       <w:rPr>
+        <w:rFonts w:eastAsia="黑体"/>
         <w:b w:val="0"/>
         <w:bCs w:val="0"/>
         <w:color w:themeColor="text1" w:val="000000"/>
@@ -9987,7 +10412,7 @@
       <w:spacing w:after="0" w:line="240" w:lineRule="auto"/>
     </w:pPr>
     <w:rPr>
-      <w:rFonts w:asciiTheme="majorHAnsi" w:cstheme="majorBidi" w:eastAsiaTheme="majorEastAsia" w:hAnsiTheme="majorHAnsi"/>
+      <w:rFonts w:asciiTheme="majorHAnsi" w:cstheme="majorBidi" w:hAnsiTheme="majorHAnsi" w:eastAsia="黑体"/>
       <w:color w:themeColor="text1" w:val="000000"/>
     </w:rPr>
     <w:tblPr>
@@ -10014,6 +10439,7 @@
     </w:tcPr>
     <w:tblStylePr w:type="firstRow">
       <w:rPr>
+        <w:rFonts w:eastAsia="黑体"/>
         <w:b/>
         <w:bCs/>
         <w:color w:themeColor="text1" w:val="000000"/>
@@ -10025,6 +10451,7 @@
     </w:tblStylePr>
     <w:tblStylePr w:type="lastRow">
       <w:rPr>
+        <w:rFonts w:eastAsia="黑体"/>
         <w:b/>
         <w:bCs/>
         <w:color w:themeColor="text1" w:val="000000"/>
@@ -10044,6 +10471,7 @@
     </w:tblStylePr>
     <w:tblStylePr w:type="firstCol">
       <w:rPr>
+        <w:rFonts w:eastAsia="黑体"/>
         <w:b/>
         <w:bCs/>
         <w:color w:themeColor="text1" w:val="000000"/>
@@ -10063,6 +10491,7 @@
     </w:tblStylePr>
     <w:tblStylePr w:type="lastCol">
       <w:rPr>
+        <w:rFonts w:eastAsia="黑体"/>
         <w:b w:val="0"/>
         <w:bCs w:val="0"/>
         <w:color w:themeColor="text1" w:val="000000"/>
@@ -10112,7 +10541,7 @@
       <w:spacing w:after="0" w:line="240" w:lineRule="auto"/>
     </w:pPr>
     <w:rPr>
-      <w:rFonts w:asciiTheme="majorHAnsi" w:cstheme="majorBidi" w:eastAsiaTheme="majorEastAsia" w:hAnsiTheme="majorHAnsi"/>
+      <w:rFonts w:asciiTheme="majorHAnsi" w:cstheme="majorBidi" w:hAnsiTheme="majorHAnsi" w:eastAsia="黑体"/>
       <w:color w:themeColor="text1" w:val="000000"/>
     </w:rPr>
     <w:tblPr>
@@ -10139,6 +10568,7 @@
     </w:tcPr>
     <w:tblStylePr w:type="firstRow">
       <w:rPr>
+        <w:rFonts w:eastAsia="黑体"/>
         <w:b/>
         <w:bCs/>
         <w:color w:themeColor="text1" w:val="000000"/>
@@ -10150,6 +10580,7 @@
     </w:tblStylePr>
     <w:tblStylePr w:type="lastRow">
       <w:rPr>
+        <w:rFonts w:eastAsia="黑体"/>
         <w:b/>
         <w:bCs/>
         <w:color w:themeColor="text1" w:val="000000"/>
@@ -10169,6 +10600,7 @@
     </w:tblStylePr>
     <w:tblStylePr w:type="firstCol">
       <w:rPr>
+        <w:rFonts w:eastAsia="黑体"/>
         <w:b/>
         <w:bCs/>
         <w:color w:themeColor="text1" w:val="000000"/>
@@ -10188,6 +10620,7 @@
     </w:tblStylePr>
     <w:tblStylePr w:type="lastCol">
       <w:rPr>
+        <w:rFonts w:eastAsia="黑体"/>
         <w:b w:val="0"/>
         <w:bCs w:val="0"/>
         <w:color w:themeColor="text1" w:val="000000"/>
@@ -10237,7 +10670,7 @@
       <w:spacing w:after="0" w:line="240" w:lineRule="auto"/>
     </w:pPr>
     <w:rPr>
-      <w:rFonts w:asciiTheme="majorHAnsi" w:cstheme="majorBidi" w:eastAsiaTheme="majorEastAsia" w:hAnsiTheme="majorHAnsi"/>
+      <w:rFonts w:asciiTheme="majorHAnsi" w:cstheme="majorBidi" w:hAnsiTheme="majorHAnsi" w:eastAsia="黑体"/>
       <w:color w:themeColor="text1" w:val="000000"/>
     </w:rPr>
     <w:tblPr>
@@ -10264,6 +10697,7 @@
     </w:tcPr>
     <w:tblStylePr w:type="firstRow">
       <w:rPr>
+        <w:rFonts w:eastAsia="黑体"/>
         <w:b/>
         <w:bCs/>
         <w:color w:themeColor="text1" w:val="000000"/>
@@ -10275,6 +10709,7 @@
     </w:tblStylePr>
     <w:tblStylePr w:type="lastRow">
       <w:rPr>
+        <w:rFonts w:eastAsia="黑体"/>
         <w:b/>
         <w:bCs/>
         <w:color w:themeColor="text1" w:val="000000"/>
@@ -10294,6 +10729,7 @@
     </w:tblStylePr>
     <w:tblStylePr w:type="firstCol">
       <w:rPr>
+        <w:rFonts w:eastAsia="黑体"/>
         <w:b/>
         <w:bCs/>
         <w:color w:themeColor="text1" w:val="000000"/>
@@ -10313,6 +10749,7 @@
     </w:tblStylePr>
     <w:tblStylePr w:type="lastCol">
       <w:rPr>
+        <w:rFonts w:eastAsia="黑体"/>
         <w:b w:val="0"/>
         <w:bCs w:val="0"/>
         <w:color w:themeColor="text1" w:val="000000"/>
@@ -10362,7 +10799,7 @@
       <w:spacing w:after="0" w:line="240" w:lineRule="auto"/>
     </w:pPr>
     <w:rPr>
-      <w:rFonts w:asciiTheme="majorHAnsi" w:cstheme="majorBidi" w:eastAsiaTheme="majorEastAsia" w:hAnsiTheme="majorHAnsi"/>
+      <w:rFonts w:asciiTheme="majorHAnsi" w:cstheme="majorBidi" w:hAnsiTheme="majorHAnsi" w:eastAsia="黑体"/>
       <w:color w:themeColor="text1" w:val="000000"/>
     </w:rPr>
     <w:tblPr>
@@ -10389,6 +10826,7 @@
     </w:tcPr>
     <w:tblStylePr w:type="firstRow">
       <w:rPr>
+        <w:rFonts w:eastAsia="黑体"/>
         <w:b/>
         <w:bCs/>
         <w:color w:themeColor="text1" w:val="000000"/>
@@ -10400,6 +10838,7 @@
     </w:tblStylePr>
     <w:tblStylePr w:type="lastRow">
       <w:rPr>
+        <w:rFonts w:eastAsia="黑体"/>
         <w:b/>
         <w:bCs/>
         <w:color w:themeColor="text1" w:val="000000"/>
@@ -10419,6 +10858,7 @@
     </w:tblStylePr>
     <w:tblStylePr w:type="firstCol">
       <w:rPr>
+        <w:rFonts w:eastAsia="黑体"/>
         <w:b/>
         <w:bCs/>
         <w:color w:themeColor="text1" w:val="000000"/>
@@ -10438,6 +10878,7 @@
     </w:tblStylePr>
     <w:tblStylePr w:type="lastCol">
       <w:rPr>
+        <w:rFonts w:eastAsia="黑体"/>
         <w:b w:val="0"/>
         <w:bCs w:val="0"/>
         <w:color w:themeColor="text1" w:val="000000"/>
@@ -10487,7 +10928,7 @@
       <w:spacing w:after="0" w:line="240" w:lineRule="auto"/>
     </w:pPr>
     <w:rPr>
-      <w:rFonts w:asciiTheme="majorHAnsi" w:cstheme="majorBidi" w:eastAsiaTheme="majorEastAsia" w:hAnsiTheme="majorHAnsi"/>
+      <w:rFonts w:asciiTheme="majorHAnsi" w:cstheme="majorBidi" w:hAnsiTheme="majorHAnsi" w:eastAsia="黑体"/>
       <w:color w:themeColor="text1" w:val="000000"/>
     </w:rPr>
     <w:tblPr>
@@ -10514,6 +10955,7 @@
     </w:tcPr>
     <w:tblStylePr w:type="firstRow">
       <w:rPr>
+        <w:rFonts w:eastAsia="黑体"/>
         <w:b/>
         <w:bCs/>
         <w:color w:themeColor="text1" w:val="000000"/>
@@ -10525,6 +10967,7 @@
     </w:tblStylePr>
     <w:tblStylePr w:type="lastRow">
       <w:rPr>
+        <w:rFonts w:eastAsia="黑体"/>
         <w:b/>
         <w:bCs/>
         <w:color w:themeColor="text1" w:val="000000"/>
@@ -10544,6 +10987,7 @@
     </w:tblStylePr>
     <w:tblStylePr w:type="firstCol">
       <w:rPr>
+        <w:rFonts w:eastAsia="黑体"/>
         <w:b/>
         <w:bCs/>
         <w:color w:themeColor="text1" w:val="000000"/>
@@ -10563,6 +11007,7 @@
     </w:tblStylePr>
     <w:tblStylePr w:type="lastCol">
       <w:rPr>
+        <w:rFonts w:eastAsia="黑体"/>
         <w:b w:val="0"/>
         <w:bCs w:val="0"/>
         <w:color w:themeColor="text1" w:val="000000"/>
@@ -10635,6 +11080,7 @@
     </w:tcPr>
     <w:tblStylePr w:type="firstRow">
       <w:rPr>
+        <w:rFonts w:eastAsia="黑体"/>
         <w:b/>
         <w:bCs/>
         <w:i w:val="0"/>
@@ -10656,6 +11102,7 @@
     </w:tblStylePr>
     <w:tblStylePr w:type="lastRow">
       <w:rPr>
+        <w:rFonts w:eastAsia="黑体"/>
         <w:b/>
         <w:bCs/>
         <w:i w:val="0"/>
@@ -10677,6 +11124,7 @@
     </w:tblStylePr>
     <w:tblStylePr w:type="firstCol">
       <w:rPr>
+        <w:rFonts w:eastAsia="黑体"/>
         <w:b/>
         <w:bCs/>
         <w:i w:val="0"/>
@@ -10696,6 +11144,7 @@
     </w:tblStylePr>
     <w:tblStylePr w:type="lastCol">
       <w:rPr>
+        <w:rFonts w:eastAsia="黑体"/>
         <w:b/>
         <w:bCs/>
         <w:i w:val="0"/>
@@ -10776,6 +11225,7 @@
     </w:tcPr>
     <w:tblStylePr w:type="firstRow">
       <w:rPr>
+        <w:rFonts w:eastAsia="黑体"/>
         <w:b/>
         <w:bCs/>
         <w:i w:val="0"/>
@@ -10797,6 +11247,7 @@
     </w:tblStylePr>
     <w:tblStylePr w:type="lastRow">
       <w:rPr>
+        <w:rFonts w:eastAsia="黑体"/>
         <w:b/>
         <w:bCs/>
         <w:i w:val="0"/>
@@ -10818,6 +11269,7 @@
     </w:tblStylePr>
     <w:tblStylePr w:type="firstCol">
       <w:rPr>
+        <w:rFonts w:eastAsia="黑体"/>
         <w:b/>
         <w:bCs/>
         <w:i w:val="0"/>
@@ -10837,6 +11289,7 @@
     </w:tblStylePr>
     <w:tblStylePr w:type="lastCol">
       <w:rPr>
+        <w:rFonts w:eastAsia="黑体"/>
         <w:b/>
         <w:bCs/>
         <w:i w:val="0"/>
@@ -10917,6 +11370,7 @@
     </w:tcPr>
     <w:tblStylePr w:type="firstRow">
       <w:rPr>
+        <w:rFonts w:eastAsia="黑体"/>
         <w:b/>
         <w:bCs/>
         <w:i w:val="0"/>
@@ -10938,6 +11392,7 @@
     </w:tblStylePr>
     <w:tblStylePr w:type="lastRow">
       <w:rPr>
+        <w:rFonts w:eastAsia="黑体"/>
         <w:b/>
         <w:bCs/>
         <w:i w:val="0"/>
@@ -10959,6 +11414,7 @@
     </w:tblStylePr>
     <w:tblStylePr w:type="firstCol">
       <w:rPr>
+        <w:rFonts w:eastAsia="黑体"/>
         <w:b/>
         <w:bCs/>
         <w:i w:val="0"/>
@@ -10978,6 +11434,7 @@
     </w:tblStylePr>
     <w:tblStylePr w:type="lastCol">
       <w:rPr>
+        <w:rFonts w:eastAsia="黑体"/>
         <w:b/>
         <w:bCs/>
         <w:i w:val="0"/>
@@ -11058,6 +11515,7 @@
     </w:tcPr>
     <w:tblStylePr w:type="firstRow">
       <w:rPr>
+        <w:rFonts w:eastAsia="黑体"/>
         <w:b/>
         <w:bCs/>
         <w:i w:val="0"/>
@@ -11079,6 +11537,7 @@
     </w:tblStylePr>
     <w:tblStylePr w:type="lastRow">
       <w:rPr>
+        <w:rFonts w:eastAsia="黑体"/>
         <w:b/>
         <w:bCs/>
         <w:i w:val="0"/>
@@ -11100,6 +11559,7 @@
     </w:tblStylePr>
     <w:tblStylePr w:type="firstCol">
       <w:rPr>
+        <w:rFonts w:eastAsia="黑体"/>
         <w:b/>
         <w:bCs/>
         <w:i w:val="0"/>
@@ -11119,6 +11579,7 @@
     </w:tblStylePr>
     <w:tblStylePr w:type="lastCol">
       <w:rPr>
+        <w:rFonts w:eastAsia="黑体"/>
         <w:b/>
         <w:bCs/>
         <w:i w:val="0"/>
@@ -11199,6 +11660,7 @@
     </w:tcPr>
     <w:tblStylePr w:type="firstRow">
       <w:rPr>
+        <w:rFonts w:eastAsia="黑体"/>
         <w:b/>
         <w:bCs/>
         <w:i w:val="0"/>
@@ -11220,6 +11682,7 @@
     </w:tblStylePr>
     <w:tblStylePr w:type="lastRow">
       <w:rPr>
+        <w:rFonts w:eastAsia="黑体"/>
         <w:b/>
         <w:bCs/>
         <w:i w:val="0"/>
@@ -11241,6 +11704,7 @@
     </w:tblStylePr>
     <w:tblStylePr w:type="firstCol">
       <w:rPr>
+        <w:rFonts w:eastAsia="黑体"/>
         <w:b/>
         <w:bCs/>
         <w:i w:val="0"/>
@@ -11260,6 +11724,7 @@
     </w:tblStylePr>
     <w:tblStylePr w:type="lastCol">
       <w:rPr>
+        <w:rFonts w:eastAsia="黑体"/>
         <w:b/>
         <w:bCs/>
         <w:i w:val="0"/>
@@ -11340,6 +11805,7 @@
     </w:tcPr>
     <w:tblStylePr w:type="firstRow">
       <w:rPr>
+        <w:rFonts w:eastAsia="黑体"/>
         <w:b/>
         <w:bCs/>
         <w:i w:val="0"/>
@@ -11361,6 +11827,7 @@
     </w:tblStylePr>
     <w:tblStylePr w:type="lastRow">
       <w:rPr>
+        <w:rFonts w:eastAsia="黑体"/>
         <w:b/>
         <w:bCs/>
         <w:i w:val="0"/>
@@ -11382,6 +11849,7 @@
     </w:tblStylePr>
     <w:tblStylePr w:type="firstCol">
       <w:rPr>
+        <w:rFonts w:eastAsia="黑体"/>
         <w:b/>
         <w:bCs/>
         <w:i w:val="0"/>
@@ -11401,6 +11869,7 @@
     </w:tblStylePr>
     <w:tblStylePr w:type="lastCol">
       <w:rPr>
+        <w:rFonts w:eastAsia="黑体"/>
         <w:b/>
         <w:bCs/>
         <w:i w:val="0"/>
@@ -11481,6 +11950,7 @@
     </w:tcPr>
     <w:tblStylePr w:type="firstRow">
       <w:rPr>
+        <w:rFonts w:eastAsia="黑体"/>
         <w:b/>
         <w:bCs/>
         <w:i w:val="0"/>
@@ -11502,6 +11972,7 @@
     </w:tblStylePr>
     <w:tblStylePr w:type="lastRow">
       <w:rPr>
+        <w:rFonts w:eastAsia="黑体"/>
         <w:b/>
         <w:bCs/>
         <w:i w:val="0"/>
@@ -11523,6 +11994,7 @@
     </w:tblStylePr>
     <w:tblStylePr w:type="firstCol">
       <w:rPr>
+        <w:rFonts w:eastAsia="黑体"/>
         <w:b/>
         <w:bCs/>
         <w:i w:val="0"/>
@@ -11542,6 +12014,7 @@
     </w:tblStylePr>
     <w:tblStylePr w:type="lastCol">
       <w:rPr>
+        <w:rFonts w:eastAsia="黑体"/>
         <w:b/>
         <w:bCs/>
         <w:i w:val="0"/>
@@ -11599,6 +12072,7 @@
       <w:spacing w:after="0" w:line="240" w:lineRule="auto"/>
     </w:pPr>
     <w:rPr>
+      <w:rFonts w:eastAsia="黑体"/>
       <w:color w:themeColor="background1" w:val="FFFFFF"/>
     </w:rPr>
     <w:tblPr>
@@ -11617,6 +12091,7 @@
     </w:tcPr>
     <w:tblStylePr w:type="firstRow">
       <w:rPr>
+        <w:rFonts w:eastAsia="黑体"/>
         <w:b/>
         <w:bCs/>
       </w:rPr>
@@ -11713,6 +12188,7 @@
       <w:spacing w:after="0" w:line="240" w:lineRule="auto"/>
     </w:pPr>
     <w:rPr>
+      <w:rFonts w:eastAsia="黑体"/>
       <w:color w:themeColor="background1" w:val="FFFFFF"/>
     </w:rPr>
     <w:tblPr>
@@ -11731,6 +12207,7 @@
     </w:tcPr>
     <w:tblStylePr w:type="firstRow">
       <w:rPr>
+        <w:rFonts w:eastAsia="黑体"/>
         <w:b/>
         <w:bCs/>
       </w:rPr>
@@ -11827,6 +12304,7 @@
       <w:spacing w:after="0" w:line="240" w:lineRule="auto"/>
     </w:pPr>
     <w:rPr>
+      <w:rFonts w:eastAsia="黑体"/>
       <w:color w:themeColor="background1" w:val="FFFFFF"/>
     </w:rPr>
     <w:tblPr>
@@ -11845,6 +12323,7 @@
     </w:tcPr>
     <w:tblStylePr w:type="firstRow">
       <w:rPr>
+        <w:rFonts w:eastAsia="黑体"/>
         <w:b/>
         <w:bCs/>
       </w:rPr>
@@ -11941,6 +12420,7 @@
       <w:spacing w:after="0" w:line="240" w:lineRule="auto"/>
     </w:pPr>
     <w:rPr>
+      <w:rFonts w:eastAsia="黑体"/>
       <w:color w:themeColor="background1" w:val="FFFFFF"/>
     </w:rPr>
     <w:tblPr>
@@ -11959,6 +12439,7 @@
     </w:tcPr>
     <w:tblStylePr w:type="firstRow">
       <w:rPr>
+        <w:rFonts w:eastAsia="黑体"/>
         <w:b/>
         <w:bCs/>
       </w:rPr>
@@ -12055,6 +12536,7 @@
       <w:spacing w:after="0" w:line="240" w:lineRule="auto"/>
     </w:pPr>
     <w:rPr>
+      <w:rFonts w:eastAsia="黑体"/>
       <w:color w:themeColor="background1" w:val="FFFFFF"/>
     </w:rPr>
     <w:tblPr>
@@ -12073,6 +12555,7 @@
     </w:tcPr>
     <w:tblStylePr w:type="firstRow">
       <w:rPr>
+        <w:rFonts w:eastAsia="黑体"/>
         <w:b/>
         <w:bCs/>
       </w:rPr>
@@ -12169,6 +12652,7 @@
       <w:spacing w:after="0" w:line="240" w:lineRule="auto"/>
     </w:pPr>
     <w:rPr>
+      <w:rFonts w:eastAsia="黑体"/>
       <w:color w:themeColor="background1" w:val="FFFFFF"/>
     </w:rPr>
     <w:tblPr>
@@ -12187,6 +12671,7 @@
     </w:tcPr>
     <w:tblStylePr w:type="firstRow">
       <w:rPr>
+        <w:rFonts w:eastAsia="黑体"/>
         <w:b/>
         <w:bCs/>
       </w:rPr>
@@ -12283,6 +12768,7 @@
       <w:spacing w:after="0" w:line="240" w:lineRule="auto"/>
     </w:pPr>
     <w:rPr>
+      <w:rFonts w:eastAsia="黑体"/>
       <w:color w:themeColor="background1" w:val="FFFFFF"/>
     </w:rPr>
     <w:tblPr>
@@ -12301,6 +12787,7 @@
     </w:tcPr>
     <w:tblStylePr w:type="firstRow">
       <w:rPr>
+        <w:rFonts w:eastAsia="黑体"/>
         <w:b/>
         <w:bCs/>
       </w:rPr>
@@ -12397,6 +12884,7 @@
       <w:spacing w:after="0" w:line="240" w:lineRule="auto"/>
     </w:pPr>
     <w:rPr>
+      <w:rFonts w:eastAsia="黑体"/>
       <w:color w:themeColor="text1" w:val="000000"/>
     </w:rPr>
     <w:tblPr>
@@ -12423,6 +12911,7 @@
     </w:tcPr>
     <w:tblStylePr w:type="firstRow">
       <w:rPr>
+        <w:rFonts w:eastAsia="黑体"/>
         <w:b/>
         <w:bCs/>
       </w:rPr>
@@ -12441,6 +12930,7 @@
     </w:tblStylePr>
     <w:tblStylePr w:type="lastRow">
       <w:rPr>
+        <w:rFonts w:eastAsia="黑体"/>
         <w:b/>
         <w:bCs/>
         <w:color w:themeColor="background1" w:val="FFFFFF"/>
@@ -12455,6 +12945,7 @@
     </w:tblStylePr>
     <w:tblStylePr w:type="firstCol">
       <w:rPr>
+        <w:rFonts w:eastAsia="黑体"/>
         <w:color w:themeColor="background1" w:val="FFFFFF"/>
       </w:rPr>
       <w:tblPr/>
@@ -12472,6 +12963,7 @@
     </w:tblStylePr>
     <w:tblStylePr w:type="lastCol">
       <w:rPr>
+        <w:rFonts w:eastAsia="黑体"/>
         <w:color w:themeColor="background1" w:val="FFFFFF"/>
       </w:rPr>
       <w:tblPr/>
@@ -12501,11 +12993,13 @@
     </w:tblStylePr>
     <w:tblStylePr w:type="neCell">
       <w:rPr>
+        <w:rFonts w:eastAsia="黑体"/>
         <w:color w:themeColor="text1" w:val="000000"/>
       </w:rPr>
     </w:tblStylePr>
     <w:tblStylePr w:type="nwCell">
       <w:rPr>
+        <w:rFonts w:eastAsia="黑体"/>
         <w:color w:themeColor="text1" w:val="000000"/>
       </w:rPr>
     </w:tblStylePr>
@@ -12519,6 +13013,7 @@
       <w:spacing w:after="0" w:line="240" w:lineRule="auto"/>
     </w:pPr>
     <w:rPr>
+      <w:rFonts w:eastAsia="黑体"/>
       <w:color w:themeColor="text1" w:val="000000"/>
     </w:rPr>
     <w:tblPr>
@@ -12545,6 +13040,7 @@
     </w:tcPr>
     <w:tblStylePr w:type="firstRow">
       <w:rPr>
+        <w:rFonts w:eastAsia="黑体"/>
         <w:b/>
         <w:bCs/>
       </w:rPr>
@@ -12563,6 +13059,7 @@
     </w:tblStylePr>
     <w:tblStylePr w:type="lastRow">
       <w:rPr>
+        <w:rFonts w:eastAsia="黑体"/>
         <w:b/>
         <w:bCs/>
         <w:color w:themeColor="background1" w:val="FFFFFF"/>
@@ -12577,6 +13074,7 @@
     </w:tblStylePr>
     <w:tblStylePr w:type="firstCol">
       <w:rPr>
+        <w:rFonts w:eastAsia="黑体"/>
         <w:color w:themeColor="background1" w:val="FFFFFF"/>
       </w:rPr>
       <w:tblPr/>
@@ -12594,6 +13092,7 @@
     </w:tblStylePr>
     <w:tblStylePr w:type="lastCol">
       <w:rPr>
+        <w:rFonts w:eastAsia="黑体"/>
         <w:color w:themeColor="background1" w:val="FFFFFF"/>
       </w:rPr>
       <w:tblPr/>
@@ -12623,11 +13122,13 @@
     </w:tblStylePr>
     <w:tblStylePr w:type="neCell">
       <w:rPr>
+        <w:rFonts w:eastAsia="黑体"/>
         <w:color w:themeColor="text1" w:val="000000"/>
       </w:rPr>
     </w:tblStylePr>
     <w:tblStylePr w:type="nwCell">
       <w:rPr>
+        <w:rFonts w:eastAsia="黑体"/>
         <w:color w:themeColor="text1" w:val="000000"/>
       </w:rPr>
     </w:tblStylePr>
@@ -12641,6 +13142,7 @@
       <w:spacing w:after="0" w:line="240" w:lineRule="auto"/>
     </w:pPr>
     <w:rPr>
+      <w:rFonts w:eastAsia="黑体"/>
       <w:color w:themeColor="text1" w:val="000000"/>
     </w:rPr>
     <w:tblPr>
@@ -12667,6 +13169,7 @@
     </w:tcPr>
     <w:tblStylePr w:type="firstRow">
       <w:rPr>
+        <w:rFonts w:eastAsia="黑体"/>
         <w:b/>
         <w:bCs/>
       </w:rPr>
@@ -12685,6 +13188,7 @@
     </w:tblStylePr>
     <w:tblStylePr w:type="lastRow">
       <w:rPr>
+        <w:rFonts w:eastAsia="黑体"/>
         <w:b/>
         <w:bCs/>
         <w:color w:themeColor="background1" w:val="FFFFFF"/>
@@ -12699,6 +13203,7 @@
     </w:tblStylePr>
     <w:tblStylePr w:type="firstCol">
       <w:rPr>
+        <w:rFonts w:eastAsia="黑体"/>
         <w:color w:themeColor="background1" w:val="FFFFFF"/>
       </w:rPr>
       <w:tblPr/>
@@ -12716,6 +13221,7 @@
     </w:tblStylePr>
     <w:tblStylePr w:type="lastCol">
       <w:rPr>
+        <w:rFonts w:eastAsia="黑体"/>
         <w:color w:themeColor="background1" w:val="FFFFFF"/>
       </w:rPr>
       <w:tblPr/>
@@ -12745,11 +13251,13 @@
     </w:tblStylePr>
     <w:tblStylePr w:type="neCell">
       <w:rPr>
+        <w:rFonts w:eastAsia="黑体"/>
         <w:color w:themeColor="text1" w:val="000000"/>
       </w:rPr>
     </w:tblStylePr>
     <w:tblStylePr w:type="nwCell">
       <w:rPr>
+        <w:rFonts w:eastAsia="黑体"/>
         <w:color w:themeColor="text1" w:val="000000"/>
       </w:rPr>
     </w:tblStylePr>
@@ -12763,6 +13271,7 @@
       <w:spacing w:after="0" w:line="240" w:lineRule="auto"/>
     </w:pPr>
     <w:rPr>
+      <w:rFonts w:eastAsia="黑体"/>
       <w:color w:themeColor="text1" w:val="000000"/>
     </w:rPr>
     <w:tblPr>
@@ -12789,6 +13298,7 @@
     </w:tcPr>
     <w:tblStylePr w:type="firstRow">
       <w:rPr>
+        <w:rFonts w:eastAsia="黑体"/>
         <w:b/>
         <w:bCs/>
       </w:rPr>
@@ -12807,6 +13317,7 @@
     </w:tblStylePr>
     <w:tblStylePr w:type="lastRow">
       <w:rPr>
+        <w:rFonts w:eastAsia="黑体"/>
         <w:b/>
         <w:bCs/>
         <w:color w:themeColor="background1" w:val="FFFFFF"/>
@@ -12821,6 +13332,7 @@
     </w:tblStylePr>
     <w:tblStylePr w:type="firstCol">
       <w:rPr>
+        <w:rFonts w:eastAsia="黑体"/>
         <w:color w:themeColor="background1" w:val="FFFFFF"/>
       </w:rPr>
       <w:tblPr/>
@@ -12838,6 +13350,7 @@
     </w:tblStylePr>
     <w:tblStylePr w:type="lastCol">
       <w:rPr>
+        <w:rFonts w:eastAsia="黑体"/>
         <w:color w:themeColor="background1" w:val="FFFFFF"/>
       </w:rPr>
       <w:tblPr/>
@@ -12875,6 +13388,7 @@
       <w:spacing w:after="0" w:line="240" w:lineRule="auto"/>
     </w:pPr>
     <w:rPr>
+      <w:rFonts w:eastAsia="黑体"/>
       <w:color w:themeColor="text1" w:val="000000"/>
     </w:rPr>
     <w:tblPr>
@@ -12901,6 +13415,7 @@
     </w:tcPr>
     <w:tblStylePr w:type="firstRow">
       <w:rPr>
+        <w:rFonts w:eastAsia="黑体"/>
         <w:b/>
         <w:bCs/>
       </w:rPr>
@@ -12919,6 +13434,7 @@
     </w:tblStylePr>
     <w:tblStylePr w:type="lastRow">
       <w:rPr>
+        <w:rFonts w:eastAsia="黑体"/>
         <w:b/>
         <w:bCs/>
         <w:color w:themeColor="background1" w:val="FFFFFF"/>
@@ -12933,6 +13449,7 @@
     </w:tblStylePr>
     <w:tblStylePr w:type="firstCol">
       <w:rPr>
+        <w:rFonts w:eastAsia="黑体"/>
         <w:color w:themeColor="background1" w:val="FFFFFF"/>
       </w:rPr>
       <w:tblPr/>
@@ -12950,6 +13467,7 @@
     </w:tblStylePr>
     <w:tblStylePr w:type="lastCol">
       <w:rPr>
+        <w:rFonts w:eastAsia="黑体"/>
         <w:color w:themeColor="background1" w:val="FFFFFF"/>
       </w:rPr>
       <w:tblPr/>
@@ -12979,11 +13497,13 @@
     </w:tblStylePr>
     <w:tblStylePr w:type="neCell">
       <w:rPr>
+        <w:rFonts w:eastAsia="黑体"/>
         <w:color w:themeColor="text1" w:val="000000"/>
       </w:rPr>
     </w:tblStylePr>
     <w:tblStylePr w:type="nwCell">
       <w:rPr>
+        <w:rFonts w:eastAsia="黑体"/>
         <w:color w:themeColor="text1" w:val="000000"/>
       </w:rPr>
     </w:tblStylePr>
@@ -12997,6 +13517,7 @@
       <w:spacing w:after="0" w:line="240" w:lineRule="auto"/>
     </w:pPr>
     <w:rPr>
+      <w:rFonts w:eastAsia="黑体"/>
       <w:color w:themeColor="text1" w:val="000000"/>
     </w:rPr>
     <w:tblPr>
@@ -13023,6 +13544,7 @@
     </w:tcPr>
     <w:tblStylePr w:type="firstRow">
       <w:rPr>
+        <w:rFonts w:eastAsia="黑体"/>
         <w:b/>
         <w:bCs/>
       </w:rPr>
@@ -13041,6 +13563,7 @@
     </w:tblStylePr>
     <w:tblStylePr w:type="lastRow">
       <w:rPr>
+        <w:rFonts w:eastAsia="黑体"/>
         <w:b/>
         <w:bCs/>
         <w:color w:themeColor="background1" w:val="FFFFFF"/>
@@ -13055,6 +13578,7 @@
     </w:tblStylePr>
     <w:tblStylePr w:type="firstCol">
       <w:rPr>
+        <w:rFonts w:eastAsia="黑体"/>
         <w:color w:themeColor="background1" w:val="FFFFFF"/>
       </w:rPr>
       <w:tblPr/>
@@ -13072,6 +13596,7 @@
     </w:tblStylePr>
     <w:tblStylePr w:type="lastCol">
       <w:rPr>
+        <w:rFonts w:eastAsia="黑体"/>
         <w:color w:themeColor="background1" w:val="FFFFFF"/>
       </w:rPr>
       <w:tblPr/>
@@ -13101,11 +13626,13 @@
     </w:tblStylePr>
     <w:tblStylePr w:type="neCell">
       <w:rPr>
+        <w:rFonts w:eastAsia="黑体"/>
         <w:color w:themeColor="text1" w:val="000000"/>
       </w:rPr>
     </w:tblStylePr>
     <w:tblStylePr w:type="nwCell">
       <w:rPr>
+        <w:rFonts w:eastAsia="黑体"/>
         <w:color w:themeColor="text1" w:val="000000"/>
       </w:rPr>
     </w:tblStylePr>
@@ -13119,6 +13646,7 @@
       <w:spacing w:after="0" w:line="240" w:lineRule="auto"/>
     </w:pPr>
     <w:rPr>
+      <w:rFonts w:eastAsia="黑体"/>
       <w:color w:themeColor="text1" w:val="000000"/>
     </w:rPr>
     <w:tblPr>
@@ -13145,6 +13673,7 @@
     </w:tcPr>
     <w:tblStylePr w:type="firstRow">
       <w:rPr>
+        <w:rFonts w:eastAsia="黑体"/>
         <w:b/>
         <w:bCs/>
       </w:rPr>
@@ -13163,6 +13692,7 @@
     </w:tblStylePr>
     <w:tblStylePr w:type="lastRow">
       <w:rPr>
+        <w:rFonts w:eastAsia="黑体"/>
         <w:b/>
         <w:bCs/>
         <w:color w:themeColor="background1" w:val="FFFFFF"/>
@@ -13177,6 +13707,7 @@
     </w:tblStylePr>
     <w:tblStylePr w:type="firstCol">
       <w:rPr>
+        <w:rFonts w:eastAsia="黑体"/>
         <w:color w:themeColor="background1" w:val="FFFFFF"/>
       </w:rPr>
       <w:tblPr/>
@@ -13194,6 +13725,7 @@
     </w:tblStylePr>
     <w:tblStylePr w:type="lastCol">
       <w:rPr>
+        <w:rFonts w:eastAsia="黑体"/>
         <w:color w:themeColor="background1" w:val="FFFFFF"/>
       </w:rPr>
       <w:tblPr/>
@@ -13223,11 +13755,13 @@
     </w:tblStylePr>
     <w:tblStylePr w:type="neCell">
       <w:rPr>
+        <w:rFonts w:eastAsia="黑体"/>
         <w:color w:themeColor="text1" w:val="000000"/>
       </w:rPr>
     </w:tblStylePr>
     <w:tblStylePr w:type="nwCell">
       <w:rPr>
+        <w:rFonts w:eastAsia="黑体"/>
         <w:color w:themeColor="text1" w:val="000000"/>
       </w:rPr>
     </w:tblStylePr>
@@ -13241,6 +13775,7 @@
       <w:spacing w:after="0" w:line="240" w:lineRule="auto"/>
     </w:pPr>
     <w:rPr>
+      <w:rFonts w:eastAsia="黑体"/>
       <w:color w:themeColor="text1" w:val="000000"/>
     </w:rPr>
     <w:tblPr>
@@ -13259,6 +13794,7 @@
     </w:tcPr>
     <w:tblStylePr w:type="firstRow">
       <w:rPr>
+        <w:rFonts w:eastAsia="黑体"/>
         <w:b/>
         <w:bCs/>
         <w:color w:themeColor="background1" w:val="FFFFFF"/>
@@ -13273,6 +13809,7 @@
     </w:tblStylePr>
     <w:tblStylePr w:type="lastRow">
       <w:rPr>
+        <w:rFonts w:eastAsia="黑体"/>
         <w:b/>
         <w:bCs/>
         <w:color w:themeColor="accent2" w:themeShade="CC" w:val="9E3A38"/>
@@ -13287,12 +13824,14 @@
     </w:tblStylePr>
     <w:tblStylePr w:type="firstCol">
       <w:rPr>
+        <w:rFonts w:eastAsia="黑体"/>
         <w:b/>
         <w:bCs/>
       </w:rPr>
     </w:tblStylePr>
     <w:tblStylePr w:type="lastCol">
       <w:rPr>
+        <w:rFonts w:eastAsia="黑体"/>
         <w:b/>
         <w:bCs/>
       </w:rPr>
@@ -13327,6 +13866,7 @@
       <w:spacing w:after="0" w:line="240" w:lineRule="auto"/>
     </w:pPr>
     <w:rPr>
+      <w:rFonts w:eastAsia="黑体"/>
       <w:color w:themeColor="text1" w:val="000000"/>
     </w:rPr>
     <w:tblPr>
@@ -13345,6 +13885,7 @@
     </w:tcPr>
     <w:tblStylePr w:type="firstRow">
       <w:rPr>
+        <w:rFonts w:eastAsia="黑体"/>
         <w:b/>
         <w:bCs/>
         <w:color w:themeColor="background1" w:val="FFFFFF"/>
@@ -13359,6 +13900,7 @@
     </w:tblStylePr>
     <w:tblStylePr w:type="lastRow">
       <w:rPr>
+        <w:rFonts w:eastAsia="黑体"/>
         <w:b/>
         <w:bCs/>
         <w:color w:themeColor="accent2" w:themeShade="CC" w:val="9E3A38"/>
@@ -13373,12 +13915,14 @@
     </w:tblStylePr>
     <w:tblStylePr w:type="firstCol">
       <w:rPr>
+        <w:rFonts w:eastAsia="黑体"/>
         <w:b/>
         <w:bCs/>
       </w:rPr>
     </w:tblStylePr>
     <w:tblStylePr w:type="lastCol">
       <w:rPr>
+        <w:rFonts w:eastAsia="黑体"/>
         <w:b/>
         <w:bCs/>
       </w:rPr>
@@ -13413,6 +13957,7 @@
       <w:spacing w:after="0" w:line="240" w:lineRule="auto"/>
     </w:pPr>
     <w:rPr>
+      <w:rFonts w:eastAsia="黑体"/>
       <w:color w:themeColor="text1" w:val="000000"/>
     </w:rPr>
     <w:tblPr>
@@ -13431,6 +13976,7 @@
     </w:tcPr>
     <w:tblStylePr w:type="firstRow">
       <w:rPr>
+        <w:rFonts w:eastAsia="黑体"/>
         <w:b/>
         <w:bCs/>
         <w:color w:themeColor="background1" w:val="FFFFFF"/>
@@ -13445,6 +13991,7 @@
     </w:tblStylePr>
     <w:tblStylePr w:type="lastRow">
       <w:rPr>
+        <w:rFonts w:eastAsia="黑体"/>
         <w:b/>
         <w:bCs/>
         <w:color w:themeColor="accent2" w:themeShade="CC" w:val="9E3A38"/>
@@ -13459,12 +14006,14 @@
     </w:tblStylePr>
     <w:tblStylePr w:type="firstCol">
       <w:rPr>
+        <w:rFonts w:eastAsia="黑体"/>
         <w:b/>
         <w:bCs/>
       </w:rPr>
     </w:tblStylePr>
     <w:tblStylePr w:type="lastCol">
       <w:rPr>
+        <w:rFonts w:eastAsia="黑体"/>
         <w:b/>
         <w:bCs/>
       </w:rPr>
@@ -13499,6 +14048,7 @@
       <w:spacing w:after="0" w:line="240" w:lineRule="auto"/>
     </w:pPr>
     <w:rPr>
+      <w:rFonts w:eastAsia="黑体"/>
       <w:color w:themeColor="text1" w:val="000000"/>
     </w:rPr>
     <w:tblPr>
@@ -13517,6 +14067,7 @@
     </w:tcPr>
     <w:tblStylePr w:type="firstRow">
       <w:rPr>
+        <w:rFonts w:eastAsia="黑体"/>
         <w:b/>
         <w:bCs/>
         <w:color w:themeColor="background1" w:val="FFFFFF"/>
@@ -13531,6 +14082,7 @@
     </w:tblStylePr>
     <w:tblStylePr w:type="lastRow">
       <w:rPr>
+        <w:rFonts w:eastAsia="黑体"/>
         <w:b/>
         <w:bCs/>
         <w:color w:themeColor="accent4" w:themeShade="CC" w:val="664E82"/>
@@ -13545,12 +14097,14 @@
     </w:tblStylePr>
     <w:tblStylePr w:type="firstCol">
       <w:rPr>
+        <w:rFonts w:eastAsia="黑体"/>
         <w:b/>
         <w:bCs/>
       </w:rPr>
     </w:tblStylePr>
     <w:tblStylePr w:type="lastCol">
       <w:rPr>
+        <w:rFonts w:eastAsia="黑体"/>
         <w:b/>
         <w:bCs/>
       </w:rPr>
@@ -13585,6 +14139,7 @@
       <w:spacing w:after="0" w:line="240" w:lineRule="auto"/>
     </w:pPr>
     <w:rPr>
+      <w:rFonts w:eastAsia="黑体"/>
       <w:color w:themeColor="text1" w:val="000000"/>
     </w:rPr>
     <w:tblPr>
@@ -13603,6 +14158,7 @@
     </w:tcPr>
     <w:tblStylePr w:type="firstRow">
       <w:rPr>
+        <w:rFonts w:eastAsia="黑体"/>
         <w:b/>
         <w:bCs/>
         <w:color w:themeColor="background1" w:val="FFFFFF"/>
@@ -13617,6 +14173,7 @@
     </w:tblStylePr>
     <w:tblStylePr w:type="lastRow">
       <w:rPr>
+        <w:rFonts w:eastAsia="黑体"/>
         <w:b/>
         <w:bCs/>
         <w:color w:themeColor="accent3" w:themeShade="CC" w:val="7E9C40"/>
@@ -13631,12 +14188,14 @@
     </w:tblStylePr>
     <w:tblStylePr w:type="firstCol">
       <w:rPr>
+        <w:rFonts w:eastAsia="黑体"/>
         <w:b/>
         <w:bCs/>
       </w:rPr>
     </w:tblStylePr>
     <w:tblStylePr w:type="lastCol">
       <w:rPr>
+        <w:rFonts w:eastAsia="黑体"/>
         <w:b/>
         <w:bCs/>
       </w:rPr>
@@ -13671,6 +14230,7 @@
       <w:spacing w:after="0" w:line="240" w:lineRule="auto"/>
     </w:pPr>
     <w:rPr>
+      <w:rFonts w:eastAsia="黑体"/>
       <w:color w:themeColor="text1" w:val="000000"/>
     </w:rPr>
     <w:tblPr>
@@ -13689,6 +14249,7 @@
     </w:tcPr>
     <w:tblStylePr w:type="firstRow">
       <w:rPr>
+        <w:rFonts w:eastAsia="黑体"/>
         <w:b/>
         <w:bCs/>
         <w:color w:themeColor="background1" w:val="FFFFFF"/>
@@ -13703,6 +14264,7 @@
     </w:tblStylePr>
     <w:tblStylePr w:type="lastRow">
       <w:rPr>
+        <w:rFonts w:eastAsia="黑体"/>
         <w:b/>
         <w:bCs/>
         <w:color w:themeColor="accent6" w:themeShade="CC" w:val="F2730A"/>
@@ -13717,12 +14279,14 @@
     </w:tblStylePr>
     <w:tblStylePr w:type="firstCol">
       <w:rPr>
+        <w:rFonts w:eastAsia="黑体"/>
         <w:b/>
         <w:bCs/>
       </w:rPr>
     </w:tblStylePr>
     <w:tblStylePr w:type="lastCol">
       <w:rPr>
+        <w:rFonts w:eastAsia="黑体"/>
         <w:b/>
         <w:bCs/>
       </w:rPr>
@@ -13757,6 +14321,7 @@
       <w:spacing w:after="0" w:line="240" w:lineRule="auto"/>
     </w:pPr>
     <w:rPr>
+      <w:rFonts w:eastAsia="黑体"/>
       <w:color w:themeColor="text1" w:val="000000"/>
     </w:rPr>
     <w:tblPr>
@@ -13775,6 +14340,7 @@
     </w:tcPr>
     <w:tblStylePr w:type="firstRow">
       <w:rPr>
+        <w:rFonts w:eastAsia="黑体"/>
         <w:b/>
         <w:bCs/>
         <w:color w:themeColor="background1" w:val="FFFFFF"/>
@@ -13789,6 +14355,7 @@
     </w:tblStylePr>
     <w:tblStylePr w:type="lastRow">
       <w:rPr>
+        <w:rFonts w:eastAsia="黑体"/>
         <w:b/>
         <w:bCs/>
         <w:color w:themeColor="accent5" w:themeShade="CC" w:val="348DA5"/>
@@ -13803,12 +14370,14 @@
     </w:tblStylePr>
     <w:tblStylePr w:type="firstCol">
       <w:rPr>
+        <w:rFonts w:eastAsia="黑体"/>
         <w:b/>
         <w:bCs/>
       </w:rPr>
     </w:tblStylePr>
     <w:tblStylePr w:type="lastCol">
       <w:rPr>
+        <w:rFonts w:eastAsia="黑体"/>
         <w:b/>
         <w:bCs/>
       </w:rPr>
@@ -13843,6 +14412,7 @@
       <w:spacing w:after="0" w:line="240" w:lineRule="auto"/>
     </w:pPr>
     <w:rPr>
+      <w:rFonts w:eastAsia="黑体"/>
       <w:color w:themeColor="text1" w:val="000000"/>
     </w:rPr>
     <w:tblPr>
@@ -13864,6 +14434,7 @@
     </w:tcPr>
     <w:tblStylePr w:type="firstRow">
       <w:rPr>
+        <w:rFonts w:eastAsia="黑体"/>
         <w:b/>
         <w:bCs/>
       </w:rPr>
@@ -13874,6 +14445,7 @@
     </w:tblStylePr>
     <w:tblStylePr w:type="lastRow">
       <w:rPr>
+        <w:rFonts w:eastAsia="黑体"/>
         <w:b/>
         <w:bCs/>
         <w:color w:themeColor="text1" w:val="000000"/>
@@ -13885,6 +14457,7 @@
     </w:tblStylePr>
     <w:tblStylePr w:type="firstCol">
       <w:rPr>
+        <w:rFonts w:eastAsia="黑体"/>
         <w:color w:themeColor="background1" w:val="FFFFFF"/>
       </w:rPr>
       <w:tblPr/>
@@ -13894,6 +14467,7 @@
     </w:tblStylePr>
     <w:tblStylePr w:type="lastCol">
       <w:rPr>
+        <w:rFonts w:eastAsia="黑体"/>
         <w:color w:themeColor="background1" w:val="FFFFFF"/>
       </w:rPr>
       <w:tblPr/>
@@ -13923,6 +14497,7 @@
       <w:spacing w:after="0" w:line="240" w:lineRule="auto"/>
     </w:pPr>
     <w:rPr>
+      <w:rFonts w:eastAsia="黑体"/>
       <w:color w:themeColor="text1" w:val="000000"/>
     </w:rPr>
     <w:tblPr>
@@ -13944,6 +14519,7 @@
     </w:tcPr>
     <w:tblStylePr w:type="firstRow">
       <w:rPr>
+        <w:rFonts w:eastAsia="黑体"/>
         <w:b/>
         <w:bCs/>
       </w:rPr>
@@ -13954,6 +14530,7 @@
     </w:tblStylePr>
     <w:tblStylePr w:type="lastRow">
       <w:rPr>
+        <w:rFonts w:eastAsia="黑体"/>
         <w:b/>
         <w:bCs/>
         <w:color w:themeColor="text1" w:val="000000"/>
@@ -13965,6 +14542,7 @@
     </w:tblStylePr>
     <w:tblStylePr w:type="firstCol">
       <w:rPr>
+        <w:rFonts w:eastAsia="黑体"/>
         <w:color w:themeColor="background1" w:val="FFFFFF"/>
       </w:rPr>
       <w:tblPr/>
@@ -13974,6 +14552,7 @@
     </w:tblStylePr>
     <w:tblStylePr w:type="lastCol">
       <w:rPr>
+        <w:rFonts w:eastAsia="黑体"/>
         <w:color w:themeColor="background1" w:val="FFFFFF"/>
       </w:rPr>
       <w:tblPr/>
@@ -14003,6 +14582,7 @@
       <w:spacing w:after="0" w:line="240" w:lineRule="auto"/>
     </w:pPr>
     <w:rPr>
+      <w:rFonts w:eastAsia="黑体"/>
       <w:color w:themeColor="text1" w:val="000000"/>
     </w:rPr>
     <w:tblPr>
@@ -14024,6 +14604,7 @@
     </w:tcPr>
     <w:tblStylePr w:type="firstRow">
       <w:rPr>
+        <w:rFonts w:eastAsia="黑体"/>
         <w:b/>
         <w:bCs/>
       </w:rPr>
@@ -14034,6 +14615,7 @@
     </w:tblStylePr>
     <w:tblStylePr w:type="lastRow">
       <w:rPr>
+        <w:rFonts w:eastAsia="黑体"/>
         <w:b/>
         <w:bCs/>
         <w:color w:themeColor="text1" w:val="000000"/>
@@ -14045,6 +14627,7 @@
     </w:tblStylePr>
     <w:tblStylePr w:type="firstCol">
       <w:rPr>
+        <w:rFonts w:eastAsia="黑体"/>
         <w:color w:themeColor="background1" w:val="FFFFFF"/>
       </w:rPr>
       <w:tblPr/>
@@ -14054,6 +14637,7 @@
     </w:tblStylePr>
     <w:tblStylePr w:type="lastCol">
       <w:rPr>
+        <w:rFonts w:eastAsia="黑体"/>
         <w:color w:themeColor="background1" w:val="FFFFFF"/>
       </w:rPr>
       <w:tblPr/>
@@ -14083,6 +14667,7 @@
       <w:spacing w:after="0" w:line="240" w:lineRule="auto"/>
     </w:pPr>
     <w:rPr>
+      <w:rFonts w:eastAsia="黑体"/>
       <w:color w:themeColor="text1" w:val="000000"/>
     </w:rPr>
     <w:tblPr>
@@ -14104,6 +14689,7 @@
     </w:tcPr>
     <w:tblStylePr w:type="firstRow">
       <w:rPr>
+        <w:rFonts w:eastAsia="黑体"/>
         <w:b/>
         <w:bCs/>
       </w:rPr>
@@ -14114,6 +14700,7 @@
     </w:tblStylePr>
     <w:tblStylePr w:type="lastRow">
       <w:rPr>
+        <w:rFonts w:eastAsia="黑体"/>
         <w:b/>
         <w:bCs/>
         <w:color w:themeColor="text1" w:val="000000"/>
@@ -14125,6 +14712,7 @@
     </w:tblStylePr>
     <w:tblStylePr w:type="firstCol">
       <w:rPr>
+        <w:rFonts w:eastAsia="黑体"/>
         <w:color w:themeColor="background1" w:val="FFFFFF"/>
       </w:rPr>
       <w:tblPr/>
@@ -14134,6 +14722,7 @@
     </w:tblStylePr>
     <w:tblStylePr w:type="lastCol">
       <w:rPr>
+        <w:rFonts w:eastAsia="黑体"/>
         <w:color w:themeColor="background1" w:val="FFFFFF"/>
       </w:rPr>
       <w:tblPr/>
@@ -14163,6 +14752,7 @@
       <w:spacing w:after="0" w:line="240" w:lineRule="auto"/>
     </w:pPr>
     <w:rPr>
+      <w:rFonts w:eastAsia="黑体"/>
       <w:color w:themeColor="text1" w:val="000000"/>
     </w:rPr>
     <w:tblPr>
@@ -14184,6 +14774,7 @@
     </w:tcPr>
     <w:tblStylePr w:type="firstRow">
       <w:rPr>
+        <w:rFonts w:eastAsia="黑体"/>
         <w:b/>
         <w:bCs/>
       </w:rPr>
@@ -14194,6 +14785,7 @@
     </w:tblStylePr>
     <w:tblStylePr w:type="lastRow">
       <w:rPr>
+        <w:rFonts w:eastAsia="黑体"/>
         <w:b/>
         <w:bCs/>
         <w:color w:themeColor="text1" w:val="000000"/>
@@ -14205,6 +14797,7 @@
     </w:tblStylePr>
     <w:tblStylePr w:type="firstCol">
       <w:rPr>
+        <w:rFonts w:eastAsia="黑体"/>
         <w:color w:themeColor="background1" w:val="FFFFFF"/>
       </w:rPr>
       <w:tblPr/>
@@ -14214,6 +14807,7 @@
     </w:tblStylePr>
     <w:tblStylePr w:type="lastCol">
       <w:rPr>
+        <w:rFonts w:eastAsia="黑体"/>
         <w:color w:themeColor="background1" w:val="FFFFFF"/>
       </w:rPr>
       <w:tblPr/>
@@ -14243,6 +14837,7 @@
       <w:spacing w:after="0" w:line="240" w:lineRule="auto"/>
     </w:pPr>
     <w:rPr>
+      <w:rFonts w:eastAsia="黑体"/>
       <w:color w:themeColor="text1" w:val="000000"/>
     </w:rPr>
     <w:tblPr>
@@ -14264,6 +14859,7 @@
     </w:tcPr>
     <w:tblStylePr w:type="firstRow">
       <w:rPr>
+        <w:rFonts w:eastAsia="黑体"/>
         <w:b/>
         <w:bCs/>
       </w:rPr>
@@ -14274,6 +14870,7 @@
     </w:tblStylePr>
     <w:tblStylePr w:type="lastRow">
       <w:rPr>
+        <w:rFonts w:eastAsia="黑体"/>
         <w:b/>
         <w:bCs/>
         <w:color w:themeColor="text1" w:val="000000"/>
@@ -14285,6 +14882,7 @@
     </w:tblStylePr>
     <w:tblStylePr w:type="firstCol">
       <w:rPr>
+        <w:rFonts w:eastAsia="黑体"/>
         <w:color w:themeColor="background1" w:val="FFFFFF"/>
       </w:rPr>
       <w:tblPr/>
@@ -14294,6 +14892,7 @@
     </w:tblStylePr>
     <w:tblStylePr w:type="lastCol">
       <w:rPr>
+        <w:rFonts w:eastAsia="黑体"/>
         <w:color w:themeColor="background1" w:val="FFFFFF"/>
       </w:rPr>
       <w:tblPr/>
@@ -14323,6 +14922,7 @@
       <w:spacing w:after="0" w:line="240" w:lineRule="auto"/>
     </w:pPr>
     <w:rPr>
+      <w:rFonts w:eastAsia="黑体"/>
       <w:color w:themeColor="text1" w:val="000000"/>
     </w:rPr>
     <w:tblPr>
@@ -14344,6 +14944,7 @@
     </w:tcPr>
     <w:tblStylePr w:type="firstRow">
       <w:rPr>
+        <w:rFonts w:eastAsia="黑体"/>
         <w:b/>
         <w:bCs/>
       </w:rPr>
@@ -14354,6 +14955,7 @@
     </w:tblStylePr>
     <w:tblStylePr w:type="lastRow">
       <w:rPr>
+        <w:rFonts w:eastAsia="黑体"/>
         <w:b/>
         <w:bCs/>
         <w:color w:themeColor="text1" w:val="000000"/>
@@ -14365,6 +14967,7 @@
     </w:tblStylePr>
     <w:tblStylePr w:type="firstCol">
       <w:rPr>
+        <w:rFonts w:eastAsia="黑体"/>
         <w:color w:themeColor="background1" w:val="FFFFFF"/>
       </w:rPr>
       <w:tblPr/>
@@ -14374,6 +14977,7 @@
     </w:tblStylePr>
     <w:tblStylePr w:type="lastCol">
       <w:rPr>
+        <w:rFonts w:eastAsia="黑体"/>
         <w:color w:themeColor="background1" w:val="FFFFFF"/>
       </w:rPr>
       <w:tblPr/>
@@ -14406,6 +15010,7 @@
     <w:name w:val="KeywordTok"/>
     <w:basedOn w:val="VerbatimChar"/>
     <w:rPr>
+      <w:rFonts w:eastAsia="黑体"/>
       <w:b/>
       <w:color w:val="007020"/>
     </w:rPr>
@@ -14414,6 +15019,7 @@
     <w:name w:val="DataTypeTok"/>
     <w:basedOn w:val="VerbatimChar"/>
     <w:rPr>
+      <w:rFonts w:eastAsia="黑体"/>
       <w:color w:val="902000"/>
     </w:rPr>
   </w:style>
@@ -14421,6 +15027,7 @@
     <w:name w:val="DecValTok"/>
     <w:basedOn w:val="VerbatimChar"/>
     <w:rPr>
+      <w:rFonts w:eastAsia="黑体"/>
       <w:color w:val="40a070"/>
     </w:rPr>
   </w:style>
@@ -14428,6 +15035,7 @@
     <w:name w:val="BaseNTok"/>
     <w:basedOn w:val="VerbatimChar"/>
     <w:rPr>
+      <w:rFonts w:eastAsia="黑体"/>
       <w:color w:val="40a070"/>
     </w:rPr>
   </w:style>
@@ -14435,6 +15043,7 @@
     <w:name w:val="FloatTok"/>
     <w:basedOn w:val="VerbatimChar"/>
     <w:rPr>
+      <w:rFonts w:eastAsia="黑体"/>
       <w:color w:val="40a070"/>
     </w:rPr>
   </w:style>
@@ -14442,6 +15051,7 @@
     <w:name w:val="ConstantTok"/>
     <w:basedOn w:val="VerbatimChar"/>
     <w:rPr>
+      <w:rFonts w:eastAsia="黑体"/>
       <w:color w:val="880000"/>
     </w:rPr>
   </w:style>
@@ -14449,6 +15059,7 @@
     <w:name w:val="CharTok"/>
     <w:basedOn w:val="VerbatimChar"/>
     <w:rPr>
+      <w:rFonts w:eastAsia="黑体"/>
       <w:color w:val="4070a0"/>
     </w:rPr>
   </w:style>
@@ -14456,6 +15067,7 @@
     <w:name w:val="SpecialCharTok"/>
     <w:basedOn w:val="VerbatimChar"/>
     <w:rPr>
+      <w:rFonts w:eastAsia="黑体"/>
       <w:color w:val="4070a0"/>
     </w:rPr>
   </w:style>
@@ -14463,6 +15075,7 @@
     <w:name w:val="StringTok"/>
     <w:basedOn w:val="VerbatimChar"/>
     <w:rPr>
+      <w:rFonts w:eastAsia="黑体"/>
       <w:color w:val="4070a0"/>
     </w:rPr>
   </w:style>
@@ -14470,6 +15083,7 @@
     <w:name w:val="VerbatimStringTok"/>
     <w:basedOn w:val="VerbatimChar"/>
     <w:rPr>
+      <w:rFonts w:eastAsia="黑体"/>
       <w:color w:val="4070a0"/>
     </w:rPr>
   </w:style>
@@ -14477,6 +15091,7 @@
     <w:name w:val="SpecialStringTok"/>
     <w:basedOn w:val="VerbatimChar"/>
     <w:rPr>
+      <w:rFonts w:eastAsia="黑体"/>
       <w:color w:val="bb6688"/>
     </w:rPr>
   </w:style>
@@ -14484,6 +15099,7 @@
     <w:name w:val="ImportTok"/>
     <w:basedOn w:val="VerbatimChar"/>
     <w:rPr>
+      <w:rFonts w:eastAsia="黑体"/>
       <w:b/>
       <w:color w:val="008000"/>
     </w:rPr>
@@ -14492,6 +15108,7 @@
     <w:name w:val="CommentTok"/>
     <w:basedOn w:val="VerbatimChar"/>
     <w:rPr>
+      <w:rFonts w:eastAsia="黑体"/>
       <w:i/>
       <w:color w:val="60a0b0"/>
     </w:rPr>
@@ -14500,6 +15117,7 @@
     <w:name w:val="DocumentationTok"/>
     <w:basedOn w:val="VerbatimChar"/>
     <w:rPr>
+      <w:rFonts w:eastAsia="黑体"/>
       <w:i/>
       <w:color w:val="ba2121"/>
     </w:rPr>
@@ -14508,6 +15126,7 @@
     <w:name w:val="AnnotationTok"/>
     <w:basedOn w:val="VerbatimChar"/>
     <w:rPr>
+      <w:rFonts w:eastAsia="黑体"/>
       <w:b/>
       <w:i/>
       <w:color w:val="60a0b0"/>
@@ -14517,6 +15136,7 @@
     <w:name w:val="CommentVarTok"/>
     <w:basedOn w:val="VerbatimChar"/>
     <w:rPr>
+      <w:rFonts w:eastAsia="黑体"/>
       <w:b/>
       <w:i/>
       <w:color w:val="60a0b0"/>
@@ -14526,6 +15146,7 @@
     <w:name w:val="OtherTok"/>
     <w:basedOn w:val="VerbatimChar"/>
     <w:rPr>
+      <w:rFonts w:eastAsia="黑体"/>
       <w:color w:val="007020"/>
     </w:rPr>
   </w:style>
@@ -14533,6 +15154,7 @@
     <w:name w:val="FunctionTok"/>
     <w:basedOn w:val="VerbatimChar"/>
     <w:rPr>
+      <w:rFonts w:eastAsia="黑体"/>
       <w:color w:val="06287e"/>
     </w:rPr>
   </w:style>
@@ -14540,6 +15162,7 @@
     <w:name w:val="VariableTok"/>
     <w:basedOn w:val="VerbatimChar"/>
     <w:rPr>
+      <w:rFonts w:eastAsia="黑体"/>
       <w:color w:val="19177c"/>
     </w:rPr>
   </w:style>
@@ -14547,6 +15170,7 @@
     <w:name w:val="ControlFlowTok"/>
     <w:basedOn w:val="VerbatimChar"/>
     <w:rPr>
+      <w:rFonts w:eastAsia="黑体"/>
       <w:b/>
       <w:color w:val="007020"/>
     </w:rPr>
@@ -14555,6 +15179,7 @@
     <w:name w:val="OperatorTok"/>
     <w:basedOn w:val="VerbatimChar"/>
     <w:rPr>
+      <w:rFonts w:eastAsia="黑体"/>
       <w:color w:val="666666"/>
     </w:rPr>
   </w:style>
@@ -14562,18 +15187,22 @@
     <w:name w:val="BuiltInTok"/>
     <w:basedOn w:val="VerbatimChar"/>
     <w:rPr>
+      <w:rFonts w:eastAsia="黑体"/>
       <w:color w:val="008000"/>
     </w:rPr>
   </w:style>
   <w:style w:type="character" w:customStyle="1" w:styleId="ExtensionTok">
     <w:name w:val="ExtensionTok"/>
     <w:basedOn w:val="VerbatimChar"/>
-    <w:rPr/>
+    <w:rPr>
+      <w:rFonts w:eastAsia="黑体"/>
+    </w:rPr>
   </w:style>
   <w:style w:type="character" w:customStyle="1" w:styleId="PreprocessorTok">
     <w:name w:val="PreprocessorTok"/>
     <w:basedOn w:val="VerbatimChar"/>
     <w:rPr>
+      <w:rFonts w:eastAsia="黑体"/>
       <w:color w:val="bc7a00"/>
     </w:rPr>
   </w:style>
@@ -14581,18 +15210,22 @@
     <w:name w:val="AttributeTok"/>
     <w:basedOn w:val="VerbatimChar"/>
     <w:rPr>
+      <w:rFonts w:eastAsia="黑体"/>
       <w:color w:val="7d9029"/>
     </w:rPr>
   </w:style>
   <w:style w:type="character" w:customStyle="1" w:styleId="RegionMarkerTok">
     <w:name w:val="RegionMarkerTok"/>
     <w:basedOn w:val="VerbatimChar"/>
-    <w:rPr/>
+    <w:rPr>
+      <w:rFonts w:eastAsia="黑体"/>
+    </w:rPr>
   </w:style>
   <w:style w:type="character" w:customStyle="1" w:styleId="InformationTok">
     <w:name w:val="InformationTok"/>
     <w:basedOn w:val="VerbatimChar"/>
     <w:rPr>
+      <w:rFonts w:eastAsia="黑体"/>
       <w:b/>
       <w:i/>
       <w:color w:val="60a0b0"/>
@@ -14602,6 +15235,7 @@
     <w:name w:val="WarningTok"/>
     <w:basedOn w:val="VerbatimChar"/>
     <w:rPr>
+      <w:rFonts w:eastAsia="黑体"/>
       <w:b/>
       <w:i/>
       <w:color w:val="60a0b0"/>
@@ -14611,6 +15245,7 @@
     <w:name w:val="AlertTok"/>
     <w:basedOn w:val="VerbatimChar"/>
     <w:rPr>
+      <w:rFonts w:eastAsia="黑体"/>
       <w:b/>
       <w:color w:val="ff0000"/>
     </w:rPr>
@@ -14619,6 +15254,7 @@
     <w:name w:val="ErrorTok"/>
     <w:basedOn w:val="VerbatimChar"/>
     <w:rPr>
+      <w:rFonts w:eastAsia="黑体"/>
       <w:b/>
       <w:color w:val="ff0000"/>
     </w:rPr>
@@ -14626,7 +15262,9 @@
   <w:style w:type="character" w:customStyle="1" w:styleId="NormalTok">
     <w:name w:val="NormalTok"/>
     <w:basedOn w:val="VerbatimChar"/>
-    <w:rPr/>
+    <w:rPr>
+      <w:rFonts w:eastAsia="黑体"/>
+    </w:rPr>
   </w:style>
 </w:styles>
 </file>
@@ -14675,12 +15313,12 @@
     <a:fontScheme name="Office">
       <a:majorFont>
         <a:latin typeface="Calibri"/>
-        <a:ea typeface=""/>
+        <a:ea typeface="黑体"/>
         <a:cs typeface=""/>
         <a:font script="Jpan" typeface="ＭＳ ゴシック"/>
         <a:font script="Hang" typeface="맑은 고딕"/>
-        <a:font script="Hans" typeface="宋体"/>
-        <a:font script="Hant" typeface="新細明體"/>
+        <a:font script="Hans" typeface="黑体"/>
+        <a:font script="Hant" typeface="黑体"/>
         <a:font script="Arab" typeface="Times New Roman"/>
         <a:font script="Hebr" typeface="Times New Roman"/>
         <a:font script="Thai" typeface="Angsana New"/>
@@ -14710,12 +15348,12 @@
       </a:majorFont>
       <a:minorFont>
         <a:latin typeface="Cambria"/>
-        <a:ea typeface=""/>
+        <a:ea typeface="黑体"/>
         <a:cs typeface=""/>
         <a:font script="Jpan" typeface="ＭＳ 明朝"/>
         <a:font script="Hang" typeface="맑은 고딕"/>
-        <a:font script="Hans" typeface="宋体"/>
-        <a:font script="Hant" typeface="新細明體"/>
+        <a:font script="Hans" typeface="黑体"/>
+        <a:font script="Hant" typeface="黑体"/>
         <a:font script="Arab" typeface="Arial"/>
         <a:font script="Hebr" typeface="Arial"/>
         <a:font script="Thai" typeface="Cordia New"/>

--- a/05-数字电路/03-单片机及嵌入式接口/看门狗电路/看门狗电路.docx
+++ b/05-数字电路/03-单片机及嵌入式接口/看门狗电路/看门狗电路.docx
@@ -2242,7 +2242,7 @@
           <w:color w:val="555555"/>
           <w:sz w:val="21"/>
         </w:rPr>
-        <w:t>材料收集者：杜文杰，WX手机：19519196569，QQ:3478827729</w:t>
+        <w:t>材料收集者：杜文杰，微信/手机：19519196569，QQ:3478827729</w:t>
       </w:r>
     </w:p>
     <w:sectPr>
